--- a/src/main/resources/templates/NhapKho/phu-luc-hop-dong-thue-chap-vinfast.docx
+++ b/src/main/resources/templates/NhapKho/phu-luc-hop-dong-thue-chap-vinfast.docx
@@ -783,6 +783,13 @@
                 <w:sz w:val="23"/>
               </w:rPr>
               <w:t xml:space="preserve">  </w:t>
+            </w:r>
+            <w:r>
+              <w:rPr>
+                <w:sz w:val="23"/>
+                <w:lang w:val="en-US"/>
+              </w:rPr>
+              <w:t xml:space="preserve"> </w:t>
             </w:r>
             <w:r>
               <w:rPr>
@@ -4448,7 +4455,7 @@
     </w:p>
     <w:tbl>
       <w:tblPr>
-        <w:tblW w:w="0" w:type="auto"/>
+        <w:tblW w:w="10710" w:type="dxa"/>
         <w:tblInd w:w="-900" w:type="dxa"/>
         <w:tblLayout w:type="fixed"/>
         <w:tblCellMar>
@@ -4464,8 +4471,8 @@
         <w:gridCol w:w="1170"/>
         <w:gridCol w:w="990"/>
         <w:gridCol w:w="1260"/>
-        <w:gridCol w:w="1350"/>
-        <w:gridCol w:w="2430"/>
+        <w:gridCol w:w="1710"/>
+        <w:gridCol w:w="2520"/>
       </w:tblGrid>
       <w:tr>
         <w:trPr>
@@ -4473,7 +4480,7 @@
         </w:trPr>
         <w:tc>
           <w:tcPr>
-            <w:tcW w:w="10260" w:type="dxa"/>
+            <w:tcW w:w="10710" w:type="dxa"/>
             <w:gridSpan w:val="8"/>
             <w:tcBorders>
               <w:bottom w:val="single" w:sz="4" w:space="0" w:color="auto"/>
@@ -5266,7 +5273,7 @@
         </w:tc>
         <w:tc>
           <w:tcPr>
-            <w:tcW w:w="1350" w:type="dxa"/>
+            <w:tcW w:w="1710" w:type="dxa"/>
             <w:tcBorders>
               <w:top w:val="single" w:sz="4" w:space="0" w:color="auto"/>
               <w:left w:val="single" w:sz="4" w:space="0" w:color="auto"/>
@@ -5329,7 +5336,7 @@
         </w:tc>
         <w:tc>
           <w:tcPr>
-            <w:tcW w:w="2430" w:type="dxa"/>
+            <w:tcW w:w="2520" w:type="dxa"/>
             <w:tcBorders>
               <w:top w:val="single" w:sz="4" w:space="0" w:color="auto"/>
               <w:left w:val="single" w:sz="4" w:space="0" w:color="auto"/>
@@ -5435,7 +5442,7 @@
         </w:trPr>
         <w:tc>
           <w:tcPr>
-            <w:tcW w:w="10260" w:type="dxa"/>
+            <w:tcW w:w="10710" w:type="dxa"/>
             <w:gridSpan w:val="8"/>
             <w:tcBorders>
               <w:top w:val="single" w:sz="4" w:space="0" w:color="auto"/>
@@ -6038,7 +6045,7 @@
         </w:tc>
         <w:tc>
           <w:tcPr>
-            <w:tcW w:w="1350" w:type="dxa"/>
+            <w:tcW w:w="1710" w:type="dxa"/>
             <w:tcBorders>
               <w:top w:val="single" w:sz="4" w:space="0" w:color="auto"/>
               <w:left w:val="single" w:sz="4" w:space="0" w:color="auto"/>
@@ -6099,7 +6106,7 @@
         </w:tc>
         <w:tc>
           <w:tcPr>
-            <w:tcW w:w="2430" w:type="dxa"/>
+            <w:tcW w:w="2520" w:type="dxa"/>
             <w:tcBorders>
               <w:top w:val="single" w:sz="4" w:space="0" w:color="auto"/>
               <w:left w:val="single" w:sz="4" w:space="0" w:color="auto"/>
@@ -6276,7 +6283,7 @@
         </w:tc>
         <w:tc>
           <w:tcPr>
-            <w:tcW w:w="1350" w:type="dxa"/>
+            <w:tcW w:w="1710" w:type="dxa"/>
             <w:tcBorders>
               <w:top w:val="single" w:sz="4" w:space="0" w:color="auto"/>
               <w:left w:val="single" w:sz="4" w:space="0" w:color="auto"/>
@@ -6297,7 +6304,7 @@
         </w:tc>
         <w:tc>
           <w:tcPr>
-            <w:tcW w:w="2430" w:type="dxa"/>
+            <w:tcW w:w="2520" w:type="dxa"/>
             <w:tcBorders>
               <w:top w:val="single" w:sz="4" w:space="0" w:color="auto"/>
               <w:left w:val="single" w:sz="4" w:space="0" w:color="auto"/>
@@ -6323,7 +6330,7 @@
         </w:trPr>
         <w:tc>
           <w:tcPr>
-            <w:tcW w:w="10260" w:type="dxa"/>
+            <w:tcW w:w="10710" w:type="dxa"/>
             <w:gridSpan w:val="8"/>
             <w:tcBorders>
               <w:top w:val="single" w:sz="4" w:space="0" w:color="auto"/>
@@ -6362,7 +6369,7 @@
         </w:trPr>
         <w:tc>
           <w:tcPr>
-            <w:tcW w:w="10260" w:type="dxa"/>
+            <w:tcW w:w="10710" w:type="dxa"/>
             <w:gridSpan w:val="8"/>
             <w:tcBorders>
               <w:top w:val="single" w:sz="4" w:space="0" w:color="auto"/>
@@ -6386,7 +6393,32 @@
                 <w:sz w:val="24"/>
                 <w:szCs w:val="24"/>
               </w:rPr>
-              <w:t>Các tài sản khác hình thành trong tương lai (nếu có) theo HĐTC 02/2025/10987477/HĐBĐ nêu trên vẫn là tài sản thế chấp cho ngân hàng và sẽ đăng ký thế chấp khi ngân hàng nhận bộ hồ sơ xe.</w:t>
+              <w:t>Các tài sản khác hình thành trong tương lai (nếu có) theo HĐTC</w:t>
+            </w:r>
+            <w:r>
+              <w:rPr>
+                <w:rFonts w:asciiTheme="majorHAnsi" w:hAnsiTheme="majorHAnsi" w:cstheme="majorHAnsi"/>
+                <w:sz w:val="24"/>
+                <w:szCs w:val="24"/>
+                <w:lang w:val="en-US"/>
+              </w:rPr>
+              <w:t xml:space="preserve"> </w:t>
+            </w:r>
+            <w:r>
+              <w:rPr>
+                <w:b/>
+                <w:color w:val="1F497D" w:themeColor="text2"/>
+                <w:sz w:val="23"/>
+              </w:rPr>
+              <w:t xml:space="preserve">{{HDBD}} </w:t>
+            </w:r>
+            <w:r>
+              <w:rPr>
+                <w:rFonts w:asciiTheme="majorHAnsi" w:hAnsiTheme="majorHAnsi" w:cstheme="majorHAnsi"/>
+                <w:sz w:val="24"/>
+                <w:szCs w:val="24"/>
+              </w:rPr>
+              <w:t>nêu trên vẫn là tài sản thế chấp cho ngân hàng và sẽ đăng ký thế chấp khi ngân hàng nhận bộ hồ sơ xe.</w:t>
             </w:r>
           </w:p>
         </w:tc>
@@ -6397,7 +6429,7 @@
         </w:trPr>
         <w:tc>
           <w:tcPr>
-            <w:tcW w:w="10260" w:type="dxa"/>
+            <w:tcW w:w="10710" w:type="dxa"/>
             <w:gridSpan w:val="8"/>
           </w:tcPr>
           <w:p>
@@ -6526,7 +6558,7 @@
         </w:trPr>
         <w:tc>
           <w:tcPr>
-            <w:tcW w:w="10260" w:type="dxa"/>
+            <w:tcW w:w="10710" w:type="dxa"/>
             <w:gridSpan w:val="8"/>
           </w:tcPr>
           <w:p>
@@ -6711,7 +6743,7 @@
         </w:trPr>
         <w:tc>
           <w:tcPr>
-            <w:tcW w:w="10260" w:type="dxa"/>
+            <w:tcW w:w="10710" w:type="dxa"/>
             <w:gridSpan w:val="8"/>
           </w:tcPr>
           <w:p>
@@ -6913,7 +6945,7 @@
         </w:trPr>
         <w:tc>
           <w:tcPr>
-            <w:tcW w:w="10260" w:type="dxa"/>
+            <w:tcW w:w="10710" w:type="dxa"/>
             <w:gridSpan w:val="8"/>
           </w:tcPr>
           <w:p>
@@ -7411,7 +7443,7 @@
         </w:trPr>
         <w:tc>
           <w:tcPr>
-            <w:tcW w:w="10260" w:type="dxa"/>
+            <w:tcW w:w="10710" w:type="dxa"/>
             <w:gridSpan w:val="8"/>
           </w:tcPr>
           <w:p>
@@ -7528,7 +7560,7 @@
         </w:trPr>
         <w:tc>
           <w:tcPr>
-            <w:tcW w:w="10260" w:type="dxa"/>
+            <w:tcW w:w="10710" w:type="dxa"/>
             <w:gridSpan w:val="8"/>
           </w:tcPr>
           <w:p>
@@ -7729,7 +7761,7 @@
         </w:trPr>
         <w:tc>
           <w:tcPr>
-            <w:tcW w:w="10260" w:type="dxa"/>
+            <w:tcW w:w="10710" w:type="dxa"/>
             <w:gridSpan w:val="8"/>
           </w:tcPr>
           <w:p>

--- a/src/main/resources/templates/NhapKho/phu-luc-hop-dong-thue-chap-vinfast.docx
+++ b/src/main/resources/templates/NhapKho/phu-luc-hop-dong-thue-chap-vinfast.docx
@@ -30,12 +30,14 @@
               <w:spacing w:line="259" w:lineRule="exact"/>
               <w:jc w:val="center"/>
               <w:rPr>
-                <w:b/>
-                <w:sz w:val="23"/>
-              </w:rPr>
-            </w:pPr>
-            <w:r>
-              <w:rPr>
+                <w:rFonts w:asciiTheme="majorHAnsi" w:hAnsiTheme="majorHAnsi" w:cstheme="majorHAnsi"/>
+                <w:b/>
+                <w:sz w:val="23"/>
+              </w:rPr>
+            </w:pPr>
+            <w:r>
+              <w:rPr>
+                <w:rFonts w:asciiTheme="majorHAnsi" w:hAnsiTheme="majorHAnsi" w:cstheme="majorHAnsi"/>
                 <w:b/>
                 <w:sz w:val="23"/>
               </w:rPr>
@@ -43,6 +45,7 @@
             </w:r>
             <w:r>
               <w:rPr>
+                <w:rFonts w:asciiTheme="majorHAnsi" w:hAnsiTheme="majorHAnsi" w:cstheme="majorHAnsi"/>
                 <w:b/>
                 <w:spacing w:val="11"/>
                 <w:sz w:val="23"/>
@@ -51,6 +54,7 @@
             </w:r>
             <w:r>
               <w:rPr>
+                <w:rFonts w:asciiTheme="majorHAnsi" w:hAnsiTheme="majorHAnsi" w:cstheme="majorHAnsi"/>
                 <w:b/>
                 <w:sz w:val="23"/>
               </w:rPr>
@@ -58,6 +62,7 @@
             </w:r>
             <w:r>
               <w:rPr>
+                <w:rFonts w:asciiTheme="majorHAnsi" w:hAnsiTheme="majorHAnsi" w:cstheme="majorHAnsi"/>
                 <w:b/>
                 <w:spacing w:val="11"/>
                 <w:sz w:val="23"/>
@@ -66,6 +71,7 @@
             </w:r>
             <w:r>
               <w:rPr>
+                <w:rFonts w:asciiTheme="majorHAnsi" w:hAnsiTheme="majorHAnsi" w:cstheme="majorHAnsi"/>
                 <w:b/>
                 <w:sz w:val="23"/>
               </w:rPr>
@@ -73,6 +79,7 @@
             </w:r>
             <w:r>
               <w:rPr>
+                <w:rFonts w:asciiTheme="majorHAnsi" w:hAnsiTheme="majorHAnsi" w:cstheme="majorHAnsi"/>
                 <w:b/>
                 <w:spacing w:val="12"/>
                 <w:sz w:val="23"/>
@@ -81,6 +88,7 @@
             </w:r>
             <w:r>
               <w:rPr>
+                <w:rFonts w:asciiTheme="majorHAnsi" w:hAnsiTheme="majorHAnsi" w:cstheme="majorHAnsi"/>
                 <w:b/>
                 <w:sz w:val="23"/>
               </w:rPr>
@@ -88,6 +96,7 @@
             </w:r>
             <w:r>
               <w:rPr>
+                <w:rFonts w:asciiTheme="majorHAnsi" w:hAnsiTheme="majorHAnsi" w:cstheme="majorHAnsi"/>
                 <w:b/>
                 <w:spacing w:val="10"/>
                 <w:sz w:val="23"/>
@@ -96,6 +105,7 @@
             </w:r>
             <w:r>
               <w:rPr>
+                <w:rFonts w:asciiTheme="majorHAnsi" w:hAnsiTheme="majorHAnsi" w:cstheme="majorHAnsi"/>
                 <w:b/>
                 <w:sz w:val="23"/>
               </w:rPr>
@@ -103,6 +113,7 @@
             </w:r>
             <w:r>
               <w:rPr>
+                <w:rFonts w:asciiTheme="majorHAnsi" w:hAnsiTheme="majorHAnsi" w:cstheme="majorHAnsi"/>
                 <w:b/>
                 <w:spacing w:val="11"/>
                 <w:sz w:val="23"/>
@@ -111,6 +122,7 @@
             </w:r>
             <w:r>
               <w:rPr>
+                <w:rFonts w:asciiTheme="majorHAnsi" w:hAnsiTheme="majorHAnsi" w:cstheme="majorHAnsi"/>
                 <w:b/>
                 <w:sz w:val="23"/>
               </w:rPr>
@@ -118,6 +130,7 @@
             </w:r>
             <w:r>
               <w:rPr>
+                <w:rFonts w:asciiTheme="majorHAnsi" w:hAnsiTheme="majorHAnsi" w:cstheme="majorHAnsi"/>
                 <w:b/>
                 <w:spacing w:val="11"/>
                 <w:sz w:val="23"/>
@@ -126,6 +139,7 @@
             </w:r>
             <w:r>
               <w:rPr>
+                <w:rFonts w:asciiTheme="majorHAnsi" w:hAnsiTheme="majorHAnsi" w:cstheme="majorHAnsi"/>
                 <w:b/>
                 <w:sz w:val="23"/>
               </w:rPr>
@@ -133,6 +147,7 @@
             </w:r>
             <w:r>
               <w:rPr>
+                <w:rFonts w:asciiTheme="majorHAnsi" w:hAnsiTheme="majorHAnsi" w:cstheme="majorHAnsi"/>
                 <w:b/>
                 <w:spacing w:val="9"/>
                 <w:sz w:val="23"/>
@@ -141,6 +156,7 @@
             </w:r>
             <w:r>
               <w:rPr>
+                <w:rFonts w:asciiTheme="majorHAnsi" w:hAnsiTheme="majorHAnsi" w:cstheme="majorHAnsi"/>
                 <w:b/>
                 <w:spacing w:val="-5"/>
                 <w:sz w:val="23"/>
@@ -164,12 +180,14 @@
               <w:spacing w:before="61" w:line="246" w:lineRule="exact"/>
               <w:jc w:val="center"/>
               <w:rPr>
-                <w:b/>
-                <w:sz w:val="23"/>
-              </w:rPr>
-            </w:pPr>
-            <w:r>
-              <w:rPr>
+                <w:rFonts w:asciiTheme="majorHAnsi" w:hAnsiTheme="majorHAnsi" w:cstheme="majorHAnsi"/>
+                <w:b/>
+                <w:sz w:val="23"/>
+              </w:rPr>
+            </w:pPr>
+            <w:r>
+              <w:rPr>
+                <w:rFonts w:asciiTheme="majorHAnsi" w:hAnsiTheme="majorHAnsi" w:cstheme="majorHAnsi"/>
                 <w:b/>
                 <w:sz w:val="23"/>
                 <w:u w:val="single"/>
@@ -178,6 +196,7 @@
             </w:r>
             <w:r>
               <w:rPr>
+                <w:rFonts w:asciiTheme="majorHAnsi" w:hAnsiTheme="majorHAnsi" w:cstheme="majorHAnsi"/>
                 <w:b/>
                 <w:spacing w:val="5"/>
                 <w:sz w:val="23"/>
@@ -187,6 +206,7 @@
             </w:r>
             <w:r>
               <w:rPr>
+                <w:rFonts w:asciiTheme="majorHAnsi" w:hAnsiTheme="majorHAnsi" w:cstheme="majorHAnsi"/>
                 <w:b/>
                 <w:sz w:val="23"/>
                 <w:u w:val="single"/>
@@ -195,6 +215,7 @@
             </w:r>
             <w:r>
               <w:rPr>
+                <w:rFonts w:asciiTheme="majorHAnsi" w:hAnsiTheme="majorHAnsi" w:cstheme="majorHAnsi"/>
                 <w:b/>
                 <w:spacing w:val="8"/>
                 <w:sz w:val="23"/>
@@ -204,6 +225,7 @@
             </w:r>
             <w:r>
               <w:rPr>
+                <w:rFonts w:asciiTheme="majorHAnsi" w:hAnsiTheme="majorHAnsi" w:cstheme="majorHAnsi"/>
                 <w:b/>
                 <w:sz w:val="23"/>
                 <w:u w:val="single"/>
@@ -212,6 +234,7 @@
             </w:r>
             <w:r>
               <w:rPr>
+                <w:rFonts w:asciiTheme="majorHAnsi" w:hAnsiTheme="majorHAnsi" w:cstheme="majorHAnsi"/>
                 <w:b/>
                 <w:spacing w:val="6"/>
                 <w:sz w:val="23"/>
@@ -221,6 +244,7 @@
             </w:r>
             <w:r>
               <w:rPr>
+                <w:rFonts w:asciiTheme="majorHAnsi" w:hAnsiTheme="majorHAnsi" w:cstheme="majorHAnsi"/>
                 <w:b/>
                 <w:sz w:val="23"/>
                 <w:u w:val="single"/>
@@ -229,6 +253,7 @@
             </w:r>
             <w:r>
               <w:rPr>
+                <w:rFonts w:asciiTheme="majorHAnsi" w:hAnsiTheme="majorHAnsi" w:cstheme="majorHAnsi"/>
                 <w:b/>
                 <w:spacing w:val="7"/>
                 <w:sz w:val="23"/>
@@ -238,6 +263,7 @@
             </w:r>
             <w:r>
               <w:rPr>
+                <w:rFonts w:asciiTheme="majorHAnsi" w:hAnsiTheme="majorHAnsi" w:cstheme="majorHAnsi"/>
                 <w:b/>
                 <w:sz w:val="23"/>
                 <w:u w:val="single"/>
@@ -246,6 +272,7 @@
             </w:r>
             <w:r>
               <w:rPr>
+                <w:rFonts w:asciiTheme="majorHAnsi" w:hAnsiTheme="majorHAnsi" w:cstheme="majorHAnsi"/>
                 <w:b/>
                 <w:spacing w:val="7"/>
                 <w:sz w:val="23"/>
@@ -255,6 +282,7 @@
             </w:r>
             <w:r>
               <w:rPr>
+                <w:rFonts w:asciiTheme="majorHAnsi" w:hAnsiTheme="majorHAnsi" w:cstheme="majorHAnsi"/>
                 <w:b/>
                 <w:sz w:val="23"/>
                 <w:u w:val="single"/>
@@ -263,6 +291,7 @@
             </w:r>
             <w:r>
               <w:rPr>
+                <w:rFonts w:asciiTheme="majorHAnsi" w:hAnsiTheme="majorHAnsi" w:cstheme="majorHAnsi"/>
                 <w:b/>
                 <w:spacing w:val="6"/>
                 <w:sz w:val="23"/>
@@ -272,6 +301,7 @@
             </w:r>
             <w:r>
               <w:rPr>
+                <w:rFonts w:asciiTheme="majorHAnsi" w:hAnsiTheme="majorHAnsi" w:cstheme="majorHAnsi"/>
                 <w:b/>
                 <w:sz w:val="23"/>
                 <w:u w:val="single"/>
@@ -280,6 +310,7 @@
             </w:r>
             <w:r>
               <w:rPr>
+                <w:rFonts w:asciiTheme="majorHAnsi" w:hAnsiTheme="majorHAnsi" w:cstheme="majorHAnsi"/>
                 <w:b/>
                 <w:spacing w:val="8"/>
                 <w:sz w:val="23"/>
@@ -289,6 +320,7 @@
             </w:r>
             <w:r>
               <w:rPr>
+                <w:rFonts w:asciiTheme="majorHAnsi" w:hAnsiTheme="majorHAnsi" w:cstheme="majorHAnsi"/>
                 <w:b/>
                 <w:spacing w:val="-4"/>
                 <w:sz w:val="23"/>
@@ -304,7 +336,7 @@
       <w:pPr>
         <w:spacing w:before="79" w:after="1"/>
         <w:rPr>
-          <w:rFonts w:ascii="Times New Roman"/>
+          <w:rFonts w:asciiTheme="majorHAnsi" w:hAnsiTheme="majorHAnsi" w:cstheme="majorHAnsi"/>
           <w:sz w:val="20"/>
         </w:rPr>
       </w:pPr>
@@ -335,15 +367,16 @@
             <w:pPr>
               <w:pStyle w:val="TableParagraph"/>
               <w:spacing w:line="259" w:lineRule="exact"/>
-              <w:ind w:left="998"/>
               <w:jc w:val="center"/>
               <w:rPr>
-                <w:b/>
-                <w:sz w:val="23"/>
-              </w:rPr>
-            </w:pPr>
-            <w:r>
-              <w:rPr>
+                <w:rFonts w:asciiTheme="majorHAnsi" w:hAnsiTheme="majorHAnsi" w:cstheme="majorHAnsi"/>
+                <w:b/>
+                <w:sz w:val="23"/>
+              </w:rPr>
+            </w:pPr>
+            <w:r>
+              <w:rPr>
+                <w:rFonts w:asciiTheme="majorHAnsi" w:hAnsiTheme="majorHAnsi" w:cstheme="majorHAnsi"/>
                 <w:b/>
                 <w:sz w:val="23"/>
               </w:rPr>
@@ -351,6 +384,7 @@
             </w:r>
             <w:r>
               <w:rPr>
+                <w:rFonts w:asciiTheme="majorHAnsi" w:hAnsiTheme="majorHAnsi" w:cstheme="majorHAnsi"/>
                 <w:b/>
                 <w:spacing w:val="11"/>
                 <w:sz w:val="23"/>
@@ -359,6 +393,7 @@
             </w:r>
             <w:r>
               <w:rPr>
+                <w:rFonts w:asciiTheme="majorHAnsi" w:hAnsiTheme="majorHAnsi" w:cstheme="majorHAnsi"/>
                 <w:b/>
                 <w:sz w:val="23"/>
               </w:rPr>
@@ -366,6 +401,7 @@
             </w:r>
             <w:r>
               <w:rPr>
+                <w:rFonts w:asciiTheme="majorHAnsi" w:hAnsiTheme="majorHAnsi" w:cstheme="majorHAnsi"/>
                 <w:b/>
                 <w:spacing w:val="13"/>
                 <w:sz w:val="23"/>
@@ -374,6 +410,7 @@
             </w:r>
             <w:r>
               <w:rPr>
+                <w:rFonts w:asciiTheme="majorHAnsi" w:hAnsiTheme="majorHAnsi" w:cstheme="majorHAnsi"/>
                 <w:b/>
                 <w:sz w:val="23"/>
               </w:rPr>
@@ -381,6 +418,7 @@
             </w:r>
             <w:r>
               <w:rPr>
+                <w:rFonts w:asciiTheme="majorHAnsi" w:hAnsiTheme="majorHAnsi" w:cstheme="majorHAnsi"/>
                 <w:b/>
                 <w:spacing w:val="11"/>
                 <w:sz w:val="23"/>
@@ -389,6 +427,7 @@
             </w:r>
             <w:r>
               <w:rPr>
+                <w:rFonts w:asciiTheme="majorHAnsi" w:hAnsiTheme="majorHAnsi" w:cstheme="majorHAnsi"/>
                 <w:b/>
                 <w:sz w:val="23"/>
               </w:rPr>
@@ -396,6 +435,7 @@
             </w:r>
             <w:r>
               <w:rPr>
+                <w:rFonts w:asciiTheme="majorHAnsi" w:hAnsiTheme="majorHAnsi" w:cstheme="majorHAnsi"/>
                 <w:b/>
                 <w:spacing w:val="12"/>
                 <w:sz w:val="23"/>
@@ -404,6 +444,7 @@
             </w:r>
             <w:r>
               <w:rPr>
+                <w:rFonts w:asciiTheme="majorHAnsi" w:hAnsiTheme="majorHAnsi" w:cstheme="majorHAnsi"/>
                 <w:b/>
                 <w:sz w:val="23"/>
               </w:rPr>
@@ -411,6 +452,7 @@
             </w:r>
             <w:r>
               <w:rPr>
+                <w:rFonts w:asciiTheme="majorHAnsi" w:hAnsiTheme="majorHAnsi" w:cstheme="majorHAnsi"/>
                 <w:b/>
                 <w:spacing w:val="11"/>
                 <w:sz w:val="23"/>
@@ -419,6 +461,7 @@
             </w:r>
             <w:r>
               <w:rPr>
+                <w:rFonts w:asciiTheme="majorHAnsi" w:hAnsiTheme="majorHAnsi" w:cstheme="majorHAnsi"/>
                 <w:b/>
                 <w:sz w:val="23"/>
               </w:rPr>
@@ -426,6 +469,7 @@
             </w:r>
             <w:r>
               <w:rPr>
+                <w:rFonts w:asciiTheme="majorHAnsi" w:hAnsiTheme="majorHAnsi" w:cstheme="majorHAnsi"/>
                 <w:b/>
                 <w:spacing w:val="10"/>
                 <w:sz w:val="23"/>
@@ -434,6 +478,7 @@
             </w:r>
             <w:r>
               <w:rPr>
+                <w:rFonts w:asciiTheme="majorHAnsi" w:hAnsiTheme="majorHAnsi" w:cstheme="majorHAnsi"/>
                 <w:b/>
                 <w:sz w:val="23"/>
               </w:rPr>
@@ -441,6 +486,7 @@
             </w:r>
             <w:r>
               <w:rPr>
+                <w:rFonts w:asciiTheme="majorHAnsi" w:hAnsiTheme="majorHAnsi" w:cstheme="majorHAnsi"/>
                 <w:b/>
                 <w:spacing w:val="12"/>
                 <w:sz w:val="23"/>
@@ -449,6 +495,7 @@
             </w:r>
             <w:r>
               <w:rPr>
+                <w:rFonts w:asciiTheme="majorHAnsi" w:hAnsiTheme="majorHAnsi" w:cstheme="majorHAnsi"/>
                 <w:b/>
                 <w:sz w:val="23"/>
               </w:rPr>
@@ -456,6 +503,7 @@
             </w:r>
             <w:r>
               <w:rPr>
+                <w:rFonts w:asciiTheme="majorHAnsi" w:hAnsiTheme="majorHAnsi" w:cstheme="majorHAnsi"/>
                 <w:b/>
                 <w:spacing w:val="11"/>
                 <w:sz w:val="23"/>
@@ -464,6 +512,7 @@
             </w:r>
             <w:r>
               <w:rPr>
+                <w:rFonts w:asciiTheme="majorHAnsi" w:hAnsiTheme="majorHAnsi" w:cstheme="majorHAnsi"/>
                 <w:b/>
                 <w:sz w:val="23"/>
               </w:rPr>
@@ -471,6 +520,7 @@
             </w:r>
             <w:r>
               <w:rPr>
+                <w:rFonts w:asciiTheme="majorHAnsi" w:hAnsiTheme="majorHAnsi" w:cstheme="majorHAnsi"/>
                 <w:b/>
                 <w:spacing w:val="9"/>
                 <w:sz w:val="23"/>
@@ -479,6 +529,7 @@
             </w:r>
             <w:r>
               <w:rPr>
+                <w:rFonts w:asciiTheme="majorHAnsi" w:hAnsiTheme="majorHAnsi" w:cstheme="majorHAnsi"/>
                 <w:b/>
                 <w:sz w:val="23"/>
               </w:rPr>
@@ -486,6 +537,7 @@
             </w:r>
             <w:r>
               <w:rPr>
+                <w:rFonts w:asciiTheme="majorHAnsi" w:hAnsiTheme="majorHAnsi" w:cstheme="majorHAnsi"/>
                 <w:b/>
                 <w:spacing w:val="12"/>
                 <w:sz w:val="23"/>
@@ -494,6 +546,7 @@
             </w:r>
             <w:r>
               <w:rPr>
+                <w:rFonts w:asciiTheme="majorHAnsi" w:hAnsiTheme="majorHAnsi" w:cstheme="majorHAnsi"/>
                 <w:b/>
                 <w:sz w:val="23"/>
               </w:rPr>
@@ -501,6 +554,7 @@
             </w:r>
             <w:r>
               <w:rPr>
+                <w:rFonts w:asciiTheme="majorHAnsi" w:hAnsiTheme="majorHAnsi" w:cstheme="majorHAnsi"/>
                 <w:b/>
                 <w:spacing w:val="12"/>
                 <w:sz w:val="23"/>
@@ -509,6 +563,7 @@
             </w:r>
             <w:r>
               <w:rPr>
+                <w:rFonts w:asciiTheme="majorHAnsi" w:hAnsiTheme="majorHAnsi" w:cstheme="majorHAnsi"/>
                 <w:b/>
                 <w:spacing w:val="-5"/>
                 <w:sz w:val="23"/>
@@ -533,6 +588,7 @@
               <w:ind w:left="75"/>
               <w:jc w:val="center"/>
               <w:rPr>
+                <w:rFonts w:asciiTheme="majorHAnsi" w:hAnsiTheme="majorHAnsi" w:cstheme="majorHAnsi"/>
                 <w:b/>
                 <w:sz w:val="23"/>
                 <w:lang w:val="en-US"/>
@@ -540,6 +596,7 @@
             </w:pPr>
             <w:r>
               <w:rPr>
+                <w:rFonts w:asciiTheme="majorHAnsi" w:hAnsiTheme="majorHAnsi" w:cstheme="majorHAnsi"/>
                 <w:b/>
                 <w:color w:val="1F497D" w:themeColor="text2"/>
                 <w:sz w:val="23"/>
@@ -548,6 +605,7 @@
             </w:r>
             <w:r>
               <w:rPr>
+                <w:rFonts w:asciiTheme="majorHAnsi" w:hAnsiTheme="majorHAnsi" w:cstheme="majorHAnsi"/>
                 <w:b/>
                 <w:color w:val="1F497D" w:themeColor="text2"/>
                 <w:spacing w:val="21"/>
@@ -557,6 +615,7 @@
             </w:r>
             <w:r>
               <w:rPr>
+                <w:rFonts w:asciiTheme="majorHAnsi" w:hAnsiTheme="majorHAnsi" w:cstheme="majorHAnsi"/>
                 <w:b/>
                 <w:color w:val="1F497D" w:themeColor="text2"/>
                 <w:sz w:val="23"/>
@@ -581,12 +640,14 @@
               <w:ind w:left="75"/>
               <w:jc w:val="center"/>
               <w:rPr>
-                <w:b/>
-                <w:sz w:val="23"/>
-              </w:rPr>
-            </w:pPr>
-            <w:r>
-              <w:rPr>
+                <w:rFonts w:asciiTheme="majorHAnsi" w:hAnsiTheme="majorHAnsi" w:cstheme="majorHAnsi"/>
+                <w:b/>
+                <w:sz w:val="23"/>
+              </w:rPr>
+            </w:pPr>
+            <w:r>
+              <w:rPr>
+                <w:rFonts w:asciiTheme="majorHAnsi" w:hAnsiTheme="majorHAnsi" w:cstheme="majorHAnsi"/>
                 <w:b/>
                 <w:color w:val="EE0000"/>
                 <w:sz w:val="23"/>
@@ -595,6 +656,7 @@
             </w:r>
             <w:r>
               <w:rPr>
+                <w:rFonts w:asciiTheme="majorHAnsi" w:hAnsiTheme="majorHAnsi" w:cstheme="majorHAnsi"/>
                 <w:b/>
                 <w:color w:val="1F497D" w:themeColor="text2"/>
                 <w:sz w:val="23"/>
@@ -624,17 +686,20 @@
               </w:tabs>
               <w:spacing w:before="70"/>
               <w:rPr>
-                <w:sz w:val="23"/>
-              </w:rPr>
-            </w:pPr>
-            <w:r>
-              <w:rPr>
+                <w:rFonts w:asciiTheme="majorHAnsi" w:hAnsiTheme="majorHAnsi" w:cstheme="majorHAnsi"/>
+                <w:sz w:val="23"/>
+              </w:rPr>
+            </w:pPr>
+            <w:r>
+              <w:rPr>
+                <w:rFonts w:asciiTheme="majorHAnsi" w:hAnsiTheme="majorHAnsi" w:cstheme="majorHAnsi"/>
                 <w:sz w:val="23"/>
               </w:rPr>
               <w:t>Căn</w:t>
             </w:r>
             <w:r>
               <w:rPr>
+                <w:rFonts w:asciiTheme="majorHAnsi" w:hAnsiTheme="majorHAnsi" w:cstheme="majorHAnsi"/>
                 <w:spacing w:val="6"/>
                 <w:sz w:val="23"/>
               </w:rPr>
@@ -642,12 +707,14 @@
             </w:r>
             <w:r>
               <w:rPr>
+                <w:rFonts w:asciiTheme="majorHAnsi" w:hAnsiTheme="majorHAnsi" w:cstheme="majorHAnsi"/>
                 <w:sz w:val="23"/>
               </w:rPr>
               <w:t>cứ</w:t>
             </w:r>
             <w:r>
               <w:rPr>
+                <w:rFonts w:asciiTheme="majorHAnsi" w:hAnsiTheme="majorHAnsi" w:cstheme="majorHAnsi"/>
                 <w:spacing w:val="6"/>
                 <w:sz w:val="23"/>
               </w:rPr>
@@ -655,12 +722,14 @@
             </w:r>
             <w:r>
               <w:rPr>
+                <w:rFonts w:asciiTheme="majorHAnsi" w:hAnsiTheme="majorHAnsi" w:cstheme="majorHAnsi"/>
                 <w:sz w:val="23"/>
               </w:rPr>
               <w:t>các</w:t>
             </w:r>
             <w:r>
               <w:rPr>
+                <w:rFonts w:asciiTheme="majorHAnsi" w:hAnsiTheme="majorHAnsi" w:cstheme="majorHAnsi"/>
                 <w:spacing w:val="6"/>
                 <w:sz w:val="23"/>
               </w:rPr>
@@ -668,12 +737,14 @@
             </w:r>
             <w:r>
               <w:rPr>
+                <w:rFonts w:asciiTheme="majorHAnsi" w:hAnsiTheme="majorHAnsi" w:cstheme="majorHAnsi"/>
                 <w:sz w:val="23"/>
               </w:rPr>
               <w:t>văn</w:t>
             </w:r>
             <w:r>
               <w:rPr>
+                <w:rFonts w:asciiTheme="majorHAnsi" w:hAnsiTheme="majorHAnsi" w:cstheme="majorHAnsi"/>
                 <w:spacing w:val="6"/>
                 <w:sz w:val="23"/>
               </w:rPr>
@@ -681,12 +752,14 @@
             </w:r>
             <w:r>
               <w:rPr>
+                <w:rFonts w:asciiTheme="majorHAnsi" w:hAnsiTheme="majorHAnsi" w:cstheme="majorHAnsi"/>
                 <w:sz w:val="23"/>
               </w:rPr>
               <w:t>bản</w:t>
             </w:r>
             <w:r>
               <w:rPr>
+                <w:rFonts w:asciiTheme="majorHAnsi" w:hAnsiTheme="majorHAnsi" w:cstheme="majorHAnsi"/>
                 <w:spacing w:val="6"/>
                 <w:sz w:val="23"/>
               </w:rPr>
@@ -694,12 +767,14 @@
             </w:r>
             <w:r>
               <w:rPr>
+                <w:rFonts w:asciiTheme="majorHAnsi" w:hAnsiTheme="majorHAnsi" w:cstheme="majorHAnsi"/>
                 <w:sz w:val="23"/>
               </w:rPr>
               <w:t>pháp</w:t>
             </w:r>
             <w:r>
               <w:rPr>
+                <w:rFonts w:asciiTheme="majorHAnsi" w:hAnsiTheme="majorHAnsi" w:cstheme="majorHAnsi"/>
                 <w:spacing w:val="7"/>
                 <w:sz w:val="23"/>
               </w:rPr>
@@ -707,12 +782,14 @@
             </w:r>
             <w:r>
               <w:rPr>
+                <w:rFonts w:asciiTheme="majorHAnsi" w:hAnsiTheme="majorHAnsi" w:cstheme="majorHAnsi"/>
                 <w:sz w:val="23"/>
               </w:rPr>
               <w:t>luật</w:t>
             </w:r>
             <w:r>
               <w:rPr>
+                <w:rFonts w:asciiTheme="majorHAnsi" w:hAnsiTheme="majorHAnsi" w:cstheme="majorHAnsi"/>
                 <w:spacing w:val="5"/>
                 <w:sz w:val="23"/>
               </w:rPr>
@@ -720,12 +797,14 @@
             </w:r>
             <w:r>
               <w:rPr>
+                <w:rFonts w:asciiTheme="majorHAnsi" w:hAnsiTheme="majorHAnsi" w:cstheme="majorHAnsi"/>
                 <w:sz w:val="23"/>
               </w:rPr>
               <w:t>có</w:t>
             </w:r>
             <w:r>
               <w:rPr>
+                <w:rFonts w:asciiTheme="majorHAnsi" w:hAnsiTheme="majorHAnsi" w:cstheme="majorHAnsi"/>
                 <w:spacing w:val="6"/>
                 <w:sz w:val="23"/>
               </w:rPr>
@@ -733,12 +812,14 @@
             </w:r>
             <w:r>
               <w:rPr>
+                <w:rFonts w:asciiTheme="majorHAnsi" w:hAnsiTheme="majorHAnsi" w:cstheme="majorHAnsi"/>
                 <w:sz w:val="23"/>
               </w:rPr>
               <w:t>liên</w:t>
             </w:r>
             <w:r>
               <w:rPr>
+                <w:rFonts w:asciiTheme="majorHAnsi" w:hAnsiTheme="majorHAnsi" w:cstheme="majorHAnsi"/>
                 <w:spacing w:val="6"/>
                 <w:sz w:val="23"/>
               </w:rPr>
@@ -746,6 +827,7 @@
             </w:r>
             <w:r>
               <w:rPr>
+                <w:rFonts w:asciiTheme="majorHAnsi" w:hAnsiTheme="majorHAnsi" w:cstheme="majorHAnsi"/>
                 <w:spacing w:val="-4"/>
                 <w:sz w:val="23"/>
               </w:rPr>
@@ -769,23 +851,27 @@
               <w:ind w:left="50" w:right="48"/>
               <w:jc w:val="both"/>
               <w:rPr>
-                <w:sz w:val="23"/>
-              </w:rPr>
-            </w:pPr>
-            <w:r>
-              <w:rPr>
+                <w:rFonts w:asciiTheme="majorHAnsi" w:hAnsiTheme="majorHAnsi" w:cstheme="majorHAnsi"/>
+                <w:sz w:val="23"/>
+              </w:rPr>
+            </w:pPr>
+            <w:r>
+              <w:rPr>
+                <w:rFonts w:asciiTheme="majorHAnsi" w:hAnsiTheme="majorHAnsi" w:cstheme="majorHAnsi"/>
                 <w:sz w:val="23"/>
               </w:rPr>
               <w:t xml:space="preserve">- </w:t>
             </w:r>
             <w:r>
               <w:rPr>
+                <w:rFonts w:asciiTheme="majorHAnsi" w:hAnsiTheme="majorHAnsi" w:cstheme="majorHAnsi"/>
                 <w:sz w:val="23"/>
               </w:rPr>
               <w:t xml:space="preserve">  </w:t>
             </w:r>
             <w:r>
               <w:rPr>
+                <w:rFonts w:asciiTheme="majorHAnsi" w:hAnsiTheme="majorHAnsi" w:cstheme="majorHAnsi"/>
                 <w:sz w:val="23"/>
                 <w:lang w:val="en-US"/>
               </w:rPr>
@@ -793,12 +879,14 @@
             </w:r>
             <w:r>
               <w:rPr>
+                <w:rFonts w:asciiTheme="majorHAnsi" w:hAnsiTheme="majorHAnsi" w:cstheme="majorHAnsi"/>
                 <w:sz w:val="23"/>
               </w:rPr>
               <w:t xml:space="preserve">Căn cứ Hợp đồng thế chấp tài sản số </w:t>
             </w:r>
             <w:r>
               <w:rPr>
+                <w:rFonts w:asciiTheme="majorHAnsi" w:hAnsiTheme="majorHAnsi" w:cstheme="majorHAnsi"/>
                 <w:b/>
                 <w:color w:val="1F497D" w:themeColor="text2"/>
                 <w:sz w:val="23"/>
@@ -807,12 +895,14 @@
             </w:r>
             <w:r>
               <w:rPr>
+                <w:rFonts w:asciiTheme="majorHAnsi" w:hAnsiTheme="majorHAnsi" w:cstheme="majorHAnsi"/>
                 <w:sz w:val="23"/>
               </w:rPr>
               <w:t xml:space="preserve"> được ký giữa</w:t>
             </w:r>
             <w:r>
               <w:rPr>
+                <w:rFonts w:asciiTheme="majorHAnsi" w:hAnsiTheme="majorHAnsi" w:cstheme="majorHAnsi"/>
                 <w:spacing w:val="33"/>
                 <w:sz w:val="23"/>
               </w:rPr>
@@ -820,12 +910,14 @@
             </w:r>
             <w:r>
               <w:rPr>
+                <w:rFonts w:asciiTheme="majorHAnsi" w:hAnsiTheme="majorHAnsi" w:cstheme="majorHAnsi"/>
                 <w:sz w:val="23"/>
               </w:rPr>
               <w:t>CÔNG</w:t>
             </w:r>
             <w:r>
               <w:rPr>
+                <w:rFonts w:asciiTheme="majorHAnsi" w:hAnsiTheme="majorHAnsi" w:cstheme="majorHAnsi"/>
                 <w:spacing w:val="35"/>
                 <w:sz w:val="23"/>
               </w:rPr>
@@ -833,12 +925,14 @@
             </w:r>
             <w:r>
               <w:rPr>
+                <w:rFonts w:asciiTheme="majorHAnsi" w:hAnsiTheme="majorHAnsi" w:cstheme="majorHAnsi"/>
                 <w:sz w:val="23"/>
               </w:rPr>
               <w:t>TY</w:t>
             </w:r>
             <w:r>
               <w:rPr>
+                <w:rFonts w:asciiTheme="majorHAnsi" w:hAnsiTheme="majorHAnsi" w:cstheme="majorHAnsi"/>
                 <w:spacing w:val="35"/>
                 <w:sz w:val="23"/>
               </w:rPr>
@@ -846,12 +940,14 @@
             </w:r>
             <w:r>
               <w:rPr>
+                <w:rFonts w:asciiTheme="majorHAnsi" w:hAnsiTheme="majorHAnsi" w:cstheme="majorHAnsi"/>
                 <w:sz w:val="23"/>
               </w:rPr>
               <w:t>CP</w:t>
             </w:r>
             <w:r>
               <w:rPr>
+                <w:rFonts w:asciiTheme="majorHAnsi" w:hAnsiTheme="majorHAnsi" w:cstheme="majorHAnsi"/>
                 <w:spacing w:val="35"/>
                 <w:sz w:val="23"/>
               </w:rPr>
@@ -859,12 +955,14 @@
             </w:r>
             <w:r>
               <w:rPr>
+                <w:rFonts w:asciiTheme="majorHAnsi" w:hAnsiTheme="majorHAnsi" w:cstheme="majorHAnsi"/>
                 <w:sz w:val="23"/>
               </w:rPr>
               <w:t>TM</w:t>
             </w:r>
             <w:r>
               <w:rPr>
+                <w:rFonts w:asciiTheme="majorHAnsi" w:hAnsiTheme="majorHAnsi" w:cstheme="majorHAnsi"/>
                 <w:spacing w:val="34"/>
                 <w:sz w:val="23"/>
               </w:rPr>
@@ -872,12 +970,14 @@
             </w:r>
             <w:r>
               <w:rPr>
+                <w:rFonts w:asciiTheme="majorHAnsi" w:hAnsiTheme="majorHAnsi" w:cstheme="majorHAnsi"/>
                 <w:sz w:val="23"/>
               </w:rPr>
               <w:t>XNK</w:t>
             </w:r>
             <w:r>
               <w:rPr>
+                <w:rFonts w:asciiTheme="majorHAnsi" w:hAnsiTheme="majorHAnsi" w:cstheme="majorHAnsi"/>
                 <w:spacing w:val="30"/>
                 <w:sz w:val="23"/>
               </w:rPr>
@@ -885,12 +985,14 @@
             </w:r>
             <w:r>
               <w:rPr>
+                <w:rFonts w:asciiTheme="majorHAnsi" w:hAnsiTheme="majorHAnsi" w:cstheme="majorHAnsi"/>
                 <w:sz w:val="23"/>
               </w:rPr>
               <w:t>HUY</w:t>
             </w:r>
             <w:r>
               <w:rPr>
+                <w:rFonts w:asciiTheme="majorHAnsi" w:hAnsiTheme="majorHAnsi" w:cstheme="majorHAnsi"/>
                 <w:spacing w:val="32"/>
                 <w:sz w:val="23"/>
               </w:rPr>
@@ -898,12 +1000,14 @@
             </w:r>
             <w:r>
               <w:rPr>
+                <w:rFonts w:asciiTheme="majorHAnsi" w:hAnsiTheme="majorHAnsi" w:cstheme="majorHAnsi"/>
                 <w:sz w:val="23"/>
               </w:rPr>
               <w:t>TIẾN</w:t>
             </w:r>
             <w:r>
               <w:rPr>
+                <w:rFonts w:asciiTheme="majorHAnsi" w:hAnsiTheme="majorHAnsi" w:cstheme="majorHAnsi"/>
                 <w:spacing w:val="35"/>
                 <w:sz w:val="23"/>
               </w:rPr>
@@ -911,12 +1015,14 @@
             </w:r>
             <w:r>
               <w:rPr>
+                <w:rFonts w:asciiTheme="majorHAnsi" w:hAnsiTheme="majorHAnsi" w:cstheme="majorHAnsi"/>
                 <w:sz w:val="23"/>
               </w:rPr>
               <w:t>DŨNG</w:t>
             </w:r>
             <w:r>
               <w:rPr>
+                <w:rFonts w:asciiTheme="majorHAnsi" w:hAnsiTheme="majorHAnsi" w:cstheme="majorHAnsi"/>
                 <w:spacing w:val="32"/>
                 <w:sz w:val="23"/>
               </w:rPr>
@@ -924,12 +1030,14 @@
             </w:r>
             <w:r>
               <w:rPr>
+                <w:rFonts w:asciiTheme="majorHAnsi" w:hAnsiTheme="majorHAnsi" w:cstheme="majorHAnsi"/>
                 <w:sz w:val="23"/>
               </w:rPr>
               <w:t>với</w:t>
             </w:r>
             <w:r>
               <w:rPr>
+                <w:rFonts w:asciiTheme="majorHAnsi" w:hAnsiTheme="majorHAnsi" w:cstheme="majorHAnsi"/>
                 <w:spacing w:val="34"/>
                 <w:sz w:val="23"/>
               </w:rPr>
@@ -937,12 +1045,14 @@
             </w:r>
             <w:r>
               <w:rPr>
+                <w:rFonts w:asciiTheme="majorHAnsi" w:hAnsiTheme="majorHAnsi" w:cstheme="majorHAnsi"/>
                 <w:sz w:val="23"/>
               </w:rPr>
               <w:t>Ngân</w:t>
             </w:r>
             <w:r>
               <w:rPr>
+                <w:rFonts w:asciiTheme="majorHAnsi" w:hAnsiTheme="majorHAnsi" w:cstheme="majorHAnsi"/>
                 <w:spacing w:val="32"/>
                 <w:sz w:val="23"/>
               </w:rPr>
@@ -950,12 +1060,14 @@
             </w:r>
             <w:r>
               <w:rPr>
+                <w:rFonts w:asciiTheme="majorHAnsi" w:hAnsiTheme="majorHAnsi" w:cstheme="majorHAnsi"/>
                 <w:sz w:val="23"/>
               </w:rPr>
               <w:t>hàng</w:t>
             </w:r>
             <w:r>
               <w:rPr>
+                <w:rFonts w:asciiTheme="majorHAnsi" w:hAnsiTheme="majorHAnsi" w:cstheme="majorHAnsi"/>
                 <w:spacing w:val="32"/>
                 <w:sz w:val="23"/>
               </w:rPr>
@@ -963,12 +1075,14 @@
             </w:r>
             <w:r>
               <w:rPr>
+                <w:rFonts w:asciiTheme="majorHAnsi" w:hAnsiTheme="majorHAnsi" w:cstheme="majorHAnsi"/>
                 <w:sz w:val="23"/>
               </w:rPr>
               <w:t>TMCP</w:t>
             </w:r>
             <w:r>
               <w:rPr>
+                <w:rFonts w:asciiTheme="majorHAnsi" w:hAnsiTheme="majorHAnsi" w:cstheme="majorHAnsi"/>
                 <w:spacing w:val="33"/>
                 <w:sz w:val="23"/>
               </w:rPr>
@@ -976,12 +1090,14 @@
             </w:r>
             <w:r>
               <w:rPr>
+                <w:rFonts w:asciiTheme="majorHAnsi" w:hAnsiTheme="majorHAnsi" w:cstheme="majorHAnsi"/>
                 <w:sz w:val="23"/>
               </w:rPr>
               <w:t>Đầu</w:t>
             </w:r>
             <w:r>
               <w:rPr>
+                <w:rFonts w:asciiTheme="majorHAnsi" w:hAnsiTheme="majorHAnsi" w:cstheme="majorHAnsi"/>
                 <w:spacing w:val="33"/>
                 <w:sz w:val="23"/>
               </w:rPr>
@@ -989,12 +1105,14 @@
             </w:r>
             <w:r>
               <w:rPr>
+                <w:rFonts w:asciiTheme="majorHAnsi" w:hAnsiTheme="majorHAnsi" w:cstheme="majorHAnsi"/>
                 <w:sz w:val="23"/>
               </w:rPr>
               <w:t>tư</w:t>
             </w:r>
             <w:r>
               <w:rPr>
+                <w:rFonts w:asciiTheme="majorHAnsi" w:hAnsiTheme="majorHAnsi" w:cstheme="majorHAnsi"/>
                 <w:spacing w:val="32"/>
                 <w:sz w:val="23"/>
               </w:rPr>
@@ -1002,12 +1120,14 @@
             </w:r>
             <w:r>
               <w:rPr>
+                <w:rFonts w:asciiTheme="majorHAnsi" w:hAnsiTheme="majorHAnsi" w:cstheme="majorHAnsi"/>
                 <w:sz w:val="23"/>
               </w:rPr>
               <w:t>và</w:t>
             </w:r>
             <w:r>
               <w:rPr>
+                <w:rFonts w:asciiTheme="majorHAnsi" w:hAnsiTheme="majorHAnsi" w:cstheme="majorHAnsi"/>
                 <w:spacing w:val="33"/>
                 <w:sz w:val="23"/>
               </w:rPr>
@@ -1015,6 +1135,7 @@
             </w:r>
             <w:r>
               <w:rPr>
+                <w:rFonts w:asciiTheme="majorHAnsi" w:hAnsiTheme="majorHAnsi" w:cstheme="majorHAnsi"/>
                 <w:sz w:val="23"/>
               </w:rPr>
               <w:t>Phát triển Việt Nam – Chi nhánh Đồng Tháp và các văn bản sửa đổi bổ sung kèm theo (nếu có);</w:t>
@@ -1027,7 +1148,7 @@
       <w:pPr>
         <w:spacing w:before="69" w:after="1"/>
         <w:rPr>
-          <w:rFonts w:ascii="Times New Roman"/>
+          <w:rFonts w:asciiTheme="majorHAnsi" w:hAnsiTheme="majorHAnsi" w:cstheme="majorHAnsi"/>
           <w:sz w:val="20"/>
           <w:lang w:val="en-US"/>
         </w:rPr>
@@ -1063,12 +1184,14 @@
               <w:spacing w:line="259" w:lineRule="exact"/>
               <w:ind w:left="50"/>
               <w:rPr>
-                <w:sz w:val="24"/>
-                <w:szCs w:val="24"/>
-              </w:rPr>
-            </w:pPr>
-            <w:r>
-              <w:rPr>
+                <w:rFonts w:asciiTheme="majorHAnsi" w:hAnsiTheme="majorHAnsi" w:cstheme="majorHAnsi"/>
+                <w:sz w:val="24"/>
+                <w:szCs w:val="24"/>
+              </w:rPr>
+            </w:pPr>
+            <w:r>
+              <w:rPr>
+                <w:rFonts w:asciiTheme="majorHAnsi" w:hAnsiTheme="majorHAnsi" w:cstheme="majorHAnsi"/>
                 <w:sz w:val="24"/>
                 <w:szCs w:val="24"/>
               </w:rPr>
@@ -1076,6 +1199,7 @@
             </w:r>
             <w:r>
               <w:rPr>
+                <w:rFonts w:asciiTheme="majorHAnsi" w:hAnsiTheme="majorHAnsi" w:cstheme="majorHAnsi"/>
                 <w:spacing w:val="13"/>
                 <w:sz w:val="24"/>
                 <w:szCs w:val="24"/>
@@ -1084,6 +1208,7 @@
             </w:r>
             <w:r>
               <w:rPr>
+                <w:rFonts w:asciiTheme="majorHAnsi" w:hAnsiTheme="majorHAnsi" w:cstheme="majorHAnsi"/>
                 <w:sz w:val="24"/>
                 <w:szCs w:val="24"/>
               </w:rPr>
@@ -1091,6 +1216,25 @@
             </w:r>
             <w:r>
               <w:rPr>
+                <w:rFonts w:asciiTheme="majorHAnsi" w:hAnsiTheme="majorHAnsi" w:cstheme="majorHAnsi"/>
+                <w:color w:val="1F497D" w:themeColor="text2"/>
+                <w:sz w:val="24"/>
+                <w:szCs w:val="24"/>
+                <w:lang w:val="en-US"/>
+              </w:rPr>
+              <w:t>{{CURRENT_DATE_TITLE}}</w:t>
+            </w:r>
+            <w:r>
+              <w:rPr>
+                <w:rFonts w:asciiTheme="majorHAnsi" w:hAnsiTheme="majorHAnsi" w:cstheme="majorHAnsi"/>
+                <w:sz w:val="24"/>
+                <w:szCs w:val="24"/>
+              </w:rPr>
+              <w:t>,</w:t>
+            </w:r>
+            <w:r>
+              <w:rPr>
+                <w:rFonts w:asciiTheme="majorHAnsi" w:hAnsiTheme="majorHAnsi" w:cstheme="majorHAnsi"/>
                 <w:spacing w:val="14"/>
                 <w:sz w:val="24"/>
                 <w:szCs w:val="24"/>
@@ -1099,22 +1243,66 @@
             </w:r>
             <w:r>
               <w:rPr>
-                <w:color w:val="1F497D" w:themeColor="text2"/>
-                <w:sz w:val="24"/>
-                <w:szCs w:val="24"/>
-                <w:lang w:val="en-US"/>
-              </w:rPr>
-              <w:t>{{CURRENT_DATE_TITLE}}</w:t>
-            </w:r>
-            <w:r>
-              <w:rPr>
-                <w:sz w:val="24"/>
-                <w:szCs w:val="24"/>
-              </w:rPr>
-              <w:t>,</w:t>
-            </w:r>
-            <w:r>
-              <w:rPr>
+                <w:rFonts w:asciiTheme="majorHAnsi" w:hAnsiTheme="majorHAnsi" w:cstheme="majorHAnsi"/>
+                <w:sz w:val="24"/>
+                <w:szCs w:val="24"/>
+              </w:rPr>
+              <w:t>tại</w:t>
+            </w:r>
+            <w:r>
+              <w:rPr>
+                <w:rFonts w:asciiTheme="majorHAnsi" w:hAnsiTheme="majorHAnsi" w:cstheme="majorHAnsi"/>
+                <w:spacing w:val="12"/>
+                <w:sz w:val="24"/>
+                <w:szCs w:val="24"/>
+              </w:rPr>
+              <w:t xml:space="preserve"> </w:t>
+            </w:r>
+            <w:r>
+              <w:rPr>
+                <w:rFonts w:asciiTheme="majorHAnsi" w:hAnsiTheme="majorHAnsi" w:cstheme="majorHAnsi"/>
+                <w:sz w:val="24"/>
+                <w:szCs w:val="24"/>
+              </w:rPr>
+              <w:t>Ngân</w:t>
+            </w:r>
+            <w:r>
+              <w:rPr>
+                <w:rFonts w:asciiTheme="majorHAnsi" w:hAnsiTheme="majorHAnsi" w:cstheme="majorHAnsi"/>
+                <w:spacing w:val="13"/>
+                <w:sz w:val="24"/>
+                <w:szCs w:val="24"/>
+              </w:rPr>
+              <w:t xml:space="preserve"> </w:t>
+            </w:r>
+            <w:r>
+              <w:rPr>
+                <w:rFonts w:asciiTheme="majorHAnsi" w:hAnsiTheme="majorHAnsi" w:cstheme="majorHAnsi"/>
+                <w:sz w:val="24"/>
+                <w:szCs w:val="24"/>
+              </w:rPr>
+              <w:t>hàng</w:t>
+            </w:r>
+            <w:r>
+              <w:rPr>
+                <w:rFonts w:asciiTheme="majorHAnsi" w:hAnsiTheme="majorHAnsi" w:cstheme="majorHAnsi"/>
+                <w:spacing w:val="10"/>
+                <w:sz w:val="24"/>
+                <w:szCs w:val="24"/>
+              </w:rPr>
+              <w:t xml:space="preserve"> </w:t>
+            </w:r>
+            <w:r>
+              <w:rPr>
+                <w:rFonts w:asciiTheme="majorHAnsi" w:hAnsiTheme="majorHAnsi" w:cstheme="majorHAnsi"/>
+                <w:sz w:val="24"/>
+                <w:szCs w:val="24"/>
+              </w:rPr>
+              <w:t>TMCP</w:t>
+            </w:r>
+            <w:r>
+              <w:rPr>
+                <w:rFonts w:asciiTheme="majorHAnsi" w:hAnsiTheme="majorHAnsi" w:cstheme="majorHAnsi"/>
                 <w:spacing w:val="14"/>
                 <w:sz w:val="24"/>
                 <w:szCs w:val="24"/>
@@ -1123,13 +1311,15 @@
             </w:r>
             <w:r>
               <w:rPr>
-                <w:sz w:val="24"/>
-                <w:szCs w:val="24"/>
-              </w:rPr>
-              <w:t>tại</w:t>
-            </w:r>
-            <w:r>
-              <w:rPr>
+                <w:rFonts w:asciiTheme="majorHAnsi" w:hAnsiTheme="majorHAnsi" w:cstheme="majorHAnsi"/>
+                <w:sz w:val="24"/>
+                <w:szCs w:val="24"/>
+              </w:rPr>
+              <w:t>Đầu</w:t>
+            </w:r>
+            <w:r>
+              <w:rPr>
+                <w:rFonts w:asciiTheme="majorHAnsi" w:hAnsiTheme="majorHAnsi" w:cstheme="majorHAnsi"/>
                 <w:spacing w:val="12"/>
                 <w:sz w:val="24"/>
                 <w:szCs w:val="24"/>
@@ -1138,13 +1328,15 @@
             </w:r>
             <w:r>
               <w:rPr>
-                <w:sz w:val="24"/>
-                <w:szCs w:val="24"/>
-              </w:rPr>
-              <w:t>Ngân</w:t>
-            </w:r>
-            <w:r>
-              <w:rPr>
+                <w:rFonts w:asciiTheme="majorHAnsi" w:hAnsiTheme="majorHAnsi" w:cstheme="majorHAnsi"/>
+                <w:sz w:val="24"/>
+                <w:szCs w:val="24"/>
+              </w:rPr>
+              <w:t>tư</w:t>
+            </w:r>
+            <w:r>
+              <w:rPr>
+                <w:rFonts w:asciiTheme="majorHAnsi" w:hAnsiTheme="majorHAnsi" w:cstheme="majorHAnsi"/>
                 <w:spacing w:val="13"/>
                 <w:sz w:val="24"/>
                 <w:szCs w:val="24"/>
@@ -1153,43 +1345,15 @@
             </w:r>
             <w:r>
               <w:rPr>
-                <w:sz w:val="24"/>
-                <w:szCs w:val="24"/>
-              </w:rPr>
-              <w:t>hàng</w:t>
-            </w:r>
-            <w:r>
-              <w:rPr>
-                <w:spacing w:val="10"/>
-                <w:sz w:val="24"/>
-                <w:szCs w:val="24"/>
-              </w:rPr>
-              <w:t xml:space="preserve"> </w:t>
-            </w:r>
-            <w:r>
-              <w:rPr>
-                <w:sz w:val="24"/>
-                <w:szCs w:val="24"/>
-              </w:rPr>
-              <w:t>TMCP</w:t>
-            </w:r>
-            <w:r>
-              <w:rPr>
-                <w:spacing w:val="14"/>
-                <w:sz w:val="24"/>
-                <w:szCs w:val="24"/>
-              </w:rPr>
-              <w:t xml:space="preserve"> </w:t>
-            </w:r>
-            <w:r>
-              <w:rPr>
-                <w:sz w:val="24"/>
-                <w:szCs w:val="24"/>
-              </w:rPr>
-              <w:t>Đầu</w:t>
-            </w:r>
-            <w:r>
-              <w:rPr>
+                <w:rFonts w:asciiTheme="majorHAnsi" w:hAnsiTheme="majorHAnsi" w:cstheme="majorHAnsi"/>
+                <w:sz w:val="24"/>
+                <w:szCs w:val="24"/>
+              </w:rPr>
+              <w:t>và</w:t>
+            </w:r>
+            <w:r>
+              <w:rPr>
+                <w:rFonts w:asciiTheme="majorHAnsi" w:hAnsiTheme="majorHAnsi" w:cstheme="majorHAnsi"/>
                 <w:spacing w:val="12"/>
                 <w:sz w:val="24"/>
                 <w:szCs w:val="24"/>
@@ -1198,13 +1362,32 @@
             </w:r>
             <w:r>
               <w:rPr>
-                <w:sz w:val="24"/>
-                <w:szCs w:val="24"/>
-              </w:rPr>
-              <w:t>tư</w:t>
-            </w:r>
-            <w:r>
-              <w:rPr>
+                <w:rFonts w:asciiTheme="majorHAnsi" w:hAnsiTheme="majorHAnsi" w:cstheme="majorHAnsi"/>
+                <w:sz w:val="24"/>
+                <w:szCs w:val="24"/>
+              </w:rPr>
+              <w:t>Phát</w:t>
+            </w:r>
+            <w:r>
+              <w:rPr>
+                <w:rFonts w:asciiTheme="majorHAnsi" w:hAnsiTheme="majorHAnsi" w:cstheme="majorHAnsi"/>
+                <w:spacing w:val="12"/>
+                <w:sz w:val="24"/>
+                <w:szCs w:val="24"/>
+              </w:rPr>
+              <w:t xml:space="preserve"> </w:t>
+            </w:r>
+            <w:r>
+              <w:rPr>
+                <w:rFonts w:asciiTheme="majorHAnsi" w:hAnsiTheme="majorHAnsi" w:cstheme="majorHAnsi"/>
+                <w:sz w:val="24"/>
+                <w:szCs w:val="24"/>
+              </w:rPr>
+              <w:t>triển</w:t>
+            </w:r>
+            <w:r>
+              <w:rPr>
+                <w:rFonts w:asciiTheme="majorHAnsi" w:hAnsiTheme="majorHAnsi" w:cstheme="majorHAnsi"/>
                 <w:spacing w:val="13"/>
                 <w:sz w:val="24"/>
                 <w:szCs w:val="24"/>
@@ -1213,43 +1396,15 @@
             </w:r>
             <w:r>
               <w:rPr>
-                <w:sz w:val="24"/>
-                <w:szCs w:val="24"/>
-              </w:rPr>
-              <w:t>và</w:t>
-            </w:r>
-            <w:r>
-              <w:rPr>
-                <w:spacing w:val="12"/>
-                <w:sz w:val="24"/>
-                <w:szCs w:val="24"/>
-              </w:rPr>
-              <w:t xml:space="preserve"> </w:t>
-            </w:r>
-            <w:r>
-              <w:rPr>
-                <w:sz w:val="24"/>
-                <w:szCs w:val="24"/>
-              </w:rPr>
-              <w:t>Phát</w:t>
-            </w:r>
-            <w:r>
-              <w:rPr>
-                <w:spacing w:val="12"/>
-                <w:sz w:val="24"/>
-                <w:szCs w:val="24"/>
-              </w:rPr>
-              <w:t xml:space="preserve"> </w:t>
-            </w:r>
-            <w:r>
-              <w:rPr>
-                <w:sz w:val="24"/>
-                <w:szCs w:val="24"/>
-              </w:rPr>
-              <w:t>triển</w:t>
-            </w:r>
-            <w:r>
-              <w:rPr>
+                <w:rFonts w:asciiTheme="majorHAnsi" w:hAnsiTheme="majorHAnsi" w:cstheme="majorHAnsi"/>
+                <w:sz w:val="24"/>
+                <w:szCs w:val="24"/>
+              </w:rPr>
+              <w:t>Việt</w:t>
+            </w:r>
+            <w:r>
+              <w:rPr>
+                <w:rFonts w:asciiTheme="majorHAnsi" w:hAnsiTheme="majorHAnsi" w:cstheme="majorHAnsi"/>
                 <w:spacing w:val="13"/>
                 <w:sz w:val="24"/>
                 <w:szCs w:val="24"/>
@@ -1258,21 +1413,7 @@
             </w:r>
             <w:r>
               <w:rPr>
-                <w:sz w:val="24"/>
-                <w:szCs w:val="24"/>
-              </w:rPr>
-              <w:t>Việt</w:t>
-            </w:r>
-            <w:r>
-              <w:rPr>
-                <w:spacing w:val="13"/>
-                <w:sz w:val="24"/>
-                <w:szCs w:val="24"/>
-              </w:rPr>
-              <w:t xml:space="preserve"> </w:t>
-            </w:r>
-            <w:r>
-              <w:rPr>
+                <w:rFonts w:asciiTheme="majorHAnsi" w:hAnsiTheme="majorHAnsi" w:cstheme="majorHAnsi"/>
                 <w:spacing w:val="-5"/>
                 <w:sz w:val="24"/>
                 <w:szCs w:val="24"/>
@@ -1286,12 +1427,14 @@
               <w:spacing w:before="28"/>
               <w:ind w:left="50"/>
               <w:rPr>
-                <w:sz w:val="24"/>
-                <w:szCs w:val="24"/>
-              </w:rPr>
-            </w:pPr>
-            <w:r>
-              <w:rPr>
+                <w:rFonts w:asciiTheme="majorHAnsi" w:hAnsiTheme="majorHAnsi" w:cstheme="majorHAnsi"/>
+                <w:sz w:val="24"/>
+                <w:szCs w:val="24"/>
+              </w:rPr>
+            </w:pPr>
+            <w:r>
+              <w:rPr>
+                <w:rFonts w:asciiTheme="majorHAnsi" w:hAnsiTheme="majorHAnsi" w:cstheme="majorHAnsi"/>
                 <w:sz w:val="24"/>
                 <w:szCs w:val="24"/>
               </w:rPr>
@@ -1299,6 +1442,7 @@
             </w:r>
             <w:r>
               <w:rPr>
+                <w:rFonts w:asciiTheme="majorHAnsi" w:hAnsiTheme="majorHAnsi" w:cstheme="majorHAnsi"/>
                 <w:spacing w:val="9"/>
                 <w:sz w:val="24"/>
                 <w:szCs w:val="24"/>
@@ -1307,6 +1451,7 @@
             </w:r>
             <w:r>
               <w:rPr>
+                <w:rFonts w:asciiTheme="majorHAnsi" w:hAnsiTheme="majorHAnsi" w:cstheme="majorHAnsi"/>
                 <w:sz w:val="24"/>
                 <w:szCs w:val="24"/>
               </w:rPr>
@@ -1314,6 +1459,7 @@
             </w:r>
             <w:r>
               <w:rPr>
+                <w:rFonts w:asciiTheme="majorHAnsi" w:hAnsiTheme="majorHAnsi" w:cstheme="majorHAnsi"/>
                 <w:spacing w:val="8"/>
                 <w:sz w:val="24"/>
                 <w:szCs w:val="24"/>
@@ -1322,6 +1468,7 @@
             </w:r>
             <w:r>
               <w:rPr>
+                <w:rFonts w:asciiTheme="majorHAnsi" w:hAnsiTheme="majorHAnsi" w:cstheme="majorHAnsi"/>
                 <w:sz w:val="24"/>
                 <w:szCs w:val="24"/>
               </w:rPr>
@@ -1329,6 +1476,7 @@
             </w:r>
             <w:r>
               <w:rPr>
+                <w:rFonts w:asciiTheme="majorHAnsi" w:hAnsiTheme="majorHAnsi" w:cstheme="majorHAnsi"/>
                 <w:spacing w:val="9"/>
                 <w:sz w:val="24"/>
                 <w:szCs w:val="24"/>
@@ -1337,6 +1485,7 @@
             </w:r>
             <w:r>
               <w:rPr>
+                <w:rFonts w:asciiTheme="majorHAnsi" w:hAnsiTheme="majorHAnsi" w:cstheme="majorHAnsi"/>
                 <w:sz w:val="24"/>
                 <w:szCs w:val="24"/>
               </w:rPr>
@@ -1344,6 +1493,7 @@
             </w:r>
             <w:r>
               <w:rPr>
+                <w:rFonts w:asciiTheme="majorHAnsi" w:hAnsiTheme="majorHAnsi" w:cstheme="majorHAnsi"/>
                 <w:spacing w:val="6"/>
                 <w:sz w:val="24"/>
                 <w:szCs w:val="24"/>
@@ -1352,6 +1502,7 @@
             </w:r>
             <w:r>
               <w:rPr>
+                <w:rFonts w:asciiTheme="majorHAnsi" w:hAnsiTheme="majorHAnsi" w:cstheme="majorHAnsi"/>
                 <w:sz w:val="24"/>
                 <w:szCs w:val="24"/>
               </w:rPr>
@@ -1359,6 +1510,7 @@
             </w:r>
             <w:r>
               <w:rPr>
+                <w:rFonts w:asciiTheme="majorHAnsi" w:hAnsiTheme="majorHAnsi" w:cstheme="majorHAnsi"/>
                 <w:spacing w:val="10"/>
                 <w:sz w:val="24"/>
                 <w:szCs w:val="24"/>
@@ -1367,6 +1519,7 @@
             </w:r>
             <w:r>
               <w:rPr>
+                <w:rFonts w:asciiTheme="majorHAnsi" w:hAnsiTheme="majorHAnsi" w:cstheme="majorHAnsi"/>
                 <w:sz w:val="24"/>
                 <w:szCs w:val="24"/>
               </w:rPr>
@@ -1374,6 +1527,7 @@
             </w:r>
             <w:r>
               <w:rPr>
+                <w:rFonts w:asciiTheme="majorHAnsi" w:hAnsiTheme="majorHAnsi" w:cstheme="majorHAnsi"/>
                 <w:spacing w:val="6"/>
                 <w:sz w:val="24"/>
                 <w:szCs w:val="24"/>
@@ -1382,6 +1536,7 @@
             </w:r>
             <w:r>
               <w:rPr>
+                <w:rFonts w:asciiTheme="majorHAnsi" w:hAnsiTheme="majorHAnsi" w:cstheme="majorHAnsi"/>
                 <w:sz w:val="24"/>
                 <w:szCs w:val="24"/>
               </w:rPr>
@@ -1389,6 +1544,7 @@
             </w:r>
             <w:r>
               <w:rPr>
+                <w:rFonts w:asciiTheme="majorHAnsi" w:hAnsiTheme="majorHAnsi" w:cstheme="majorHAnsi"/>
                 <w:spacing w:val="8"/>
                 <w:sz w:val="24"/>
                 <w:szCs w:val="24"/>
@@ -1397,6 +1553,7 @@
             </w:r>
             <w:r>
               <w:rPr>
+                <w:rFonts w:asciiTheme="majorHAnsi" w:hAnsiTheme="majorHAnsi" w:cstheme="majorHAnsi"/>
                 <w:sz w:val="24"/>
                 <w:szCs w:val="24"/>
               </w:rPr>
@@ -1404,6 +1561,7 @@
             </w:r>
             <w:r>
               <w:rPr>
+                <w:rFonts w:asciiTheme="majorHAnsi" w:hAnsiTheme="majorHAnsi" w:cstheme="majorHAnsi"/>
                 <w:spacing w:val="9"/>
                 <w:sz w:val="24"/>
                 <w:szCs w:val="24"/>
@@ -1412,6 +1570,7 @@
             </w:r>
             <w:r>
               <w:rPr>
+                <w:rFonts w:asciiTheme="majorHAnsi" w:hAnsiTheme="majorHAnsi" w:cstheme="majorHAnsi"/>
                 <w:spacing w:val="-5"/>
                 <w:sz w:val="24"/>
                 <w:szCs w:val="24"/>
@@ -1435,13 +1594,15 @@
               <w:spacing w:before="89"/>
               <w:ind w:left="50"/>
               <w:rPr>
-                <w:b/>
-                <w:sz w:val="24"/>
-                <w:szCs w:val="24"/>
-              </w:rPr>
-            </w:pPr>
-            <w:r>
-              <w:rPr>
+                <w:rFonts w:asciiTheme="majorHAnsi" w:hAnsiTheme="majorHAnsi" w:cstheme="majorHAnsi"/>
+                <w:b/>
+                <w:sz w:val="24"/>
+                <w:szCs w:val="24"/>
+              </w:rPr>
+            </w:pPr>
+            <w:r>
+              <w:rPr>
+                <w:rFonts w:asciiTheme="majorHAnsi" w:hAnsiTheme="majorHAnsi" w:cstheme="majorHAnsi"/>
                 <w:b/>
                 <w:sz w:val="24"/>
                 <w:szCs w:val="24"/>
@@ -1450,6 +1611,7 @@
             </w:r>
             <w:r>
               <w:rPr>
+                <w:rFonts w:asciiTheme="majorHAnsi" w:hAnsiTheme="majorHAnsi" w:cstheme="majorHAnsi"/>
                 <w:b/>
                 <w:spacing w:val="6"/>
                 <w:sz w:val="24"/>
@@ -1459,6 +1621,7 @@
             </w:r>
             <w:r>
               <w:rPr>
+                <w:rFonts w:asciiTheme="majorHAnsi" w:hAnsiTheme="majorHAnsi" w:cstheme="majorHAnsi"/>
                 <w:b/>
                 <w:sz w:val="24"/>
                 <w:szCs w:val="24"/>
@@ -1467,6 +1630,7 @@
             </w:r>
             <w:r>
               <w:rPr>
+                <w:rFonts w:asciiTheme="majorHAnsi" w:hAnsiTheme="majorHAnsi" w:cstheme="majorHAnsi"/>
                 <w:b/>
                 <w:spacing w:val="8"/>
                 <w:sz w:val="24"/>
@@ -1476,6 +1640,7 @@
             </w:r>
             <w:r>
               <w:rPr>
+                <w:rFonts w:asciiTheme="majorHAnsi" w:hAnsiTheme="majorHAnsi" w:cstheme="majorHAnsi"/>
                 <w:b/>
                 <w:sz w:val="24"/>
                 <w:szCs w:val="24"/>
@@ -1484,6 +1649,7 @@
             </w:r>
             <w:r>
               <w:rPr>
+                <w:rFonts w:asciiTheme="majorHAnsi" w:hAnsiTheme="majorHAnsi" w:cstheme="majorHAnsi"/>
                 <w:b/>
                 <w:spacing w:val="5"/>
                 <w:sz w:val="24"/>
@@ -1493,6 +1659,7 @@
             </w:r>
             <w:r>
               <w:rPr>
+                <w:rFonts w:asciiTheme="majorHAnsi" w:hAnsiTheme="majorHAnsi" w:cstheme="majorHAnsi"/>
                 <w:b/>
                 <w:spacing w:val="-4"/>
                 <w:sz w:val="24"/>
@@ -1512,13 +1679,15 @@
               <w:spacing w:before="89"/>
               <w:ind w:left="454"/>
               <w:rPr>
-                <w:b/>
-                <w:sz w:val="24"/>
-                <w:szCs w:val="24"/>
-              </w:rPr>
-            </w:pPr>
-            <w:r>
-              <w:rPr>
+                <w:rFonts w:asciiTheme="majorHAnsi" w:hAnsiTheme="majorHAnsi" w:cstheme="majorHAnsi"/>
+                <w:b/>
+                <w:sz w:val="24"/>
+                <w:szCs w:val="24"/>
+              </w:rPr>
+            </w:pPr>
+            <w:r>
+              <w:rPr>
+                <w:rFonts w:asciiTheme="majorHAnsi" w:hAnsiTheme="majorHAnsi" w:cstheme="majorHAnsi"/>
                 <w:b/>
                 <w:sz w:val="24"/>
                 <w:szCs w:val="24"/>
@@ -1528,6 +1697,7 @@
             </w:r>
             <w:r>
               <w:rPr>
+                <w:rFonts w:asciiTheme="majorHAnsi" w:hAnsiTheme="majorHAnsi" w:cstheme="majorHAnsi"/>
                 <w:b/>
                 <w:sz w:val="24"/>
                 <w:szCs w:val="24"/>
@@ -1536,6 +1706,7 @@
             </w:r>
             <w:r>
               <w:rPr>
+                <w:rFonts w:asciiTheme="majorHAnsi" w:hAnsiTheme="majorHAnsi" w:cstheme="majorHAnsi"/>
                 <w:b/>
                 <w:spacing w:val="10"/>
                 <w:sz w:val="24"/>
@@ -1545,6 +1716,7 @@
             </w:r>
             <w:r>
               <w:rPr>
+                <w:rFonts w:asciiTheme="majorHAnsi" w:hAnsiTheme="majorHAnsi" w:cstheme="majorHAnsi"/>
                 <w:b/>
                 <w:sz w:val="24"/>
                 <w:szCs w:val="24"/>
@@ -1553,6 +1725,7 @@
             </w:r>
             <w:r>
               <w:rPr>
+                <w:rFonts w:asciiTheme="majorHAnsi" w:hAnsiTheme="majorHAnsi" w:cstheme="majorHAnsi"/>
                 <w:b/>
                 <w:spacing w:val="10"/>
                 <w:sz w:val="24"/>
@@ -1562,6 +1735,7 @@
             </w:r>
             <w:r>
               <w:rPr>
+                <w:rFonts w:asciiTheme="majorHAnsi" w:hAnsiTheme="majorHAnsi" w:cstheme="majorHAnsi"/>
                 <w:b/>
                 <w:sz w:val="24"/>
                 <w:szCs w:val="24"/>
@@ -1570,6 +1744,7 @@
             </w:r>
             <w:r>
               <w:rPr>
+                <w:rFonts w:asciiTheme="majorHAnsi" w:hAnsiTheme="majorHAnsi" w:cstheme="majorHAnsi"/>
                 <w:b/>
                 <w:spacing w:val="10"/>
                 <w:sz w:val="24"/>
@@ -1579,6 +1754,7 @@
             </w:r>
             <w:r>
               <w:rPr>
+                <w:rFonts w:asciiTheme="majorHAnsi" w:hAnsiTheme="majorHAnsi" w:cstheme="majorHAnsi"/>
                 <w:b/>
                 <w:sz w:val="24"/>
                 <w:szCs w:val="24"/>
@@ -1587,6 +1763,7 @@
             </w:r>
             <w:r>
               <w:rPr>
+                <w:rFonts w:asciiTheme="majorHAnsi" w:hAnsiTheme="majorHAnsi" w:cstheme="majorHAnsi"/>
                 <w:b/>
                 <w:spacing w:val="9"/>
                 <w:sz w:val="24"/>
@@ -1596,6 +1773,7 @@
             </w:r>
             <w:r>
               <w:rPr>
+                <w:rFonts w:asciiTheme="majorHAnsi" w:hAnsiTheme="majorHAnsi" w:cstheme="majorHAnsi"/>
                 <w:b/>
                 <w:sz w:val="24"/>
                 <w:szCs w:val="24"/>
@@ -1604,6 +1782,7 @@
             </w:r>
             <w:r>
               <w:rPr>
+                <w:rFonts w:asciiTheme="majorHAnsi" w:hAnsiTheme="majorHAnsi" w:cstheme="majorHAnsi"/>
                 <w:b/>
                 <w:spacing w:val="10"/>
                 <w:sz w:val="24"/>
@@ -1613,6 +1792,7 @@
             </w:r>
             <w:r>
               <w:rPr>
+                <w:rFonts w:asciiTheme="majorHAnsi" w:hAnsiTheme="majorHAnsi" w:cstheme="majorHAnsi"/>
                 <w:b/>
                 <w:sz w:val="24"/>
                 <w:szCs w:val="24"/>
@@ -1621,6 +1801,7 @@
             </w:r>
             <w:r>
               <w:rPr>
+                <w:rFonts w:asciiTheme="majorHAnsi" w:hAnsiTheme="majorHAnsi" w:cstheme="majorHAnsi"/>
                 <w:b/>
                 <w:spacing w:val="10"/>
                 <w:sz w:val="24"/>
@@ -1630,6 +1811,7 @@
             </w:r>
             <w:r>
               <w:rPr>
+                <w:rFonts w:asciiTheme="majorHAnsi" w:hAnsiTheme="majorHAnsi" w:cstheme="majorHAnsi"/>
                 <w:b/>
                 <w:sz w:val="24"/>
                 <w:szCs w:val="24"/>
@@ -1638,6 +1820,7 @@
             </w:r>
             <w:r>
               <w:rPr>
+                <w:rFonts w:asciiTheme="majorHAnsi" w:hAnsiTheme="majorHAnsi" w:cstheme="majorHAnsi"/>
                 <w:b/>
                 <w:spacing w:val="10"/>
                 <w:sz w:val="24"/>
@@ -1647,6 +1830,7 @@
             </w:r>
             <w:r>
               <w:rPr>
+                <w:rFonts w:asciiTheme="majorHAnsi" w:hAnsiTheme="majorHAnsi" w:cstheme="majorHAnsi"/>
                 <w:b/>
                 <w:spacing w:val="-4"/>
                 <w:sz w:val="24"/>
@@ -1671,12 +1855,14 @@
               <w:spacing w:before="30"/>
               <w:ind w:left="50"/>
               <w:rPr>
-                <w:sz w:val="24"/>
-                <w:szCs w:val="24"/>
-              </w:rPr>
-            </w:pPr>
-            <w:r>
-              <w:rPr>
+                <w:rFonts w:asciiTheme="majorHAnsi" w:hAnsiTheme="majorHAnsi" w:cstheme="majorHAnsi"/>
+                <w:sz w:val="24"/>
+                <w:szCs w:val="24"/>
+              </w:rPr>
+            </w:pPr>
+            <w:r>
+              <w:rPr>
+                <w:rFonts w:asciiTheme="majorHAnsi" w:hAnsiTheme="majorHAnsi" w:cstheme="majorHAnsi"/>
                 <w:sz w:val="24"/>
                 <w:szCs w:val="24"/>
               </w:rPr>
@@ -1684,6 +1870,7 @@
             </w:r>
             <w:r>
               <w:rPr>
+                <w:rFonts w:asciiTheme="majorHAnsi" w:hAnsiTheme="majorHAnsi" w:cstheme="majorHAnsi"/>
                 <w:spacing w:val="7"/>
                 <w:sz w:val="24"/>
                 <w:szCs w:val="24"/>
@@ -1692,6 +1879,7 @@
             </w:r>
             <w:r>
               <w:rPr>
+                <w:rFonts w:asciiTheme="majorHAnsi" w:hAnsiTheme="majorHAnsi" w:cstheme="majorHAnsi"/>
                 <w:spacing w:val="-4"/>
                 <w:sz w:val="24"/>
                 <w:szCs w:val="24"/>
@@ -1710,12 +1898,14 @@
               <w:spacing w:before="30"/>
               <w:ind w:left="-9"/>
               <w:rPr>
-                <w:sz w:val="24"/>
-                <w:szCs w:val="24"/>
-              </w:rPr>
-            </w:pPr>
-            <w:r>
-              <w:rPr>
+                <w:rFonts w:asciiTheme="majorHAnsi" w:hAnsiTheme="majorHAnsi" w:cstheme="majorHAnsi"/>
+                <w:sz w:val="24"/>
+                <w:szCs w:val="24"/>
+              </w:rPr>
+            </w:pPr>
+            <w:r>
+              <w:rPr>
+                <w:rFonts w:asciiTheme="majorHAnsi" w:hAnsiTheme="majorHAnsi" w:cstheme="majorHAnsi"/>
                 <w:sz w:val="24"/>
                 <w:szCs w:val="24"/>
               </w:rPr>
@@ -1723,6 +1913,7 @@
             </w:r>
             <w:r>
               <w:rPr>
+                <w:rFonts w:asciiTheme="majorHAnsi" w:hAnsiTheme="majorHAnsi" w:cstheme="majorHAnsi"/>
                 <w:spacing w:val="9"/>
                 <w:sz w:val="24"/>
                 <w:szCs w:val="24"/>
@@ -1731,6 +1922,7 @@
             </w:r>
             <w:r>
               <w:rPr>
+                <w:rFonts w:asciiTheme="majorHAnsi" w:hAnsiTheme="majorHAnsi" w:cstheme="majorHAnsi"/>
                 <w:sz w:val="24"/>
                 <w:szCs w:val="24"/>
               </w:rPr>
@@ -1738,6 +1930,7 @@
             </w:r>
             <w:r>
               <w:rPr>
+                <w:rFonts w:asciiTheme="majorHAnsi" w:hAnsiTheme="majorHAnsi" w:cstheme="majorHAnsi"/>
                 <w:spacing w:val="10"/>
                 <w:sz w:val="24"/>
                 <w:szCs w:val="24"/>
@@ -1746,6 +1939,7 @@
             </w:r>
             <w:r>
               <w:rPr>
+                <w:rFonts w:asciiTheme="majorHAnsi" w:hAnsiTheme="majorHAnsi" w:cstheme="majorHAnsi"/>
                 <w:sz w:val="24"/>
                 <w:szCs w:val="24"/>
               </w:rPr>
@@ -1753,6 +1947,7 @@
             </w:r>
             <w:r>
               <w:rPr>
+                <w:rFonts w:asciiTheme="majorHAnsi" w:hAnsiTheme="majorHAnsi" w:cstheme="majorHAnsi"/>
                 <w:spacing w:val="7"/>
                 <w:sz w:val="24"/>
                 <w:szCs w:val="24"/>
@@ -1761,6 +1956,7 @@
             </w:r>
             <w:r>
               <w:rPr>
+                <w:rFonts w:asciiTheme="majorHAnsi" w:hAnsiTheme="majorHAnsi" w:cstheme="majorHAnsi"/>
                 <w:sz w:val="24"/>
                 <w:szCs w:val="24"/>
               </w:rPr>
@@ -1768,6 +1964,7 @@
             </w:r>
             <w:r>
               <w:rPr>
+                <w:rFonts w:asciiTheme="majorHAnsi" w:hAnsiTheme="majorHAnsi" w:cstheme="majorHAnsi"/>
                 <w:spacing w:val="9"/>
                 <w:sz w:val="24"/>
                 <w:szCs w:val="24"/>
@@ -1776,6 +1973,7 @@
             </w:r>
             <w:r>
               <w:rPr>
+                <w:rFonts w:asciiTheme="majorHAnsi" w:hAnsiTheme="majorHAnsi" w:cstheme="majorHAnsi"/>
                 <w:sz w:val="24"/>
                 <w:szCs w:val="24"/>
               </w:rPr>
@@ -1783,6 +1981,7 @@
             </w:r>
             <w:r>
               <w:rPr>
+                <w:rFonts w:asciiTheme="majorHAnsi" w:hAnsiTheme="majorHAnsi" w:cstheme="majorHAnsi"/>
                 <w:spacing w:val="10"/>
                 <w:sz w:val="24"/>
                 <w:szCs w:val="24"/>
@@ -1791,6 +1990,7 @@
             </w:r>
             <w:r>
               <w:rPr>
+                <w:rFonts w:asciiTheme="majorHAnsi" w:hAnsiTheme="majorHAnsi" w:cstheme="majorHAnsi"/>
                 <w:sz w:val="24"/>
                 <w:szCs w:val="24"/>
               </w:rPr>
@@ -1798,6 +1998,7 @@
             </w:r>
             <w:r>
               <w:rPr>
+                <w:rFonts w:asciiTheme="majorHAnsi" w:hAnsiTheme="majorHAnsi" w:cstheme="majorHAnsi"/>
                 <w:spacing w:val="6"/>
                 <w:sz w:val="24"/>
                 <w:szCs w:val="24"/>
@@ -1806,6 +2007,7 @@
             </w:r>
             <w:r>
               <w:rPr>
+                <w:rFonts w:asciiTheme="majorHAnsi" w:hAnsiTheme="majorHAnsi" w:cstheme="majorHAnsi"/>
                 <w:sz w:val="24"/>
                 <w:szCs w:val="24"/>
               </w:rPr>
@@ -1813,6 +2015,7 @@
             </w:r>
             <w:r>
               <w:rPr>
+                <w:rFonts w:asciiTheme="majorHAnsi" w:hAnsiTheme="majorHAnsi" w:cstheme="majorHAnsi"/>
                 <w:spacing w:val="10"/>
                 <w:sz w:val="24"/>
                 <w:szCs w:val="24"/>
@@ -1821,6 +2024,7 @@
             </w:r>
             <w:r>
               <w:rPr>
+                <w:rFonts w:asciiTheme="majorHAnsi" w:hAnsiTheme="majorHAnsi" w:cstheme="majorHAnsi"/>
                 <w:sz w:val="24"/>
                 <w:szCs w:val="24"/>
               </w:rPr>
@@ -1828,6 +2032,7 @@
             </w:r>
             <w:r>
               <w:rPr>
+                <w:rFonts w:asciiTheme="majorHAnsi" w:hAnsiTheme="majorHAnsi" w:cstheme="majorHAnsi"/>
                 <w:spacing w:val="10"/>
                 <w:sz w:val="24"/>
                 <w:szCs w:val="24"/>
@@ -1836,6 +2041,7 @@
             </w:r>
             <w:r>
               <w:rPr>
+                <w:rFonts w:asciiTheme="majorHAnsi" w:hAnsiTheme="majorHAnsi" w:cstheme="majorHAnsi"/>
                 <w:sz w:val="24"/>
                 <w:szCs w:val="24"/>
               </w:rPr>
@@ -1843,6 +2049,7 @@
             </w:r>
             <w:r>
               <w:rPr>
+                <w:rFonts w:asciiTheme="majorHAnsi" w:hAnsiTheme="majorHAnsi" w:cstheme="majorHAnsi"/>
                 <w:spacing w:val="10"/>
                 <w:sz w:val="24"/>
                 <w:szCs w:val="24"/>
@@ -1851,6 +2058,7 @@
             </w:r>
             <w:r>
               <w:rPr>
+                <w:rFonts w:asciiTheme="majorHAnsi" w:hAnsiTheme="majorHAnsi" w:cstheme="majorHAnsi"/>
                 <w:sz w:val="24"/>
                 <w:szCs w:val="24"/>
               </w:rPr>
@@ -1858,6 +2066,7 @@
             </w:r>
             <w:r>
               <w:rPr>
+                <w:rFonts w:asciiTheme="majorHAnsi" w:hAnsiTheme="majorHAnsi" w:cstheme="majorHAnsi"/>
                 <w:spacing w:val="7"/>
                 <w:sz w:val="24"/>
                 <w:szCs w:val="24"/>
@@ -1866,6 +2075,7 @@
             </w:r>
             <w:r>
               <w:rPr>
+                <w:rFonts w:asciiTheme="majorHAnsi" w:hAnsiTheme="majorHAnsi" w:cstheme="majorHAnsi"/>
                 <w:spacing w:val="-4"/>
                 <w:sz w:val="24"/>
                 <w:szCs w:val="24"/>
@@ -1889,12 +2099,14 @@
               <w:spacing w:before="197"/>
               <w:ind w:left="50"/>
               <w:rPr>
-                <w:sz w:val="24"/>
-                <w:szCs w:val="24"/>
-              </w:rPr>
-            </w:pPr>
-            <w:r>
-              <w:rPr>
+                <w:rFonts w:asciiTheme="majorHAnsi" w:hAnsiTheme="majorHAnsi" w:cstheme="majorHAnsi"/>
+                <w:sz w:val="24"/>
+                <w:szCs w:val="24"/>
+              </w:rPr>
+            </w:pPr>
+            <w:r>
+              <w:rPr>
+                <w:rFonts w:asciiTheme="majorHAnsi" w:hAnsiTheme="majorHAnsi" w:cstheme="majorHAnsi"/>
                 <w:sz w:val="24"/>
                 <w:szCs w:val="24"/>
               </w:rPr>
@@ -1902,6 +2114,7 @@
             </w:r>
             <w:r>
               <w:rPr>
+                <w:rFonts w:asciiTheme="majorHAnsi" w:hAnsiTheme="majorHAnsi" w:cstheme="majorHAnsi"/>
                 <w:spacing w:val="8"/>
                 <w:sz w:val="24"/>
                 <w:szCs w:val="24"/>
@@ -1910,6 +2123,7 @@
             </w:r>
             <w:r>
               <w:rPr>
+                <w:rFonts w:asciiTheme="majorHAnsi" w:hAnsiTheme="majorHAnsi" w:cstheme="majorHAnsi"/>
                 <w:spacing w:val="-2"/>
                 <w:sz w:val="24"/>
                 <w:szCs w:val="24"/>
@@ -1928,12 +2142,14 @@
               <w:spacing w:before="197"/>
               <w:ind w:left="-9"/>
               <w:rPr>
-                <w:sz w:val="24"/>
-                <w:szCs w:val="24"/>
-              </w:rPr>
-            </w:pPr>
-            <w:r>
-              <w:rPr>
+                <w:rFonts w:asciiTheme="majorHAnsi" w:hAnsiTheme="majorHAnsi" w:cstheme="majorHAnsi"/>
+                <w:sz w:val="24"/>
+                <w:szCs w:val="24"/>
+              </w:rPr>
+            </w:pPr>
+            <w:r>
+              <w:rPr>
+                <w:rFonts w:asciiTheme="majorHAnsi" w:hAnsiTheme="majorHAnsi" w:cstheme="majorHAnsi"/>
                 <w:sz w:val="24"/>
                 <w:szCs w:val="24"/>
               </w:rPr>
@@ -1941,6 +2157,7 @@
             </w:r>
             <w:r>
               <w:rPr>
+                <w:rFonts w:asciiTheme="majorHAnsi" w:hAnsiTheme="majorHAnsi" w:cstheme="majorHAnsi"/>
                 <w:spacing w:val="55"/>
                 <w:w w:val="150"/>
                 <w:sz w:val="24"/>
@@ -1950,6 +2167,7 @@
             </w:r>
             <w:r>
               <w:rPr>
+                <w:rFonts w:asciiTheme="majorHAnsi" w:hAnsiTheme="majorHAnsi" w:cstheme="majorHAnsi"/>
                 <w:sz w:val="24"/>
                 <w:szCs w:val="24"/>
               </w:rPr>
@@ -1957,6 +2175,7 @@
             </w:r>
             <w:r>
               <w:rPr>
+                <w:rFonts w:asciiTheme="majorHAnsi" w:hAnsiTheme="majorHAnsi" w:cstheme="majorHAnsi"/>
                 <w:spacing w:val="12"/>
                 <w:sz w:val="24"/>
                 <w:szCs w:val="24"/>
@@ -1965,6 +2184,7 @@
             </w:r>
             <w:r>
               <w:rPr>
+                <w:rFonts w:asciiTheme="majorHAnsi" w:hAnsiTheme="majorHAnsi" w:cstheme="majorHAnsi"/>
                 <w:spacing w:val="-2"/>
                 <w:sz w:val="24"/>
                 <w:szCs w:val="24"/>
@@ -1988,12 +2208,14 @@
               <w:spacing w:before="76"/>
               <w:ind w:left="50"/>
               <w:rPr>
-                <w:sz w:val="24"/>
-                <w:szCs w:val="24"/>
-              </w:rPr>
-            </w:pPr>
-            <w:r>
-              <w:rPr>
+                <w:rFonts w:asciiTheme="majorHAnsi" w:hAnsiTheme="majorHAnsi" w:cstheme="majorHAnsi"/>
+                <w:sz w:val="24"/>
+                <w:szCs w:val="24"/>
+              </w:rPr>
+            </w:pPr>
+            <w:r>
+              <w:rPr>
+                <w:rFonts w:asciiTheme="majorHAnsi" w:hAnsiTheme="majorHAnsi" w:cstheme="majorHAnsi"/>
                 <w:sz w:val="24"/>
                 <w:szCs w:val="24"/>
               </w:rPr>
@@ -2001,6 +2223,7 @@
             </w:r>
             <w:r>
               <w:rPr>
+                <w:rFonts w:asciiTheme="majorHAnsi" w:hAnsiTheme="majorHAnsi" w:cstheme="majorHAnsi"/>
                 <w:spacing w:val="6"/>
                 <w:sz w:val="24"/>
                 <w:szCs w:val="24"/>
@@ -2009,6 +2232,7 @@
             </w:r>
             <w:r>
               <w:rPr>
+                <w:rFonts w:asciiTheme="majorHAnsi" w:hAnsiTheme="majorHAnsi" w:cstheme="majorHAnsi"/>
                 <w:sz w:val="24"/>
                 <w:szCs w:val="24"/>
               </w:rPr>
@@ -2016,6 +2240,7 @@
             </w:r>
             <w:r>
               <w:rPr>
+                <w:rFonts w:asciiTheme="majorHAnsi" w:hAnsiTheme="majorHAnsi" w:cstheme="majorHAnsi"/>
                 <w:spacing w:val="10"/>
                 <w:sz w:val="24"/>
                 <w:szCs w:val="24"/>
@@ -2024,6 +2249,7 @@
             </w:r>
             <w:r>
               <w:rPr>
+                <w:rFonts w:asciiTheme="majorHAnsi" w:hAnsiTheme="majorHAnsi" w:cstheme="majorHAnsi"/>
                 <w:sz w:val="24"/>
                 <w:szCs w:val="24"/>
               </w:rPr>
@@ -2031,6 +2257,7 @@
             </w:r>
             <w:r>
               <w:rPr>
+                <w:rFonts w:asciiTheme="majorHAnsi" w:hAnsiTheme="majorHAnsi" w:cstheme="majorHAnsi"/>
                 <w:spacing w:val="8"/>
                 <w:sz w:val="24"/>
                 <w:szCs w:val="24"/>
@@ -2039,6 +2266,7 @@
             </w:r>
             <w:r>
               <w:rPr>
+                <w:rFonts w:asciiTheme="majorHAnsi" w:hAnsiTheme="majorHAnsi" w:cstheme="majorHAnsi"/>
                 <w:spacing w:val="-2"/>
                 <w:sz w:val="24"/>
                 <w:szCs w:val="24"/>
@@ -2057,12 +2285,14 @@
               <w:spacing w:before="76" w:line="266" w:lineRule="auto"/>
               <w:ind w:left="-9" w:right="141"/>
               <w:rPr>
-                <w:sz w:val="24"/>
-                <w:szCs w:val="24"/>
-              </w:rPr>
-            </w:pPr>
-            <w:r>
-              <w:rPr>
+                <w:rFonts w:asciiTheme="majorHAnsi" w:hAnsiTheme="majorHAnsi" w:cstheme="majorHAnsi"/>
+                <w:sz w:val="24"/>
+                <w:szCs w:val="24"/>
+              </w:rPr>
+            </w:pPr>
+            <w:r>
+              <w:rPr>
+                <w:rFonts w:asciiTheme="majorHAnsi" w:hAnsiTheme="majorHAnsi" w:cstheme="majorHAnsi"/>
                 <w:sz w:val="24"/>
                 <w:szCs w:val="24"/>
               </w:rPr>
@@ -2070,6 +2300,7 @@
             </w:r>
             <w:r>
               <w:rPr>
+                <w:rFonts w:asciiTheme="majorHAnsi" w:hAnsiTheme="majorHAnsi" w:cstheme="majorHAnsi"/>
                 <w:color w:val="1F497D" w:themeColor="text2"/>
                 <w:sz w:val="24"/>
                 <w:szCs w:val="24"/>
@@ -2097,12 +2328,14 @@
               <w:spacing w:before="126"/>
               <w:ind w:left="50"/>
               <w:rPr>
-                <w:sz w:val="24"/>
-                <w:szCs w:val="24"/>
-              </w:rPr>
-            </w:pPr>
-            <w:r>
-              <w:rPr>
+                <w:rFonts w:asciiTheme="majorHAnsi" w:hAnsiTheme="majorHAnsi" w:cstheme="majorHAnsi"/>
+                <w:sz w:val="24"/>
+                <w:szCs w:val="24"/>
+              </w:rPr>
+            </w:pPr>
+            <w:r>
+              <w:rPr>
+                <w:rFonts w:asciiTheme="majorHAnsi" w:hAnsiTheme="majorHAnsi" w:cstheme="majorHAnsi"/>
                 <w:spacing w:val="-2"/>
                 <w:sz w:val="24"/>
                 <w:szCs w:val="24"/>
@@ -2111,6 +2344,7 @@
             </w:r>
             <w:r>
               <w:rPr>
+                <w:rFonts w:asciiTheme="majorHAnsi" w:hAnsiTheme="majorHAnsi" w:cstheme="majorHAnsi"/>
                 <w:sz w:val="24"/>
                 <w:szCs w:val="24"/>
                 <w:lang w:val="en-US"/>
@@ -2119,6 +2353,7 @@
             </w:r>
             <w:r>
               <w:rPr>
+                <w:rFonts w:asciiTheme="majorHAnsi" w:hAnsiTheme="majorHAnsi" w:cstheme="majorHAnsi"/>
                 <w:spacing w:val="-5"/>
                 <w:sz w:val="24"/>
                 <w:szCs w:val="24"/>
@@ -2127,6 +2362,7 @@
             </w:r>
             <w:r>
               <w:rPr>
+                <w:rFonts w:asciiTheme="majorHAnsi" w:hAnsiTheme="majorHAnsi" w:cstheme="majorHAnsi"/>
                 <w:sz w:val="24"/>
                 <w:szCs w:val="24"/>
                 <w:lang w:val="en-US"/>
@@ -2135,6 +2371,7 @@
             </w:r>
             <w:r>
               <w:rPr>
+                <w:rFonts w:asciiTheme="majorHAnsi" w:hAnsiTheme="majorHAnsi" w:cstheme="majorHAnsi"/>
                 <w:spacing w:val="-2"/>
                 <w:sz w:val="24"/>
                 <w:szCs w:val="24"/>
@@ -2153,12 +2390,14 @@
               <w:spacing w:before="126"/>
               <w:ind w:left="-9"/>
               <w:rPr>
-                <w:sz w:val="24"/>
-                <w:szCs w:val="24"/>
-              </w:rPr>
-            </w:pPr>
-            <w:r>
-              <w:rPr>
+                <w:rFonts w:asciiTheme="majorHAnsi" w:hAnsiTheme="majorHAnsi" w:cstheme="majorHAnsi"/>
+                <w:sz w:val="24"/>
+                <w:szCs w:val="24"/>
+              </w:rPr>
+            </w:pPr>
+            <w:r>
+              <w:rPr>
+                <w:rFonts w:asciiTheme="majorHAnsi" w:hAnsiTheme="majorHAnsi" w:cstheme="majorHAnsi"/>
                 <w:sz w:val="24"/>
                 <w:szCs w:val="24"/>
               </w:rPr>
@@ -2166,6 +2405,7 @@
             </w:r>
             <w:r>
               <w:rPr>
+                <w:rFonts w:asciiTheme="majorHAnsi" w:hAnsiTheme="majorHAnsi" w:cstheme="majorHAnsi"/>
                 <w:spacing w:val="7"/>
                 <w:sz w:val="24"/>
                 <w:szCs w:val="24"/>
@@ -2174,6 +2414,7 @@
             </w:r>
             <w:r>
               <w:rPr>
+                <w:rFonts w:asciiTheme="majorHAnsi" w:hAnsiTheme="majorHAnsi" w:cstheme="majorHAnsi"/>
                 <w:sz w:val="24"/>
                 <w:szCs w:val="24"/>
               </w:rPr>
@@ -2181,6 +2422,7 @@
             </w:r>
             <w:r>
               <w:rPr>
+                <w:rFonts w:asciiTheme="majorHAnsi" w:hAnsiTheme="majorHAnsi" w:cstheme="majorHAnsi"/>
                 <w:spacing w:val="8"/>
                 <w:sz w:val="24"/>
                 <w:szCs w:val="24"/>
@@ -2189,6 +2431,7 @@
             </w:r>
             <w:r>
               <w:rPr>
+                <w:rFonts w:asciiTheme="majorHAnsi" w:hAnsiTheme="majorHAnsi" w:cstheme="majorHAnsi"/>
                 <w:sz w:val="24"/>
                 <w:szCs w:val="24"/>
               </w:rPr>
@@ -2196,6 +2439,7 @@
             </w:r>
             <w:r>
               <w:rPr>
+                <w:rFonts w:asciiTheme="majorHAnsi" w:hAnsiTheme="majorHAnsi" w:cstheme="majorHAnsi"/>
                 <w:spacing w:val="10"/>
                 <w:sz w:val="24"/>
                 <w:szCs w:val="24"/>
@@ -2204,6 +2448,7 @@
             </w:r>
             <w:r>
               <w:rPr>
+                <w:rFonts w:asciiTheme="majorHAnsi" w:hAnsiTheme="majorHAnsi" w:cstheme="majorHAnsi"/>
                 <w:sz w:val="24"/>
                 <w:szCs w:val="24"/>
               </w:rPr>
@@ -2211,6 +2456,7 @@
             </w:r>
             <w:r>
               <w:rPr>
+                <w:rFonts w:asciiTheme="majorHAnsi" w:hAnsiTheme="majorHAnsi" w:cstheme="majorHAnsi"/>
                 <w:spacing w:val="6"/>
                 <w:sz w:val="24"/>
                 <w:szCs w:val="24"/>
@@ -2219,6 +2465,7 @@
             </w:r>
             <w:r>
               <w:rPr>
+                <w:rFonts w:asciiTheme="majorHAnsi" w:hAnsiTheme="majorHAnsi" w:cstheme="majorHAnsi"/>
                 <w:sz w:val="24"/>
                 <w:szCs w:val="24"/>
               </w:rPr>
@@ -2226,6 +2473,7 @@
             </w:r>
             <w:r>
               <w:rPr>
+                <w:rFonts w:asciiTheme="majorHAnsi" w:hAnsiTheme="majorHAnsi" w:cstheme="majorHAnsi"/>
                 <w:spacing w:val="7"/>
                 <w:sz w:val="24"/>
                 <w:szCs w:val="24"/>
@@ -2234,6 +2482,7 @@
             </w:r>
             <w:r>
               <w:rPr>
+                <w:rFonts w:asciiTheme="majorHAnsi" w:hAnsiTheme="majorHAnsi" w:cstheme="majorHAnsi"/>
                 <w:sz w:val="24"/>
                 <w:szCs w:val="24"/>
               </w:rPr>
@@ -2241,6 +2490,7 @@
             </w:r>
             <w:r>
               <w:rPr>
+                <w:rFonts w:asciiTheme="majorHAnsi" w:hAnsiTheme="majorHAnsi" w:cstheme="majorHAnsi"/>
                 <w:spacing w:val="9"/>
                 <w:sz w:val="24"/>
                 <w:szCs w:val="24"/>
@@ -2249,6 +2499,7 @@
             </w:r>
             <w:r>
               <w:rPr>
+                <w:rFonts w:asciiTheme="majorHAnsi" w:hAnsiTheme="majorHAnsi" w:cstheme="majorHAnsi"/>
                 <w:sz w:val="24"/>
                 <w:szCs w:val="24"/>
               </w:rPr>
@@ -2256,6 +2507,7 @@
             </w:r>
             <w:r>
               <w:rPr>
+                <w:rFonts w:asciiTheme="majorHAnsi" w:hAnsiTheme="majorHAnsi" w:cstheme="majorHAnsi"/>
                 <w:spacing w:val="7"/>
                 <w:sz w:val="24"/>
                 <w:szCs w:val="24"/>
@@ -2264,6 +2516,7 @@
             </w:r>
             <w:r>
               <w:rPr>
+                <w:rFonts w:asciiTheme="majorHAnsi" w:hAnsiTheme="majorHAnsi" w:cstheme="majorHAnsi"/>
                 <w:spacing w:val="-5"/>
                 <w:sz w:val="24"/>
                 <w:szCs w:val="24"/>
@@ -2287,12 +2540,14 @@
               <w:spacing w:before="69"/>
               <w:ind w:left="50"/>
               <w:rPr>
-                <w:sz w:val="24"/>
-                <w:szCs w:val="24"/>
-              </w:rPr>
-            </w:pPr>
-            <w:r>
-              <w:rPr>
+                <w:rFonts w:asciiTheme="majorHAnsi" w:hAnsiTheme="majorHAnsi" w:cstheme="majorHAnsi"/>
+                <w:sz w:val="24"/>
+                <w:szCs w:val="24"/>
+              </w:rPr>
+            </w:pPr>
+            <w:r>
+              <w:rPr>
+                <w:rFonts w:asciiTheme="majorHAnsi" w:hAnsiTheme="majorHAnsi" w:cstheme="majorHAnsi"/>
                 <w:sz w:val="24"/>
                 <w:szCs w:val="24"/>
               </w:rPr>
@@ -2300,6 +2555,7 @@
             </w:r>
             <w:r>
               <w:rPr>
+                <w:rFonts w:asciiTheme="majorHAnsi" w:hAnsiTheme="majorHAnsi" w:cstheme="majorHAnsi"/>
                 <w:spacing w:val="7"/>
                 <w:sz w:val="24"/>
                 <w:szCs w:val="24"/>
@@ -2308,6 +2564,7 @@
             </w:r>
             <w:r>
               <w:rPr>
+                <w:rFonts w:asciiTheme="majorHAnsi" w:hAnsiTheme="majorHAnsi" w:cstheme="majorHAnsi"/>
                 <w:sz w:val="24"/>
                 <w:szCs w:val="24"/>
               </w:rPr>
@@ -2315,6 +2572,7 @@
             </w:r>
             <w:r>
               <w:rPr>
+                <w:rFonts w:asciiTheme="majorHAnsi" w:hAnsiTheme="majorHAnsi" w:cstheme="majorHAnsi"/>
                 <w:spacing w:val="8"/>
                 <w:sz w:val="24"/>
                 <w:szCs w:val="24"/>
@@ -2323,6 +2581,7 @@
             </w:r>
             <w:r>
               <w:rPr>
+                <w:rFonts w:asciiTheme="majorHAnsi" w:hAnsiTheme="majorHAnsi" w:cstheme="majorHAnsi"/>
                 <w:sz w:val="24"/>
                 <w:szCs w:val="24"/>
               </w:rPr>
@@ -2330,6 +2589,7 @@
             </w:r>
             <w:r>
               <w:rPr>
+                <w:rFonts w:asciiTheme="majorHAnsi" w:hAnsiTheme="majorHAnsi" w:cstheme="majorHAnsi"/>
                 <w:spacing w:val="8"/>
                 <w:sz w:val="24"/>
                 <w:szCs w:val="24"/>
@@ -2338,6 +2598,7 @@
             </w:r>
             <w:r>
               <w:rPr>
+                <w:rFonts w:asciiTheme="majorHAnsi" w:hAnsiTheme="majorHAnsi" w:cstheme="majorHAnsi"/>
                 <w:spacing w:val="-5"/>
                 <w:sz w:val="24"/>
                 <w:szCs w:val="24"/>
@@ -2351,12 +2612,14 @@
               <w:spacing w:before="28" w:line="215" w:lineRule="exact"/>
               <w:ind w:left="50"/>
               <w:rPr>
-                <w:sz w:val="24"/>
-                <w:szCs w:val="24"/>
-              </w:rPr>
-            </w:pPr>
-            <w:r>
-              <w:rPr>
+                <w:rFonts w:asciiTheme="majorHAnsi" w:hAnsiTheme="majorHAnsi" w:cstheme="majorHAnsi"/>
+                <w:sz w:val="24"/>
+                <w:szCs w:val="24"/>
+              </w:rPr>
+            </w:pPr>
+            <w:r>
+              <w:rPr>
+                <w:rFonts w:asciiTheme="majorHAnsi" w:hAnsiTheme="majorHAnsi" w:cstheme="majorHAnsi"/>
                 <w:spacing w:val="-2"/>
                 <w:sz w:val="24"/>
                 <w:szCs w:val="24"/>
@@ -2375,12 +2638,14 @@
               <w:spacing w:before="69"/>
               <w:ind w:left="-9"/>
               <w:rPr>
-                <w:sz w:val="24"/>
-                <w:szCs w:val="24"/>
-              </w:rPr>
-            </w:pPr>
-            <w:r>
-              <w:rPr>
+                <w:rFonts w:asciiTheme="majorHAnsi" w:hAnsiTheme="majorHAnsi" w:cstheme="majorHAnsi"/>
+                <w:sz w:val="24"/>
+                <w:szCs w:val="24"/>
+              </w:rPr>
+            </w:pPr>
+            <w:r>
+              <w:rPr>
+                <w:rFonts w:asciiTheme="majorHAnsi" w:hAnsiTheme="majorHAnsi" w:cstheme="majorHAnsi"/>
                 <w:sz w:val="24"/>
                 <w:szCs w:val="24"/>
               </w:rPr>
@@ -2388,6 +2653,7 @@
             </w:r>
             <w:r>
               <w:rPr>
+                <w:rFonts w:asciiTheme="majorHAnsi" w:hAnsiTheme="majorHAnsi" w:cstheme="majorHAnsi"/>
                 <w:spacing w:val="14"/>
                 <w:sz w:val="24"/>
                 <w:szCs w:val="24"/>
@@ -2396,6 +2662,7 @@
             </w:r>
             <w:r>
               <w:rPr>
+                <w:rFonts w:asciiTheme="majorHAnsi" w:hAnsiTheme="majorHAnsi" w:cstheme="majorHAnsi"/>
                 <w:sz w:val="24"/>
                 <w:szCs w:val="24"/>
               </w:rPr>
@@ -2403,6 +2670,7 @@
             </w:r>
             <w:r>
               <w:rPr>
+                <w:rFonts w:asciiTheme="majorHAnsi" w:hAnsiTheme="majorHAnsi" w:cstheme="majorHAnsi"/>
                 <w:spacing w:val="9"/>
                 <w:sz w:val="24"/>
                 <w:szCs w:val="24"/>
@@ -2411,6 +2679,7 @@
             </w:r>
             <w:r>
               <w:rPr>
+                <w:rFonts w:asciiTheme="majorHAnsi" w:hAnsiTheme="majorHAnsi" w:cstheme="majorHAnsi"/>
                 <w:sz w:val="24"/>
                 <w:szCs w:val="24"/>
               </w:rPr>
@@ -2418,6 +2687,7 @@
             </w:r>
             <w:r>
               <w:rPr>
+                <w:rFonts w:asciiTheme="majorHAnsi" w:hAnsiTheme="majorHAnsi" w:cstheme="majorHAnsi"/>
                 <w:spacing w:val="14"/>
                 <w:sz w:val="24"/>
                 <w:szCs w:val="24"/>
@@ -2426,6 +2696,7 @@
             </w:r>
             <w:r>
               <w:rPr>
+                <w:rFonts w:asciiTheme="majorHAnsi" w:hAnsiTheme="majorHAnsi" w:cstheme="majorHAnsi"/>
                 <w:sz w:val="24"/>
                 <w:szCs w:val="24"/>
               </w:rPr>
@@ -2433,6 +2704,7 @@
             </w:r>
             <w:r>
               <w:rPr>
+                <w:rFonts w:asciiTheme="majorHAnsi" w:hAnsiTheme="majorHAnsi" w:cstheme="majorHAnsi"/>
                 <w:spacing w:val="14"/>
                 <w:sz w:val="24"/>
                 <w:szCs w:val="24"/>
@@ -2441,6 +2713,7 @@
             </w:r>
             <w:r>
               <w:rPr>
+                <w:rFonts w:asciiTheme="majorHAnsi" w:hAnsiTheme="majorHAnsi" w:cstheme="majorHAnsi"/>
                 <w:sz w:val="24"/>
                 <w:szCs w:val="24"/>
               </w:rPr>
@@ -2448,6 +2721,7 @@
             </w:r>
             <w:r>
               <w:rPr>
+                <w:rFonts w:asciiTheme="majorHAnsi" w:hAnsiTheme="majorHAnsi" w:cstheme="majorHAnsi"/>
                 <w:spacing w:val="13"/>
                 <w:sz w:val="24"/>
                 <w:szCs w:val="24"/>
@@ -2456,6 +2730,7 @@
             </w:r>
             <w:r>
               <w:rPr>
+                <w:rFonts w:asciiTheme="majorHAnsi" w:hAnsiTheme="majorHAnsi" w:cstheme="majorHAnsi"/>
                 <w:spacing w:val="-4"/>
                 <w:sz w:val="24"/>
                 <w:szCs w:val="24"/>
@@ -2480,6 +2755,7 @@
               <w:spacing w:line="229" w:lineRule="exact"/>
               <w:ind w:left="50"/>
               <w:rPr>
+                <w:rFonts w:asciiTheme="majorHAnsi" w:hAnsiTheme="majorHAnsi" w:cstheme="majorHAnsi"/>
                 <w:i/>
                 <w:sz w:val="24"/>
                 <w:szCs w:val="24"/>
@@ -2487,6 +2763,7 @@
             </w:pPr>
             <w:r>
               <w:rPr>
+                <w:rFonts w:asciiTheme="majorHAnsi" w:hAnsiTheme="majorHAnsi" w:cstheme="majorHAnsi"/>
                 <w:sz w:val="24"/>
                 <w:szCs w:val="24"/>
               </w:rPr>
@@ -2494,6 +2771,7 @@
             </w:r>
             <w:r>
               <w:rPr>
+                <w:rFonts w:asciiTheme="majorHAnsi" w:hAnsiTheme="majorHAnsi" w:cstheme="majorHAnsi"/>
                 <w:spacing w:val="4"/>
                 <w:sz w:val="24"/>
                 <w:szCs w:val="24"/>
@@ -2502,6 +2780,7 @@
             </w:r>
             <w:r>
               <w:rPr>
+                <w:rFonts w:asciiTheme="majorHAnsi" w:hAnsiTheme="majorHAnsi" w:cstheme="majorHAnsi"/>
                 <w:sz w:val="24"/>
                 <w:szCs w:val="24"/>
               </w:rPr>
@@ -2509,6 +2788,7 @@
             </w:r>
             <w:r>
               <w:rPr>
+                <w:rFonts w:asciiTheme="majorHAnsi" w:hAnsiTheme="majorHAnsi" w:cstheme="majorHAnsi"/>
                 <w:spacing w:val="2"/>
                 <w:sz w:val="24"/>
                 <w:szCs w:val="24"/>
@@ -2517,6 +2797,7 @@
             </w:r>
             <w:r>
               <w:rPr>
+                <w:rFonts w:asciiTheme="majorHAnsi" w:hAnsiTheme="majorHAnsi" w:cstheme="majorHAnsi"/>
                 <w:sz w:val="24"/>
                 <w:szCs w:val="24"/>
               </w:rPr>
@@ -2524,6 +2805,7 @@
             </w:r>
             <w:r>
               <w:rPr>
+                <w:rFonts w:asciiTheme="majorHAnsi" w:hAnsiTheme="majorHAnsi" w:cstheme="majorHAnsi"/>
                 <w:spacing w:val="9"/>
                 <w:sz w:val="24"/>
                 <w:szCs w:val="24"/>
@@ -2532,6 +2814,7 @@
             </w:r>
             <w:r>
               <w:rPr>
+                <w:rFonts w:asciiTheme="majorHAnsi" w:hAnsiTheme="majorHAnsi" w:cstheme="majorHAnsi"/>
                 <w:sz w:val="24"/>
                 <w:szCs w:val="24"/>
               </w:rPr>
@@ -2539,6 +2822,7 @@
             </w:r>
             <w:r>
               <w:rPr>
+                <w:rFonts w:asciiTheme="majorHAnsi" w:hAnsiTheme="majorHAnsi" w:cstheme="majorHAnsi"/>
                 <w:spacing w:val="9"/>
                 <w:sz w:val="24"/>
                 <w:szCs w:val="24"/>
@@ -2547,6 +2831,7 @@
             </w:r>
             <w:r>
               <w:rPr>
+                <w:rFonts w:asciiTheme="majorHAnsi" w:hAnsiTheme="majorHAnsi" w:cstheme="majorHAnsi"/>
                 <w:sz w:val="24"/>
                 <w:szCs w:val="24"/>
               </w:rPr>
@@ -2554,6 +2839,7 @@
             </w:r>
             <w:r>
               <w:rPr>
+                <w:rFonts w:asciiTheme="majorHAnsi" w:hAnsiTheme="majorHAnsi" w:cstheme="majorHAnsi"/>
                 <w:spacing w:val="2"/>
                 <w:sz w:val="24"/>
                 <w:szCs w:val="24"/>
@@ -2562,6 +2848,7 @@
             </w:r>
             <w:r>
               <w:rPr>
+                <w:rFonts w:asciiTheme="majorHAnsi" w:hAnsiTheme="majorHAnsi" w:cstheme="majorHAnsi"/>
                 <w:sz w:val="24"/>
                 <w:szCs w:val="24"/>
               </w:rPr>
@@ -2569,6 +2856,7 @@
             </w:r>
             <w:r>
               <w:rPr>
+                <w:rFonts w:asciiTheme="majorHAnsi" w:hAnsiTheme="majorHAnsi" w:cstheme="majorHAnsi"/>
                 <w:spacing w:val="4"/>
                 <w:sz w:val="24"/>
                 <w:szCs w:val="24"/>
@@ -2577,6 +2865,7 @@
             </w:r>
             <w:r>
               <w:rPr>
+                <w:rFonts w:asciiTheme="majorHAnsi" w:hAnsiTheme="majorHAnsi" w:cstheme="majorHAnsi"/>
                 <w:sz w:val="24"/>
                 <w:szCs w:val="24"/>
               </w:rPr>
@@ -2584,6 +2873,7 @@
             </w:r>
             <w:r>
               <w:rPr>
+                <w:rFonts w:asciiTheme="majorHAnsi" w:hAnsiTheme="majorHAnsi" w:cstheme="majorHAnsi"/>
                 <w:spacing w:val="9"/>
                 <w:sz w:val="24"/>
                 <w:szCs w:val="24"/>
@@ -2592,6 +2882,7 @@
             </w:r>
             <w:r>
               <w:rPr>
+                <w:rFonts w:asciiTheme="majorHAnsi" w:hAnsiTheme="majorHAnsi" w:cstheme="majorHAnsi"/>
                 <w:sz w:val="24"/>
                 <w:szCs w:val="24"/>
               </w:rPr>
@@ -2599,6 +2890,7 @@
             </w:r>
             <w:r>
               <w:rPr>
+                <w:rFonts w:asciiTheme="majorHAnsi" w:hAnsiTheme="majorHAnsi" w:cstheme="majorHAnsi"/>
                 <w:spacing w:val="6"/>
                 <w:sz w:val="24"/>
                 <w:szCs w:val="24"/>
@@ -2607,6 +2899,7 @@
             </w:r>
             <w:r>
               <w:rPr>
+                <w:rFonts w:asciiTheme="majorHAnsi" w:hAnsiTheme="majorHAnsi" w:cstheme="majorHAnsi"/>
                 <w:sz w:val="24"/>
                 <w:szCs w:val="24"/>
               </w:rPr>
@@ -2614,6 +2907,7 @@
             </w:r>
             <w:r>
               <w:rPr>
+                <w:rFonts w:asciiTheme="majorHAnsi" w:hAnsiTheme="majorHAnsi" w:cstheme="majorHAnsi"/>
                 <w:spacing w:val="8"/>
                 <w:sz w:val="24"/>
                 <w:szCs w:val="24"/>
@@ -2622,6 +2916,7 @@
             </w:r>
             <w:r>
               <w:rPr>
+                <w:rFonts w:asciiTheme="majorHAnsi" w:hAnsiTheme="majorHAnsi" w:cstheme="majorHAnsi"/>
                 <w:sz w:val="24"/>
                 <w:szCs w:val="24"/>
               </w:rPr>
@@ -2629,6 +2924,7 @@
             </w:r>
             <w:r>
               <w:rPr>
+                <w:rFonts w:asciiTheme="majorHAnsi" w:hAnsiTheme="majorHAnsi" w:cstheme="majorHAnsi"/>
                 <w:spacing w:val="3"/>
                 <w:sz w:val="24"/>
                 <w:szCs w:val="24"/>
@@ -2637,6 +2933,7 @@
             </w:r>
             <w:r>
               <w:rPr>
+                <w:rFonts w:asciiTheme="majorHAnsi" w:hAnsiTheme="majorHAnsi" w:cstheme="majorHAnsi"/>
                 <w:sz w:val="24"/>
                 <w:szCs w:val="24"/>
               </w:rPr>
@@ -2644,6 +2941,7 @@
             </w:r>
             <w:r>
               <w:rPr>
+                <w:rFonts w:asciiTheme="majorHAnsi" w:hAnsiTheme="majorHAnsi" w:cstheme="majorHAnsi"/>
                 <w:spacing w:val="7"/>
                 <w:sz w:val="24"/>
                 <w:szCs w:val="24"/>
@@ -2652,6 +2950,7 @@
             </w:r>
             <w:r>
               <w:rPr>
+                <w:rFonts w:asciiTheme="majorHAnsi" w:hAnsiTheme="majorHAnsi" w:cstheme="majorHAnsi"/>
                 <w:sz w:val="24"/>
                 <w:szCs w:val="24"/>
               </w:rPr>
@@ -2659,6 +2958,7 @@
             </w:r>
             <w:r>
               <w:rPr>
+                <w:rFonts w:asciiTheme="majorHAnsi" w:hAnsiTheme="majorHAnsi" w:cstheme="majorHAnsi"/>
                 <w:spacing w:val="11"/>
                 <w:sz w:val="24"/>
                 <w:szCs w:val="24"/>
@@ -2667,6 +2967,7 @@
             </w:r>
             <w:r>
               <w:rPr>
+                <w:rFonts w:asciiTheme="majorHAnsi" w:hAnsiTheme="majorHAnsi" w:cstheme="majorHAnsi"/>
                 <w:i/>
                 <w:sz w:val="24"/>
                 <w:szCs w:val="24"/>
@@ -2675,6 +2976,7 @@
             </w:r>
             <w:r>
               <w:rPr>
+                <w:rFonts w:asciiTheme="majorHAnsi" w:hAnsiTheme="majorHAnsi" w:cstheme="majorHAnsi"/>
                 <w:i/>
                 <w:spacing w:val="-11"/>
                 <w:sz w:val="24"/>
@@ -2684,6 +2986,7 @@
             </w:r>
             <w:r>
               <w:rPr>
+                <w:rFonts w:asciiTheme="majorHAnsi" w:hAnsiTheme="majorHAnsi" w:cstheme="majorHAnsi"/>
                 <w:b/>
                 <w:i/>
                 <w:sz w:val="24"/>
@@ -2693,6 +2996,7 @@
             </w:r>
             <w:r>
               <w:rPr>
+                <w:rFonts w:asciiTheme="majorHAnsi" w:hAnsiTheme="majorHAnsi" w:cstheme="majorHAnsi"/>
                 <w:b/>
                 <w:i/>
                 <w:spacing w:val="9"/>
@@ -2703,6 +3007,7 @@
             </w:r>
             <w:r>
               <w:rPr>
+                <w:rFonts w:asciiTheme="majorHAnsi" w:hAnsiTheme="majorHAnsi" w:cstheme="majorHAnsi"/>
                 <w:b/>
                 <w:i/>
                 <w:sz w:val="24"/>
@@ -2712,6 +3017,7 @@
             </w:r>
             <w:r>
               <w:rPr>
+                <w:rFonts w:asciiTheme="majorHAnsi" w:hAnsiTheme="majorHAnsi" w:cstheme="majorHAnsi"/>
                 <w:b/>
                 <w:i/>
                 <w:spacing w:val="7"/>
@@ -2722,6 +3028,7 @@
             </w:r>
             <w:r>
               <w:rPr>
+                <w:rFonts w:asciiTheme="majorHAnsi" w:hAnsiTheme="majorHAnsi" w:cstheme="majorHAnsi"/>
                 <w:b/>
                 <w:i/>
                 <w:sz w:val="24"/>
@@ -2731,6 +3038,7 @@
             </w:r>
             <w:r>
               <w:rPr>
+                <w:rFonts w:asciiTheme="majorHAnsi" w:hAnsiTheme="majorHAnsi" w:cstheme="majorHAnsi"/>
                 <w:b/>
                 <w:i/>
                 <w:spacing w:val="-12"/>
@@ -2741,6 +3049,7 @@
             </w:r>
             <w:r>
               <w:rPr>
+                <w:rFonts w:asciiTheme="majorHAnsi" w:hAnsiTheme="majorHAnsi" w:cstheme="majorHAnsi"/>
                 <w:i/>
                 <w:spacing w:val="-10"/>
                 <w:sz w:val="24"/>
@@ -2765,13 +3074,15 @@
               <w:spacing w:before="132"/>
               <w:ind w:left="50" w:right="-15"/>
               <w:rPr>
-                <w:b/>
-                <w:sz w:val="24"/>
-                <w:szCs w:val="24"/>
-              </w:rPr>
-            </w:pPr>
-            <w:r>
-              <w:rPr>
+                <w:rFonts w:asciiTheme="majorHAnsi" w:hAnsiTheme="majorHAnsi" w:cstheme="majorHAnsi"/>
+                <w:b/>
+                <w:sz w:val="24"/>
+                <w:szCs w:val="24"/>
+              </w:rPr>
+            </w:pPr>
+            <w:r>
+              <w:rPr>
+                <w:rFonts w:asciiTheme="majorHAnsi" w:hAnsiTheme="majorHAnsi" w:cstheme="majorHAnsi"/>
                 <w:b/>
                 <w:sz w:val="24"/>
                 <w:szCs w:val="24"/>
@@ -2780,6 +3091,7 @@
             </w:r>
             <w:r>
               <w:rPr>
+                <w:rFonts w:asciiTheme="majorHAnsi" w:hAnsiTheme="majorHAnsi" w:cstheme="majorHAnsi"/>
                 <w:b/>
                 <w:spacing w:val="8"/>
                 <w:sz w:val="24"/>
@@ -2789,6 +3101,7 @@
             </w:r>
             <w:r>
               <w:rPr>
+                <w:rFonts w:asciiTheme="majorHAnsi" w:hAnsiTheme="majorHAnsi" w:cstheme="majorHAnsi"/>
                 <w:b/>
                 <w:sz w:val="24"/>
                 <w:szCs w:val="24"/>
@@ -2797,6 +3110,7 @@
             </w:r>
             <w:r>
               <w:rPr>
+                <w:rFonts w:asciiTheme="majorHAnsi" w:hAnsiTheme="majorHAnsi" w:cstheme="majorHAnsi"/>
                 <w:b/>
                 <w:spacing w:val="9"/>
                 <w:sz w:val="24"/>
@@ -2806,6 +3120,7 @@
             </w:r>
             <w:r>
               <w:rPr>
+                <w:rFonts w:asciiTheme="majorHAnsi" w:hAnsiTheme="majorHAnsi" w:cstheme="majorHAnsi"/>
                 <w:b/>
                 <w:sz w:val="24"/>
                 <w:szCs w:val="24"/>
@@ -2814,6 +3129,7 @@
             </w:r>
             <w:r>
               <w:rPr>
+                <w:rFonts w:asciiTheme="majorHAnsi" w:hAnsiTheme="majorHAnsi" w:cstheme="majorHAnsi"/>
                 <w:b/>
                 <w:spacing w:val="9"/>
                 <w:sz w:val="24"/>
@@ -2823,6 +3139,7 @@
             </w:r>
             <w:r>
               <w:rPr>
+                <w:rFonts w:asciiTheme="majorHAnsi" w:hAnsiTheme="majorHAnsi" w:cstheme="majorHAnsi"/>
                 <w:b/>
                 <w:sz w:val="24"/>
                 <w:szCs w:val="24"/>
@@ -2831,6 +3148,7 @@
             </w:r>
             <w:r>
               <w:rPr>
+                <w:rFonts w:asciiTheme="majorHAnsi" w:hAnsiTheme="majorHAnsi" w:cstheme="majorHAnsi"/>
                 <w:b/>
                 <w:spacing w:val="7"/>
                 <w:sz w:val="24"/>
@@ -2840,6 +3158,7 @@
             </w:r>
             <w:r>
               <w:rPr>
+                <w:rFonts w:asciiTheme="majorHAnsi" w:hAnsiTheme="majorHAnsi" w:cstheme="majorHAnsi"/>
                 <w:b/>
                 <w:spacing w:val="-4"/>
                 <w:sz w:val="24"/>
@@ -2858,13 +3177,15 @@
               <w:pStyle w:val="TableParagraph"/>
               <w:spacing w:before="132" w:line="266" w:lineRule="auto"/>
               <w:rPr>
-                <w:b/>
-                <w:sz w:val="24"/>
-                <w:szCs w:val="24"/>
-              </w:rPr>
-            </w:pPr>
-            <w:r>
-              <w:rPr>
+                <w:rFonts w:asciiTheme="majorHAnsi" w:hAnsiTheme="majorHAnsi" w:cstheme="majorHAnsi"/>
+                <w:b/>
+                <w:sz w:val="24"/>
+                <w:szCs w:val="24"/>
+              </w:rPr>
+            </w:pPr>
+            <w:r>
+              <w:rPr>
+                <w:rFonts w:asciiTheme="majorHAnsi" w:hAnsiTheme="majorHAnsi" w:cstheme="majorHAnsi"/>
                 <w:b/>
                 <w:sz w:val="24"/>
                 <w:szCs w:val="24"/>
@@ -2888,12 +3209,14 @@
               <w:spacing w:before="118"/>
               <w:ind w:left="50"/>
               <w:rPr>
-                <w:sz w:val="24"/>
-                <w:szCs w:val="24"/>
-              </w:rPr>
-            </w:pPr>
-            <w:r>
-              <w:rPr>
+                <w:rFonts w:asciiTheme="majorHAnsi" w:hAnsiTheme="majorHAnsi" w:cstheme="majorHAnsi"/>
+                <w:sz w:val="24"/>
+                <w:szCs w:val="24"/>
+              </w:rPr>
+            </w:pPr>
+            <w:r>
+              <w:rPr>
+                <w:rFonts w:asciiTheme="majorHAnsi" w:hAnsiTheme="majorHAnsi" w:cstheme="majorHAnsi"/>
                 <w:sz w:val="24"/>
                 <w:szCs w:val="24"/>
               </w:rPr>
@@ -2901,6 +3224,7 @@
             </w:r>
             <w:r>
               <w:rPr>
+                <w:rFonts w:asciiTheme="majorHAnsi" w:hAnsiTheme="majorHAnsi" w:cstheme="majorHAnsi"/>
                 <w:spacing w:val="7"/>
                 <w:sz w:val="24"/>
                 <w:szCs w:val="24"/>
@@ -2909,6 +3233,7 @@
             </w:r>
             <w:r>
               <w:rPr>
+                <w:rFonts w:asciiTheme="majorHAnsi" w:hAnsiTheme="majorHAnsi" w:cstheme="majorHAnsi"/>
                 <w:spacing w:val="-4"/>
                 <w:sz w:val="24"/>
                 <w:szCs w:val="24"/>
@@ -2927,12 +3252,14 @@
               <w:spacing w:before="118"/>
               <w:ind w:left="-9"/>
               <w:rPr>
-                <w:sz w:val="24"/>
-                <w:szCs w:val="24"/>
-              </w:rPr>
-            </w:pPr>
-            <w:r>
-              <w:rPr>
+                <w:rFonts w:asciiTheme="majorHAnsi" w:hAnsiTheme="majorHAnsi" w:cstheme="majorHAnsi"/>
+                <w:sz w:val="24"/>
+                <w:szCs w:val="24"/>
+              </w:rPr>
+            </w:pPr>
+            <w:r>
+              <w:rPr>
+                <w:rFonts w:asciiTheme="majorHAnsi" w:hAnsiTheme="majorHAnsi" w:cstheme="majorHAnsi"/>
                 <w:sz w:val="24"/>
                 <w:szCs w:val="24"/>
               </w:rPr>
@@ -2940,6 +3267,7 @@
             </w:r>
             <w:r>
               <w:rPr>
+                <w:rFonts w:asciiTheme="majorHAnsi" w:hAnsiTheme="majorHAnsi" w:cstheme="majorHAnsi"/>
                 <w:spacing w:val="9"/>
                 <w:sz w:val="24"/>
                 <w:szCs w:val="24"/>
@@ -2948,6 +3276,7 @@
             </w:r>
             <w:r>
               <w:rPr>
+                <w:rFonts w:asciiTheme="majorHAnsi" w:hAnsiTheme="majorHAnsi" w:cstheme="majorHAnsi"/>
                 <w:sz w:val="24"/>
                 <w:szCs w:val="24"/>
               </w:rPr>
@@ -2955,6 +3284,7 @@
             </w:r>
             <w:r>
               <w:rPr>
+                <w:rFonts w:asciiTheme="majorHAnsi" w:hAnsiTheme="majorHAnsi" w:cstheme="majorHAnsi"/>
                 <w:spacing w:val="10"/>
                 <w:sz w:val="24"/>
                 <w:szCs w:val="24"/>
@@ -2963,6 +3293,7 @@
             </w:r>
             <w:r>
               <w:rPr>
+                <w:rFonts w:asciiTheme="majorHAnsi" w:hAnsiTheme="majorHAnsi" w:cstheme="majorHAnsi"/>
                 <w:sz w:val="24"/>
                 <w:szCs w:val="24"/>
               </w:rPr>
@@ -2970,6 +3301,7 @@
             </w:r>
             <w:r>
               <w:rPr>
+                <w:rFonts w:asciiTheme="majorHAnsi" w:hAnsiTheme="majorHAnsi" w:cstheme="majorHAnsi"/>
                 <w:spacing w:val="7"/>
                 <w:sz w:val="24"/>
                 <w:szCs w:val="24"/>
@@ -2978,6 +3310,7 @@
             </w:r>
             <w:r>
               <w:rPr>
+                <w:rFonts w:asciiTheme="majorHAnsi" w:hAnsiTheme="majorHAnsi" w:cstheme="majorHAnsi"/>
                 <w:sz w:val="24"/>
                 <w:szCs w:val="24"/>
               </w:rPr>
@@ -2985,6 +3318,7 @@
             </w:r>
             <w:r>
               <w:rPr>
+                <w:rFonts w:asciiTheme="majorHAnsi" w:hAnsiTheme="majorHAnsi" w:cstheme="majorHAnsi"/>
                 <w:spacing w:val="9"/>
                 <w:sz w:val="24"/>
                 <w:szCs w:val="24"/>
@@ -2993,6 +3327,7 @@
             </w:r>
             <w:r>
               <w:rPr>
+                <w:rFonts w:asciiTheme="majorHAnsi" w:hAnsiTheme="majorHAnsi" w:cstheme="majorHAnsi"/>
                 <w:sz w:val="24"/>
                 <w:szCs w:val="24"/>
               </w:rPr>
@@ -3000,6 +3335,7 @@
             </w:r>
             <w:r>
               <w:rPr>
+                <w:rFonts w:asciiTheme="majorHAnsi" w:hAnsiTheme="majorHAnsi" w:cstheme="majorHAnsi"/>
                 <w:spacing w:val="7"/>
                 <w:sz w:val="24"/>
                 <w:szCs w:val="24"/>
@@ -3008,6 +3344,7 @@
             </w:r>
             <w:r>
               <w:rPr>
+                <w:rFonts w:asciiTheme="majorHAnsi" w:hAnsiTheme="majorHAnsi" w:cstheme="majorHAnsi"/>
                 <w:sz w:val="24"/>
                 <w:szCs w:val="24"/>
               </w:rPr>
@@ -3015,6 +3352,7 @@
             </w:r>
             <w:r>
               <w:rPr>
+                <w:rFonts w:asciiTheme="majorHAnsi" w:hAnsiTheme="majorHAnsi" w:cstheme="majorHAnsi"/>
                 <w:spacing w:val="10"/>
                 <w:sz w:val="24"/>
                 <w:szCs w:val="24"/>
@@ -3023,6 +3361,7 @@
             </w:r>
             <w:r>
               <w:rPr>
+                <w:rFonts w:asciiTheme="majorHAnsi" w:hAnsiTheme="majorHAnsi" w:cstheme="majorHAnsi"/>
                 <w:sz w:val="24"/>
                 <w:szCs w:val="24"/>
               </w:rPr>
@@ -3030,6 +3369,7 @@
             </w:r>
             <w:r>
               <w:rPr>
+                <w:rFonts w:asciiTheme="majorHAnsi" w:hAnsiTheme="majorHAnsi" w:cstheme="majorHAnsi"/>
                 <w:spacing w:val="11"/>
                 <w:sz w:val="24"/>
                 <w:szCs w:val="24"/>
@@ -3038,6 +3378,7 @@
             </w:r>
             <w:r>
               <w:rPr>
+                <w:rFonts w:asciiTheme="majorHAnsi" w:hAnsiTheme="majorHAnsi" w:cstheme="majorHAnsi"/>
                 <w:sz w:val="24"/>
                 <w:szCs w:val="24"/>
               </w:rPr>
@@ -3045,6 +3386,7 @@
             </w:r>
             <w:r>
               <w:rPr>
+                <w:rFonts w:asciiTheme="majorHAnsi" w:hAnsiTheme="majorHAnsi" w:cstheme="majorHAnsi"/>
                 <w:spacing w:val="9"/>
                 <w:sz w:val="24"/>
                 <w:szCs w:val="24"/>
@@ -3053,6 +3395,7 @@
             </w:r>
             <w:r>
               <w:rPr>
+                <w:rFonts w:asciiTheme="majorHAnsi" w:hAnsiTheme="majorHAnsi" w:cstheme="majorHAnsi"/>
                 <w:sz w:val="24"/>
                 <w:szCs w:val="24"/>
               </w:rPr>
@@ -3060,6 +3403,7 @@
             </w:r>
             <w:r>
               <w:rPr>
+                <w:rFonts w:asciiTheme="majorHAnsi" w:hAnsiTheme="majorHAnsi" w:cstheme="majorHAnsi"/>
                 <w:spacing w:val="8"/>
                 <w:sz w:val="24"/>
                 <w:szCs w:val="24"/>
@@ -3068,6 +3412,7 @@
             </w:r>
             <w:r>
               <w:rPr>
+                <w:rFonts w:asciiTheme="majorHAnsi" w:hAnsiTheme="majorHAnsi" w:cstheme="majorHAnsi"/>
                 <w:spacing w:val="-2"/>
                 <w:sz w:val="24"/>
                 <w:szCs w:val="24"/>
@@ -3091,12 +3436,14 @@
               <w:spacing w:before="82"/>
               <w:ind w:left="50"/>
               <w:rPr>
-                <w:sz w:val="24"/>
-                <w:szCs w:val="24"/>
-              </w:rPr>
-            </w:pPr>
-            <w:r>
-              <w:rPr>
+                <w:rFonts w:asciiTheme="majorHAnsi" w:hAnsiTheme="majorHAnsi" w:cstheme="majorHAnsi"/>
+                <w:sz w:val="24"/>
+                <w:szCs w:val="24"/>
+              </w:rPr>
+            </w:pPr>
+            <w:r>
+              <w:rPr>
+                <w:rFonts w:asciiTheme="majorHAnsi" w:hAnsiTheme="majorHAnsi" w:cstheme="majorHAnsi"/>
                 <w:sz w:val="24"/>
                 <w:szCs w:val="24"/>
               </w:rPr>
@@ -3104,6 +3451,7 @@
             </w:r>
             <w:r>
               <w:rPr>
+                <w:rFonts w:asciiTheme="majorHAnsi" w:hAnsiTheme="majorHAnsi" w:cstheme="majorHAnsi"/>
                 <w:spacing w:val="8"/>
                 <w:sz w:val="24"/>
                 <w:szCs w:val="24"/>
@@ -3112,6 +3460,7 @@
             </w:r>
             <w:r>
               <w:rPr>
+                <w:rFonts w:asciiTheme="majorHAnsi" w:hAnsiTheme="majorHAnsi" w:cstheme="majorHAnsi"/>
                 <w:spacing w:val="-2"/>
                 <w:sz w:val="24"/>
                 <w:szCs w:val="24"/>
@@ -3133,12 +3482,14 @@
               <w:spacing w:before="82"/>
               <w:ind w:left="-9"/>
               <w:rPr>
-                <w:sz w:val="24"/>
-                <w:szCs w:val="24"/>
-              </w:rPr>
-            </w:pPr>
-            <w:r>
-              <w:rPr>
+                <w:rFonts w:asciiTheme="majorHAnsi" w:hAnsiTheme="majorHAnsi" w:cstheme="majorHAnsi"/>
+                <w:sz w:val="24"/>
+                <w:szCs w:val="24"/>
+              </w:rPr>
+            </w:pPr>
+            <w:r>
+              <w:rPr>
+                <w:rFonts w:asciiTheme="majorHAnsi" w:hAnsiTheme="majorHAnsi" w:cstheme="majorHAnsi"/>
                 <w:spacing w:val="-2"/>
                 <w:sz w:val="24"/>
                 <w:szCs w:val="24"/>
@@ -3147,6 +3498,7 @@
             </w:r>
             <w:r>
               <w:rPr>
+                <w:rFonts w:asciiTheme="majorHAnsi" w:hAnsiTheme="majorHAnsi" w:cstheme="majorHAnsi"/>
                 <w:sz w:val="24"/>
                 <w:szCs w:val="24"/>
               </w:rPr>
@@ -3155,6 +3507,7 @@
             </w:r>
             <w:r>
               <w:rPr>
+                <w:rFonts w:asciiTheme="majorHAnsi" w:hAnsiTheme="majorHAnsi" w:cstheme="majorHAnsi"/>
                 <w:spacing w:val="9"/>
                 <w:sz w:val="24"/>
                 <w:szCs w:val="24"/>
@@ -3163,6 +3516,7 @@
             </w:r>
             <w:r>
               <w:rPr>
+                <w:rFonts w:asciiTheme="majorHAnsi" w:hAnsiTheme="majorHAnsi" w:cstheme="majorHAnsi"/>
                 <w:spacing w:val="-2"/>
                 <w:sz w:val="24"/>
                 <w:szCs w:val="24"/>
@@ -3186,12 +3540,14 @@
               <w:spacing w:before="76"/>
               <w:ind w:left="50"/>
               <w:rPr>
-                <w:sz w:val="24"/>
-                <w:szCs w:val="24"/>
-              </w:rPr>
-            </w:pPr>
-            <w:r>
-              <w:rPr>
+                <w:rFonts w:asciiTheme="majorHAnsi" w:hAnsiTheme="majorHAnsi" w:cstheme="majorHAnsi"/>
+                <w:sz w:val="24"/>
+                <w:szCs w:val="24"/>
+              </w:rPr>
+            </w:pPr>
+            <w:r>
+              <w:rPr>
+                <w:rFonts w:asciiTheme="majorHAnsi" w:hAnsiTheme="majorHAnsi" w:cstheme="majorHAnsi"/>
                 <w:sz w:val="24"/>
                 <w:szCs w:val="24"/>
               </w:rPr>
@@ -3199,6 +3555,7 @@
             </w:r>
             <w:r>
               <w:rPr>
+                <w:rFonts w:asciiTheme="majorHAnsi" w:hAnsiTheme="majorHAnsi" w:cstheme="majorHAnsi"/>
                 <w:spacing w:val="7"/>
                 <w:sz w:val="24"/>
                 <w:szCs w:val="24"/>
@@ -3207,6 +3564,7 @@
             </w:r>
             <w:r>
               <w:rPr>
+                <w:rFonts w:asciiTheme="majorHAnsi" w:hAnsiTheme="majorHAnsi" w:cstheme="majorHAnsi"/>
                 <w:sz w:val="24"/>
                 <w:szCs w:val="24"/>
               </w:rPr>
@@ -3214,6 +3572,7 @@
             </w:r>
             <w:r>
               <w:rPr>
+                <w:rFonts w:asciiTheme="majorHAnsi" w:hAnsiTheme="majorHAnsi" w:cstheme="majorHAnsi"/>
                 <w:spacing w:val="8"/>
                 <w:sz w:val="24"/>
                 <w:szCs w:val="24"/>
@@ -3222,6 +3581,7 @@
             </w:r>
             <w:r>
               <w:rPr>
+                <w:rFonts w:asciiTheme="majorHAnsi" w:hAnsiTheme="majorHAnsi" w:cstheme="majorHAnsi"/>
                 <w:spacing w:val="-2"/>
                 <w:sz w:val="24"/>
                 <w:szCs w:val="24"/>
@@ -3243,12 +3603,14 @@
               <w:spacing w:before="83"/>
               <w:ind w:left="-9"/>
               <w:rPr>
-                <w:sz w:val="24"/>
-                <w:szCs w:val="24"/>
-              </w:rPr>
-            </w:pPr>
-            <w:r>
-              <w:rPr>
+                <w:rFonts w:asciiTheme="majorHAnsi" w:hAnsiTheme="majorHAnsi" w:cstheme="majorHAnsi"/>
+                <w:sz w:val="24"/>
+                <w:szCs w:val="24"/>
+              </w:rPr>
+            </w:pPr>
+            <w:r>
+              <w:rPr>
+                <w:rFonts w:asciiTheme="majorHAnsi" w:hAnsiTheme="majorHAnsi" w:cstheme="majorHAnsi"/>
                 <w:color w:val="1F497D" w:themeColor="text2"/>
                 <w:spacing w:val="-10"/>
                 <w:sz w:val="24"/>
@@ -3258,6 +3620,7 @@
             </w:r>
             <w:r>
               <w:rPr>
+                <w:rFonts w:asciiTheme="majorHAnsi" w:hAnsiTheme="majorHAnsi" w:cstheme="majorHAnsi"/>
                 <w:color w:val="1F497D" w:themeColor="text2"/>
                 <w:sz w:val="24"/>
                 <w:szCs w:val="24"/>
@@ -3267,6 +3630,7 @@
             </w:r>
             <w:r>
               <w:rPr>
+                <w:rFonts w:asciiTheme="majorHAnsi" w:hAnsiTheme="majorHAnsi" w:cstheme="majorHAnsi"/>
                 <w:sz w:val="24"/>
                 <w:szCs w:val="24"/>
               </w:rPr>
@@ -3274,6 +3638,7 @@
             </w:r>
             <w:r>
               <w:rPr>
+                <w:rFonts w:asciiTheme="majorHAnsi" w:hAnsiTheme="majorHAnsi" w:cstheme="majorHAnsi"/>
                 <w:spacing w:val="9"/>
                 <w:sz w:val="24"/>
                 <w:szCs w:val="24"/>
@@ -3282,6 +3647,7 @@
             </w:r>
             <w:r>
               <w:rPr>
+                <w:rFonts w:asciiTheme="majorHAnsi" w:hAnsiTheme="majorHAnsi" w:cstheme="majorHAnsi"/>
                 <w:sz w:val="24"/>
                 <w:szCs w:val="24"/>
               </w:rPr>
@@ -3289,6 +3655,7 @@
             </w:r>
             <w:r>
               <w:rPr>
+                <w:rFonts w:asciiTheme="majorHAnsi" w:hAnsiTheme="majorHAnsi" w:cstheme="majorHAnsi"/>
                 <w:spacing w:val="6"/>
                 <w:sz w:val="24"/>
                 <w:szCs w:val="24"/>
@@ -3297,6 +3664,7 @@
             </w:r>
             <w:r>
               <w:rPr>
+                <w:rFonts w:asciiTheme="majorHAnsi" w:hAnsiTheme="majorHAnsi" w:cstheme="majorHAnsi"/>
                 <w:sz w:val="24"/>
                 <w:szCs w:val="24"/>
               </w:rPr>
@@ -3304,6 +3672,7 @@
             </w:r>
             <w:r>
               <w:rPr>
+                <w:rFonts w:asciiTheme="majorHAnsi" w:hAnsiTheme="majorHAnsi" w:cstheme="majorHAnsi"/>
                 <w:spacing w:val="7"/>
                 <w:sz w:val="24"/>
                 <w:szCs w:val="24"/>
@@ -3312,6 +3681,7 @@
             </w:r>
             <w:r>
               <w:rPr>
+                <w:rFonts w:asciiTheme="majorHAnsi" w:hAnsiTheme="majorHAnsi" w:cstheme="majorHAnsi"/>
                 <w:color w:val="1F497D" w:themeColor="text2"/>
                 <w:sz w:val="24"/>
                 <w:szCs w:val="24"/>
@@ -3320,6 +3690,7 @@
             </w:r>
             <w:r>
               <w:rPr>
+                <w:rFonts w:asciiTheme="majorHAnsi" w:hAnsiTheme="majorHAnsi" w:cstheme="majorHAnsi"/>
                 <w:color w:val="1F497D" w:themeColor="text2"/>
                 <w:spacing w:val="8"/>
                 <w:sz w:val="24"/>
@@ -3329,6 +3700,7 @@
             </w:r>
             <w:r>
               <w:rPr>
+                <w:rFonts w:asciiTheme="majorHAnsi" w:hAnsiTheme="majorHAnsi" w:cstheme="majorHAnsi"/>
                 <w:color w:val="1F497D" w:themeColor="text2"/>
                 <w:sz w:val="24"/>
                 <w:szCs w:val="24"/>
@@ -3337,6 +3709,7 @@
             </w:r>
             <w:r>
               <w:rPr>
+                <w:rFonts w:asciiTheme="majorHAnsi" w:hAnsiTheme="majorHAnsi" w:cstheme="majorHAnsi"/>
                 <w:color w:val="1F497D" w:themeColor="text2"/>
                 <w:spacing w:val="7"/>
                 <w:sz w:val="24"/>
@@ -3346,6 +3719,7 @@
             </w:r>
             <w:r>
               <w:rPr>
+                <w:rFonts w:asciiTheme="majorHAnsi" w:hAnsiTheme="majorHAnsi" w:cstheme="majorHAnsi"/>
                 <w:color w:val="1F497D" w:themeColor="text2"/>
                 <w:spacing w:val="-5"/>
                 <w:sz w:val="24"/>
@@ -3370,12 +3744,14 @@
               <w:spacing w:before="85"/>
               <w:ind w:left="50"/>
               <w:rPr>
-                <w:sz w:val="24"/>
-                <w:szCs w:val="24"/>
-              </w:rPr>
-            </w:pPr>
-            <w:r>
-              <w:rPr>
+                <w:rFonts w:asciiTheme="majorHAnsi" w:hAnsiTheme="majorHAnsi" w:cstheme="majorHAnsi"/>
+                <w:sz w:val="24"/>
+                <w:szCs w:val="24"/>
+              </w:rPr>
+            </w:pPr>
+            <w:r>
+              <w:rPr>
+                <w:rFonts w:asciiTheme="majorHAnsi" w:hAnsiTheme="majorHAnsi" w:cstheme="majorHAnsi"/>
                 <w:sz w:val="24"/>
                 <w:szCs w:val="24"/>
               </w:rPr>
@@ -3383,6 +3759,7 @@
             </w:r>
             <w:r>
               <w:rPr>
+                <w:rFonts w:asciiTheme="majorHAnsi" w:hAnsiTheme="majorHAnsi" w:cstheme="majorHAnsi"/>
                 <w:spacing w:val="7"/>
                 <w:sz w:val="24"/>
                 <w:szCs w:val="24"/>
@@ -3392,6 +3769,7 @@
             </w:r>
             <w:r>
               <w:rPr>
+                <w:rFonts w:asciiTheme="majorHAnsi" w:hAnsiTheme="majorHAnsi" w:cstheme="majorHAnsi"/>
                 <w:sz w:val="24"/>
                 <w:szCs w:val="24"/>
               </w:rPr>
@@ -3399,6 +3777,7 @@
             </w:r>
             <w:r>
               <w:rPr>
+                <w:rFonts w:asciiTheme="majorHAnsi" w:hAnsiTheme="majorHAnsi" w:cstheme="majorHAnsi"/>
                 <w:spacing w:val="8"/>
                 <w:sz w:val="24"/>
                 <w:szCs w:val="24"/>
@@ -3407,6 +3786,7 @@
             </w:r>
             <w:r>
               <w:rPr>
+                <w:rFonts w:asciiTheme="majorHAnsi" w:hAnsiTheme="majorHAnsi" w:cstheme="majorHAnsi"/>
                 <w:sz w:val="24"/>
                 <w:szCs w:val="24"/>
               </w:rPr>
@@ -3414,6 +3794,7 @@
             </w:r>
             <w:r>
               <w:rPr>
+                <w:rFonts w:asciiTheme="majorHAnsi" w:hAnsiTheme="majorHAnsi" w:cstheme="majorHAnsi"/>
                 <w:spacing w:val="8"/>
                 <w:sz w:val="24"/>
                 <w:szCs w:val="24"/>
@@ -3422,6 +3803,7 @@
             </w:r>
             <w:r>
               <w:rPr>
+                <w:rFonts w:asciiTheme="majorHAnsi" w:hAnsiTheme="majorHAnsi" w:cstheme="majorHAnsi"/>
                 <w:sz w:val="24"/>
                 <w:szCs w:val="24"/>
               </w:rPr>
@@ -3429,6 +3811,7 @@
             </w:r>
             <w:r>
               <w:rPr>
+                <w:rFonts w:asciiTheme="majorHAnsi" w:hAnsiTheme="majorHAnsi" w:cstheme="majorHAnsi"/>
                 <w:spacing w:val="9"/>
                 <w:sz w:val="24"/>
                 <w:szCs w:val="24"/>
@@ -3437,6 +3820,7 @@
             </w:r>
             <w:r>
               <w:rPr>
+                <w:rFonts w:asciiTheme="majorHAnsi" w:hAnsiTheme="majorHAnsi" w:cstheme="majorHAnsi"/>
                 <w:spacing w:val="-5"/>
                 <w:sz w:val="24"/>
                 <w:szCs w:val="24"/>
@@ -3455,12 +3839,14 @@
               <w:spacing w:before="93"/>
               <w:ind w:left="-9"/>
               <w:rPr>
-                <w:sz w:val="24"/>
-                <w:szCs w:val="24"/>
-              </w:rPr>
-            </w:pPr>
-            <w:r>
-              <w:rPr>
+                <w:rFonts w:asciiTheme="majorHAnsi" w:hAnsiTheme="majorHAnsi" w:cstheme="majorHAnsi"/>
+                <w:sz w:val="24"/>
+                <w:szCs w:val="24"/>
+              </w:rPr>
+            </w:pPr>
+            <w:r>
+              <w:rPr>
+                <w:rFonts w:asciiTheme="majorHAnsi" w:hAnsiTheme="majorHAnsi" w:cstheme="majorHAnsi"/>
                 <w:sz w:val="24"/>
                 <w:szCs w:val="24"/>
               </w:rPr>
@@ -3468,6 +3854,7 @@
             </w:r>
             <w:r>
               <w:rPr>
+                <w:rFonts w:asciiTheme="majorHAnsi" w:hAnsiTheme="majorHAnsi" w:cstheme="majorHAnsi"/>
                 <w:spacing w:val="15"/>
                 <w:sz w:val="24"/>
                 <w:szCs w:val="24"/>
@@ -3476,6 +3863,7 @@
             </w:r>
             <w:r>
               <w:rPr>
+                <w:rFonts w:asciiTheme="majorHAnsi" w:hAnsiTheme="majorHAnsi" w:cstheme="majorHAnsi"/>
                 <w:sz w:val="24"/>
                 <w:szCs w:val="24"/>
               </w:rPr>
@@ -3483,6 +3871,7 @@
             </w:r>
             <w:r>
               <w:rPr>
+                <w:rFonts w:asciiTheme="majorHAnsi" w:hAnsiTheme="majorHAnsi" w:cstheme="majorHAnsi"/>
                 <w:spacing w:val="10"/>
                 <w:sz w:val="24"/>
                 <w:szCs w:val="24"/>
@@ -3491,6 +3880,7 @@
             </w:r>
             <w:r>
               <w:rPr>
+                <w:rFonts w:asciiTheme="majorHAnsi" w:hAnsiTheme="majorHAnsi" w:cstheme="majorHAnsi"/>
                 <w:sz w:val="24"/>
                 <w:szCs w:val="24"/>
               </w:rPr>
@@ -3498,6 +3888,7 @@
             </w:r>
             <w:r>
               <w:rPr>
+                <w:rFonts w:asciiTheme="majorHAnsi" w:hAnsiTheme="majorHAnsi" w:cstheme="majorHAnsi"/>
                 <w:spacing w:val="16"/>
                 <w:sz w:val="24"/>
                 <w:szCs w:val="24"/>
@@ -3506,6 +3897,7 @@
             </w:r>
             <w:r>
               <w:rPr>
+                <w:rFonts w:asciiTheme="majorHAnsi" w:hAnsiTheme="majorHAnsi" w:cstheme="majorHAnsi"/>
                 <w:sz w:val="24"/>
                 <w:szCs w:val="24"/>
               </w:rPr>
@@ -3513,6 +3905,7 @@
             </w:r>
             <w:r>
               <w:rPr>
+                <w:rFonts w:asciiTheme="majorHAnsi" w:hAnsiTheme="majorHAnsi" w:cstheme="majorHAnsi"/>
                 <w:spacing w:val="15"/>
                 <w:sz w:val="24"/>
                 <w:szCs w:val="24"/>
@@ -3521,6 +3914,7 @@
             </w:r>
             <w:r>
               <w:rPr>
+                <w:rFonts w:asciiTheme="majorHAnsi" w:hAnsiTheme="majorHAnsi" w:cstheme="majorHAnsi"/>
                 <w:sz w:val="24"/>
                 <w:szCs w:val="24"/>
               </w:rPr>
@@ -3528,6 +3922,7 @@
             </w:r>
             <w:r>
               <w:rPr>
+                <w:rFonts w:asciiTheme="majorHAnsi" w:hAnsiTheme="majorHAnsi" w:cstheme="majorHAnsi"/>
                 <w:spacing w:val="14"/>
                 <w:sz w:val="24"/>
                 <w:szCs w:val="24"/>
@@ -3536,6 +3931,7 @@
             </w:r>
             <w:r>
               <w:rPr>
+                <w:rFonts w:asciiTheme="majorHAnsi" w:hAnsiTheme="majorHAnsi" w:cstheme="majorHAnsi"/>
                 <w:spacing w:val="-5"/>
                 <w:sz w:val="24"/>
                 <w:szCs w:val="24"/>
@@ -3547,7 +3943,7 @@
       </w:tr>
       <w:tr>
         <w:trPr>
-          <w:trHeight w:val="692"/>
+          <w:trHeight w:val="2279"/>
         </w:trPr>
         <w:tc>
           <w:tcPr>
@@ -3560,12 +3956,14 @@
               <w:spacing w:before="61"/>
               <w:ind w:left="50"/>
               <w:rPr>
-                <w:sz w:val="24"/>
-                <w:szCs w:val="24"/>
-              </w:rPr>
-            </w:pPr>
-            <w:r>
-              <w:rPr>
+                <w:rFonts w:asciiTheme="majorHAnsi" w:hAnsiTheme="majorHAnsi" w:cstheme="majorHAnsi"/>
+                <w:sz w:val="24"/>
+                <w:szCs w:val="24"/>
+              </w:rPr>
+            </w:pPr>
+            <w:r>
+              <w:rPr>
+                <w:rFonts w:asciiTheme="majorHAnsi" w:hAnsiTheme="majorHAnsi" w:cstheme="majorHAnsi"/>
                 <w:sz w:val="24"/>
                 <w:szCs w:val="24"/>
               </w:rPr>
@@ -3573,6 +3971,7 @@
             </w:r>
             <w:r>
               <w:rPr>
+                <w:rFonts w:asciiTheme="majorHAnsi" w:hAnsiTheme="majorHAnsi" w:cstheme="majorHAnsi"/>
                 <w:spacing w:val="8"/>
                 <w:sz w:val="24"/>
                 <w:szCs w:val="24"/>
@@ -3581,6 +3980,7 @@
             </w:r>
             <w:r>
               <w:rPr>
+                <w:rFonts w:asciiTheme="majorHAnsi" w:hAnsiTheme="majorHAnsi" w:cstheme="majorHAnsi"/>
                 <w:sz w:val="24"/>
                 <w:szCs w:val="24"/>
               </w:rPr>
@@ -3588,6 +3988,7 @@
             </w:r>
             <w:r>
               <w:rPr>
+                <w:rFonts w:asciiTheme="majorHAnsi" w:hAnsiTheme="majorHAnsi" w:cstheme="majorHAnsi"/>
                 <w:spacing w:val="5"/>
                 <w:sz w:val="24"/>
                 <w:szCs w:val="24"/>
@@ -3596,6 +3997,7 @@
             </w:r>
             <w:r>
               <w:rPr>
+                <w:rFonts w:asciiTheme="majorHAnsi" w:hAnsiTheme="majorHAnsi" w:cstheme="majorHAnsi"/>
                 <w:sz w:val="24"/>
                 <w:szCs w:val="24"/>
               </w:rPr>
@@ -3603,6 +4005,7 @@
             </w:r>
             <w:r>
               <w:rPr>
+                <w:rFonts w:asciiTheme="majorHAnsi" w:hAnsiTheme="majorHAnsi" w:cstheme="majorHAnsi"/>
                 <w:spacing w:val="10"/>
                 <w:sz w:val="24"/>
                 <w:szCs w:val="24"/>
@@ -3611,6 +4014,7 @@
             </w:r>
             <w:r>
               <w:rPr>
+                <w:rFonts w:asciiTheme="majorHAnsi" w:hAnsiTheme="majorHAnsi" w:cstheme="majorHAnsi"/>
                 <w:sz w:val="24"/>
                 <w:szCs w:val="24"/>
               </w:rPr>
@@ -3618,6 +4022,7 @@
             </w:r>
             <w:r>
               <w:rPr>
+                <w:rFonts w:asciiTheme="majorHAnsi" w:hAnsiTheme="majorHAnsi" w:cstheme="majorHAnsi"/>
                 <w:spacing w:val="8"/>
                 <w:sz w:val="24"/>
                 <w:szCs w:val="24"/>
@@ -3626,6 +4031,7 @@
             </w:r>
             <w:r>
               <w:rPr>
+                <w:rFonts w:asciiTheme="majorHAnsi" w:hAnsiTheme="majorHAnsi" w:cstheme="majorHAnsi"/>
                 <w:sz w:val="24"/>
                 <w:szCs w:val="24"/>
               </w:rPr>
@@ -3633,6 +4039,7 @@
             </w:r>
             <w:r>
               <w:rPr>
+                <w:rFonts w:asciiTheme="majorHAnsi" w:hAnsiTheme="majorHAnsi" w:cstheme="majorHAnsi"/>
                 <w:spacing w:val="8"/>
                 <w:sz w:val="24"/>
                 <w:szCs w:val="24"/>
@@ -3641,6 +4048,7 @@
             </w:r>
             <w:r>
               <w:rPr>
+                <w:rFonts w:asciiTheme="majorHAnsi" w:hAnsiTheme="majorHAnsi" w:cstheme="majorHAnsi"/>
                 <w:sz w:val="24"/>
                 <w:szCs w:val="24"/>
               </w:rPr>
@@ -3648,6 +4056,7 @@
             </w:r>
             <w:r>
               <w:rPr>
+                <w:rFonts w:asciiTheme="majorHAnsi" w:hAnsiTheme="majorHAnsi" w:cstheme="majorHAnsi"/>
                 <w:spacing w:val="8"/>
                 <w:sz w:val="24"/>
                 <w:szCs w:val="24"/>
@@ -3656,6 +4065,7 @@
             </w:r>
             <w:r>
               <w:rPr>
+                <w:rFonts w:asciiTheme="majorHAnsi" w:hAnsiTheme="majorHAnsi" w:cstheme="majorHAnsi"/>
                 <w:sz w:val="24"/>
                 <w:szCs w:val="24"/>
               </w:rPr>
@@ -3663,6 +4073,7 @@
             </w:r>
             <w:r>
               <w:rPr>
+                <w:rFonts w:asciiTheme="majorHAnsi" w:hAnsiTheme="majorHAnsi" w:cstheme="majorHAnsi"/>
                 <w:spacing w:val="7"/>
                 <w:sz w:val="24"/>
                 <w:szCs w:val="24"/>
@@ -3671,6 +4082,7 @@
             </w:r>
             <w:r>
               <w:rPr>
+                <w:rFonts w:asciiTheme="majorHAnsi" w:hAnsiTheme="majorHAnsi" w:cstheme="majorHAnsi"/>
                 <w:sz w:val="24"/>
                 <w:szCs w:val="24"/>
               </w:rPr>
@@ -3678,6 +4090,7 @@
             </w:r>
             <w:r>
               <w:rPr>
+                <w:rFonts w:asciiTheme="majorHAnsi" w:hAnsiTheme="majorHAnsi" w:cstheme="majorHAnsi"/>
                 <w:spacing w:val="9"/>
                 <w:sz w:val="24"/>
                 <w:szCs w:val="24"/>
@@ -3686,6 +4099,7 @@
             </w:r>
             <w:r>
               <w:rPr>
+                <w:rFonts w:asciiTheme="majorHAnsi" w:hAnsiTheme="majorHAnsi" w:cstheme="majorHAnsi"/>
                 <w:sz w:val="24"/>
                 <w:szCs w:val="24"/>
               </w:rPr>
@@ -3693,6 +4107,7 @@
             </w:r>
             <w:r>
               <w:rPr>
+                <w:rFonts w:asciiTheme="majorHAnsi" w:hAnsiTheme="majorHAnsi" w:cstheme="majorHAnsi"/>
                 <w:spacing w:val="7"/>
                 <w:sz w:val="24"/>
                 <w:szCs w:val="24"/>
@@ -3701,6 +4116,7 @@
             </w:r>
             <w:r>
               <w:rPr>
+                <w:rFonts w:asciiTheme="majorHAnsi" w:hAnsiTheme="majorHAnsi" w:cstheme="majorHAnsi"/>
                 <w:sz w:val="24"/>
                 <w:szCs w:val="24"/>
               </w:rPr>
@@ -3708,6 +4124,7 @@
             </w:r>
             <w:r>
               <w:rPr>
+                <w:rFonts w:asciiTheme="majorHAnsi" w:hAnsiTheme="majorHAnsi" w:cstheme="majorHAnsi"/>
                 <w:spacing w:val="8"/>
                 <w:sz w:val="24"/>
                 <w:szCs w:val="24"/>
@@ -3716,6 +4133,7 @@
             </w:r>
             <w:r>
               <w:rPr>
+                <w:rFonts w:asciiTheme="majorHAnsi" w:hAnsiTheme="majorHAnsi" w:cstheme="majorHAnsi"/>
                 <w:sz w:val="24"/>
                 <w:szCs w:val="24"/>
               </w:rPr>
@@ -3723,6 +4141,7 @@
             </w:r>
             <w:r>
               <w:rPr>
+                <w:rFonts w:asciiTheme="majorHAnsi" w:hAnsiTheme="majorHAnsi" w:cstheme="majorHAnsi"/>
                 <w:spacing w:val="8"/>
                 <w:sz w:val="24"/>
                 <w:szCs w:val="24"/>
@@ -3731,6 +4150,7 @@
             </w:r>
             <w:r>
               <w:rPr>
+                <w:rFonts w:asciiTheme="majorHAnsi" w:hAnsiTheme="majorHAnsi" w:cstheme="majorHAnsi"/>
                 <w:sz w:val="24"/>
                 <w:szCs w:val="24"/>
               </w:rPr>
@@ -3738,6 +4158,7 @@
             </w:r>
             <w:r>
               <w:rPr>
+                <w:rFonts w:asciiTheme="majorHAnsi" w:hAnsiTheme="majorHAnsi" w:cstheme="majorHAnsi"/>
                 <w:spacing w:val="8"/>
                 <w:sz w:val="24"/>
                 <w:szCs w:val="24"/>
@@ -3746,6 +4167,7 @@
             </w:r>
             <w:r>
               <w:rPr>
+                <w:rFonts w:asciiTheme="majorHAnsi" w:hAnsiTheme="majorHAnsi" w:cstheme="majorHAnsi"/>
                 <w:sz w:val="24"/>
                 <w:szCs w:val="24"/>
               </w:rPr>
@@ -3753,6 +4175,7 @@
             </w:r>
             <w:r>
               <w:rPr>
+                <w:rFonts w:asciiTheme="majorHAnsi" w:hAnsiTheme="majorHAnsi" w:cstheme="majorHAnsi"/>
                 <w:spacing w:val="7"/>
                 <w:sz w:val="24"/>
                 <w:szCs w:val="24"/>
@@ -3761,6 +4184,7 @@
             </w:r>
             <w:r>
               <w:rPr>
+                <w:rFonts w:asciiTheme="majorHAnsi" w:hAnsiTheme="majorHAnsi" w:cstheme="majorHAnsi"/>
                 <w:sz w:val="24"/>
                 <w:szCs w:val="24"/>
               </w:rPr>
@@ -3768,6 +4192,7 @@
             </w:r>
             <w:r>
               <w:rPr>
+                <w:rFonts w:asciiTheme="majorHAnsi" w:hAnsiTheme="majorHAnsi" w:cstheme="majorHAnsi"/>
                 <w:spacing w:val="6"/>
                 <w:sz w:val="24"/>
                 <w:szCs w:val="24"/>
@@ -3776,6 +4201,7 @@
             </w:r>
             <w:r>
               <w:rPr>
+                <w:rFonts w:asciiTheme="majorHAnsi" w:hAnsiTheme="majorHAnsi" w:cstheme="majorHAnsi"/>
                 <w:sz w:val="24"/>
                 <w:szCs w:val="24"/>
               </w:rPr>
@@ -3783,6 +4209,7 @@
             </w:r>
             <w:r>
               <w:rPr>
+                <w:rFonts w:asciiTheme="majorHAnsi" w:hAnsiTheme="majorHAnsi" w:cstheme="majorHAnsi"/>
                 <w:spacing w:val="8"/>
                 <w:sz w:val="24"/>
                 <w:szCs w:val="24"/>
@@ -3791,6 +4218,7 @@
             </w:r>
             <w:r>
               <w:rPr>
+                <w:rFonts w:asciiTheme="majorHAnsi" w:hAnsiTheme="majorHAnsi" w:cstheme="majorHAnsi"/>
                 <w:sz w:val="24"/>
                 <w:szCs w:val="24"/>
               </w:rPr>
@@ -3798,6 +4226,7 @@
             </w:r>
             <w:r>
               <w:rPr>
+                <w:rFonts w:asciiTheme="majorHAnsi" w:hAnsiTheme="majorHAnsi" w:cstheme="majorHAnsi"/>
                 <w:spacing w:val="9"/>
                 <w:sz w:val="24"/>
                 <w:szCs w:val="24"/>
@@ -3806,6 +4235,7 @@
             </w:r>
             <w:r>
               <w:rPr>
+                <w:rFonts w:asciiTheme="majorHAnsi" w:hAnsiTheme="majorHAnsi" w:cstheme="majorHAnsi"/>
                 <w:sz w:val="24"/>
                 <w:szCs w:val="24"/>
               </w:rPr>
@@ -3813,6 +4243,7 @@
             </w:r>
             <w:r>
               <w:rPr>
+                <w:rFonts w:asciiTheme="majorHAnsi" w:hAnsiTheme="majorHAnsi" w:cstheme="majorHAnsi"/>
                 <w:spacing w:val="3"/>
                 <w:sz w:val="24"/>
                 <w:szCs w:val="24"/>
@@ -3821,6 +4252,7 @@
             </w:r>
             <w:r>
               <w:rPr>
+                <w:rFonts w:asciiTheme="majorHAnsi" w:hAnsiTheme="majorHAnsi" w:cstheme="majorHAnsi"/>
                 <w:sz w:val="24"/>
                 <w:szCs w:val="24"/>
               </w:rPr>
@@ -3828,6 +4260,7 @@
             </w:r>
             <w:r>
               <w:rPr>
+                <w:rFonts w:asciiTheme="majorHAnsi" w:hAnsiTheme="majorHAnsi" w:cstheme="majorHAnsi"/>
                 <w:spacing w:val="7"/>
                 <w:sz w:val="24"/>
                 <w:szCs w:val="24"/>
@@ -3836,6 +4269,7 @@
             </w:r>
             <w:r>
               <w:rPr>
+                <w:rFonts w:asciiTheme="majorHAnsi" w:hAnsiTheme="majorHAnsi" w:cstheme="majorHAnsi"/>
                 <w:spacing w:val="-5"/>
                 <w:sz w:val="24"/>
                 <w:szCs w:val="24"/>
@@ -3844,6 +4278,7 @@
             </w:r>
             <w:r>
               <w:rPr>
+                <w:rFonts w:asciiTheme="majorHAnsi" w:hAnsiTheme="majorHAnsi" w:cstheme="majorHAnsi"/>
                 <w:sz w:val="24"/>
                 <w:szCs w:val="24"/>
                 <w:lang w:val="en-US"/>
@@ -3852,6 +4287,7 @@
             </w:r>
             <w:r>
               <w:rPr>
+                <w:rFonts w:asciiTheme="majorHAnsi" w:hAnsiTheme="majorHAnsi" w:cstheme="majorHAnsi"/>
                 <w:b/>
                 <w:i/>
                 <w:sz w:val="24"/>
@@ -3861,6 +4297,7 @@
             </w:r>
             <w:r>
               <w:rPr>
+                <w:rFonts w:asciiTheme="majorHAnsi" w:hAnsiTheme="majorHAnsi" w:cstheme="majorHAnsi"/>
                 <w:b/>
                 <w:i/>
                 <w:spacing w:val="14"/>
@@ -3871,6 +4308,7 @@
             </w:r>
             <w:r>
               <w:rPr>
+                <w:rFonts w:asciiTheme="majorHAnsi" w:hAnsiTheme="majorHAnsi" w:cstheme="majorHAnsi"/>
                 <w:b/>
                 <w:i/>
                 <w:sz w:val="24"/>
@@ -3880,6 +4318,7 @@
             </w:r>
             <w:r>
               <w:rPr>
+                <w:rFonts w:asciiTheme="majorHAnsi" w:hAnsiTheme="majorHAnsi" w:cstheme="majorHAnsi"/>
                 <w:b/>
                 <w:i/>
                 <w:spacing w:val="-8"/>
@@ -3890,6 +4329,7 @@
             </w:r>
             <w:r>
               <w:rPr>
+                <w:rFonts w:asciiTheme="majorHAnsi" w:hAnsiTheme="majorHAnsi" w:cstheme="majorHAnsi"/>
                 <w:spacing w:val="-5"/>
                 <w:sz w:val="24"/>
                 <w:szCs w:val="24"/>
@@ -3897,29 +4337,21 @@
               <w:t>).</w:t>
             </w:r>
           </w:p>
-        </w:tc>
-      </w:tr>
-      <w:tr>
-        <w:trPr>
-          <w:trHeight w:val="682"/>
-        </w:trPr>
-        <w:tc>
-          <w:tcPr>
-            <w:tcW w:w="9630" w:type="dxa"/>
-            <w:gridSpan w:val="2"/>
-          </w:tcPr>
           <w:p>
             <w:pPr>
               <w:pStyle w:val="TableParagraph"/>
               <w:spacing w:before="65" w:line="266" w:lineRule="auto"/>
               <w:ind w:left="50"/>
-              <w:rPr>
-                <w:sz w:val="24"/>
-                <w:szCs w:val="24"/>
-              </w:rPr>
-            </w:pPr>
-            <w:r>
-              <w:rPr>
+              <w:jc w:val="both"/>
+              <w:rPr>
+                <w:rFonts w:asciiTheme="majorHAnsi" w:hAnsiTheme="majorHAnsi" w:cstheme="majorHAnsi"/>
+                <w:sz w:val="24"/>
+                <w:szCs w:val="24"/>
+              </w:rPr>
+            </w:pPr>
+            <w:r>
+              <w:rPr>
+                <w:rFonts w:asciiTheme="majorHAnsi" w:hAnsiTheme="majorHAnsi" w:cstheme="majorHAnsi"/>
                 <w:sz w:val="24"/>
                 <w:szCs w:val="24"/>
               </w:rPr>
@@ -3927,6 +4359,7 @@
             </w:r>
             <w:r>
               <w:rPr>
+                <w:rFonts w:asciiTheme="majorHAnsi" w:hAnsiTheme="majorHAnsi" w:cstheme="majorHAnsi"/>
                 <w:spacing w:val="80"/>
                 <w:w w:val="150"/>
                 <w:sz w:val="24"/>
@@ -3936,6 +4369,7 @@
             </w:r>
             <w:r>
               <w:rPr>
+                <w:rFonts w:asciiTheme="majorHAnsi" w:hAnsiTheme="majorHAnsi" w:cstheme="majorHAnsi"/>
                 <w:sz w:val="24"/>
                 <w:szCs w:val="24"/>
               </w:rPr>
@@ -3943,6 +4377,7 @@
             </w:r>
             <w:r>
               <w:rPr>
+                <w:rFonts w:asciiTheme="majorHAnsi" w:hAnsiTheme="majorHAnsi" w:cstheme="majorHAnsi"/>
                 <w:spacing w:val="80"/>
                 <w:w w:val="150"/>
                 <w:sz w:val="24"/>
@@ -3952,6 +4387,7 @@
             </w:r>
             <w:r>
               <w:rPr>
+                <w:rFonts w:asciiTheme="majorHAnsi" w:hAnsiTheme="majorHAnsi" w:cstheme="majorHAnsi"/>
                 <w:sz w:val="24"/>
                 <w:szCs w:val="24"/>
               </w:rPr>
@@ -3959,6 +4395,7 @@
             </w:r>
             <w:r>
               <w:rPr>
+                <w:rFonts w:asciiTheme="majorHAnsi" w:hAnsiTheme="majorHAnsi" w:cstheme="majorHAnsi"/>
                 <w:spacing w:val="80"/>
                 <w:w w:val="150"/>
                 <w:sz w:val="24"/>
@@ -3968,6 +4405,7 @@
             </w:r>
             <w:r>
               <w:rPr>
+                <w:rFonts w:asciiTheme="majorHAnsi" w:hAnsiTheme="majorHAnsi" w:cstheme="majorHAnsi"/>
                 <w:sz w:val="24"/>
                 <w:szCs w:val="24"/>
               </w:rPr>
@@ -3975,6 +4413,7 @@
             </w:r>
             <w:r>
               <w:rPr>
+                <w:rFonts w:asciiTheme="majorHAnsi" w:hAnsiTheme="majorHAnsi" w:cstheme="majorHAnsi"/>
                 <w:spacing w:val="80"/>
                 <w:w w:val="150"/>
                 <w:sz w:val="24"/>
@@ -3984,6 +4423,7 @@
             </w:r>
             <w:r>
               <w:rPr>
+                <w:rFonts w:asciiTheme="majorHAnsi" w:hAnsiTheme="majorHAnsi" w:cstheme="majorHAnsi"/>
                 <w:sz w:val="24"/>
                 <w:szCs w:val="24"/>
               </w:rPr>
@@ -3991,6 +4431,7 @@
             </w:r>
             <w:r>
               <w:rPr>
+                <w:rFonts w:asciiTheme="majorHAnsi" w:hAnsiTheme="majorHAnsi" w:cstheme="majorHAnsi"/>
                 <w:spacing w:val="80"/>
                 <w:w w:val="150"/>
                 <w:sz w:val="24"/>
@@ -4000,6 +4441,7 @@
             </w:r>
             <w:r>
               <w:rPr>
+                <w:rFonts w:asciiTheme="majorHAnsi" w:hAnsiTheme="majorHAnsi" w:cstheme="majorHAnsi"/>
                 <w:sz w:val="24"/>
                 <w:szCs w:val="24"/>
               </w:rPr>
@@ -4007,6 +4449,7 @@
             </w:r>
             <w:r>
               <w:rPr>
+                <w:rFonts w:asciiTheme="majorHAnsi" w:hAnsiTheme="majorHAnsi" w:cstheme="majorHAnsi"/>
                 <w:spacing w:val="80"/>
                 <w:w w:val="150"/>
                 <w:sz w:val="24"/>
@@ -4016,6 +4459,7 @@
             </w:r>
             <w:r>
               <w:rPr>
+                <w:rFonts w:asciiTheme="majorHAnsi" w:hAnsiTheme="majorHAnsi" w:cstheme="majorHAnsi"/>
                 <w:sz w:val="24"/>
                 <w:szCs w:val="24"/>
               </w:rPr>
@@ -4023,6 +4467,7 @@
             </w:r>
             <w:r>
               <w:rPr>
+                <w:rFonts w:asciiTheme="majorHAnsi" w:hAnsiTheme="majorHAnsi" w:cstheme="majorHAnsi"/>
                 <w:spacing w:val="80"/>
                 <w:w w:val="150"/>
                 <w:sz w:val="24"/>
@@ -4032,6 +4477,7 @@
             </w:r>
             <w:r>
               <w:rPr>
+                <w:rFonts w:asciiTheme="majorHAnsi" w:hAnsiTheme="majorHAnsi" w:cstheme="majorHAnsi"/>
                 <w:sz w:val="24"/>
                 <w:szCs w:val="24"/>
               </w:rPr>
@@ -4039,6 +4485,7 @@
             </w:r>
             <w:r>
               <w:rPr>
+                <w:rFonts w:asciiTheme="majorHAnsi" w:hAnsiTheme="majorHAnsi" w:cstheme="majorHAnsi"/>
                 <w:spacing w:val="80"/>
                 <w:w w:val="150"/>
                 <w:sz w:val="24"/>
@@ -4048,6 +4495,7 @@
             </w:r>
             <w:r>
               <w:rPr>
+                <w:rFonts w:asciiTheme="majorHAnsi" w:hAnsiTheme="majorHAnsi" w:cstheme="majorHAnsi"/>
                 <w:sz w:val="24"/>
                 <w:szCs w:val="24"/>
               </w:rPr>
@@ -4055,6 +4503,7 @@
             </w:r>
             <w:r>
               <w:rPr>
+                <w:rFonts w:asciiTheme="majorHAnsi" w:hAnsiTheme="majorHAnsi" w:cstheme="majorHAnsi"/>
                 <w:spacing w:val="80"/>
                 <w:w w:val="150"/>
                 <w:sz w:val="24"/>
@@ -4064,6 +4513,7 @@
             </w:r>
             <w:r>
               <w:rPr>
+                <w:rFonts w:asciiTheme="majorHAnsi" w:hAnsiTheme="majorHAnsi" w:cstheme="majorHAnsi"/>
                 <w:sz w:val="24"/>
                 <w:szCs w:val="24"/>
               </w:rPr>
@@ -4071,6 +4521,7 @@
             </w:r>
             <w:r>
               <w:rPr>
+                <w:rFonts w:asciiTheme="majorHAnsi" w:hAnsiTheme="majorHAnsi" w:cstheme="majorHAnsi"/>
                 <w:spacing w:val="80"/>
                 <w:w w:val="150"/>
                 <w:sz w:val="24"/>
@@ -4080,6 +4531,7 @@
             </w:r>
             <w:r>
               <w:rPr>
+                <w:rFonts w:asciiTheme="majorHAnsi" w:hAnsiTheme="majorHAnsi" w:cstheme="majorHAnsi"/>
                 <w:sz w:val="24"/>
                 <w:szCs w:val="24"/>
               </w:rPr>
@@ -4087,6 +4539,7 @@
             </w:r>
             <w:r>
               <w:rPr>
+                <w:rFonts w:asciiTheme="majorHAnsi" w:hAnsiTheme="majorHAnsi" w:cstheme="majorHAnsi"/>
                 <w:spacing w:val="80"/>
                 <w:w w:val="150"/>
                 <w:sz w:val="24"/>
@@ -4096,6 +4549,7 @@
             </w:r>
             <w:r>
               <w:rPr>
+                <w:rFonts w:asciiTheme="majorHAnsi" w:hAnsiTheme="majorHAnsi" w:cstheme="majorHAnsi"/>
                 <w:sz w:val="24"/>
                 <w:szCs w:val="24"/>
               </w:rPr>
@@ -4103,6 +4557,7 @@
             </w:r>
             <w:r>
               <w:rPr>
+                <w:rFonts w:asciiTheme="majorHAnsi" w:hAnsiTheme="majorHAnsi" w:cstheme="majorHAnsi"/>
                 <w:spacing w:val="80"/>
                 <w:w w:val="150"/>
                 <w:sz w:val="24"/>
@@ -4112,6 +4567,7 @@
             </w:r>
             <w:r>
               <w:rPr>
+                <w:rFonts w:asciiTheme="majorHAnsi" w:hAnsiTheme="majorHAnsi" w:cstheme="majorHAnsi"/>
                 <w:sz w:val="24"/>
                 <w:szCs w:val="24"/>
               </w:rPr>
@@ -4119,6 +4575,7 @@
             </w:r>
             <w:r>
               <w:rPr>
+                <w:rFonts w:asciiTheme="majorHAnsi" w:hAnsiTheme="majorHAnsi" w:cstheme="majorHAnsi"/>
                 <w:spacing w:val="80"/>
                 <w:w w:val="150"/>
                 <w:sz w:val="24"/>
@@ -4128,6 +4585,7 @@
             </w:r>
             <w:r>
               <w:rPr>
+                <w:rFonts w:asciiTheme="majorHAnsi" w:hAnsiTheme="majorHAnsi" w:cstheme="majorHAnsi"/>
                 <w:sz w:val="24"/>
                 <w:szCs w:val="24"/>
               </w:rPr>
@@ -4135,6 +4593,7 @@
             </w:r>
             <w:r>
               <w:rPr>
+                <w:rFonts w:asciiTheme="majorHAnsi" w:hAnsiTheme="majorHAnsi" w:cstheme="majorHAnsi"/>
                 <w:spacing w:val="80"/>
                 <w:w w:val="150"/>
                 <w:sz w:val="24"/>
@@ -4144,6 +4603,7 @@
             </w:r>
             <w:r>
               <w:rPr>
+                <w:rFonts w:asciiTheme="majorHAnsi" w:hAnsiTheme="majorHAnsi" w:cstheme="majorHAnsi"/>
                 <w:sz w:val="24"/>
                 <w:szCs w:val="24"/>
               </w:rPr>
@@ -4151,6 +4611,7 @@
             </w:r>
             <w:r>
               <w:rPr>
+                <w:rFonts w:asciiTheme="majorHAnsi" w:hAnsiTheme="majorHAnsi" w:cstheme="majorHAnsi"/>
                 <w:spacing w:val="80"/>
                 <w:w w:val="150"/>
                 <w:sz w:val="24"/>
@@ -4160,6 +4621,7 @@
             </w:r>
             <w:r>
               <w:rPr>
+                <w:rFonts w:asciiTheme="majorHAnsi" w:hAnsiTheme="majorHAnsi" w:cstheme="majorHAnsi"/>
                 <w:sz w:val="24"/>
                 <w:szCs w:val="24"/>
               </w:rPr>
@@ -4167,6 +4629,7 @@
             </w:r>
             <w:r>
               <w:rPr>
+                <w:rFonts w:asciiTheme="majorHAnsi" w:hAnsiTheme="majorHAnsi" w:cstheme="majorHAnsi"/>
                 <w:spacing w:val="80"/>
                 <w:w w:val="150"/>
                 <w:sz w:val="24"/>
@@ -4176,21 +4639,24 @@
             </w:r>
             <w:r>
               <w:rPr>
-                <w:sz w:val="24"/>
-                <w:szCs w:val="24"/>
-              </w:rPr>
-              <w:t>số</w:t>
-            </w:r>
-            <w:r>
-              <w:rPr>
+                <w:rFonts w:asciiTheme="majorHAnsi" w:hAnsiTheme="majorHAnsi" w:cstheme="majorHAnsi"/>
+                <w:sz w:val="24"/>
+                <w:szCs w:val="24"/>
+              </w:rPr>
+              <w:t>s</w:t>
+            </w:r>
+            <w:r>
+              <w:rPr>
+                <w:rFonts w:asciiTheme="majorHAnsi" w:hAnsiTheme="majorHAnsi" w:cstheme="majorHAnsi"/>
                 <w:sz w:val="24"/>
                 <w:szCs w:val="24"/>
                 <w:lang w:val="en-US"/>
               </w:rPr>
-              <w:t xml:space="preserve">    </w:t>
-            </w:r>
-            <w:r>
-              <w:rPr>
+              <w:t xml:space="preserve">ố </w:t>
+            </w:r>
+            <w:r>
+              <w:rPr>
+                <w:rFonts w:asciiTheme="majorHAnsi" w:hAnsiTheme="majorHAnsi" w:cstheme="majorHAnsi"/>
                 <w:b/>
                 <w:color w:val="1F497D" w:themeColor="text2"/>
                 <w:sz w:val="23"/>
@@ -4199,6 +4665,7 @@
             </w:r>
             <w:r>
               <w:rPr>
+                <w:rFonts w:asciiTheme="majorHAnsi" w:hAnsiTheme="majorHAnsi" w:cstheme="majorHAnsi"/>
                 <w:b/>
                 <w:color w:val="1F497D" w:themeColor="text2"/>
                 <w:sz w:val="23"/>
@@ -4208,23 +4675,13 @@
             </w:r>
             <w:r>
               <w:rPr>
+                <w:rFonts w:asciiTheme="majorHAnsi" w:hAnsiTheme="majorHAnsi" w:cstheme="majorHAnsi"/>
                 <w:sz w:val="24"/>
                 <w:szCs w:val="24"/>
               </w:rPr>
               <w:t>với các điều khoản và điều kiện như sau:</w:t>
             </w:r>
           </w:p>
-        </w:tc>
-      </w:tr>
-      <w:tr>
-        <w:trPr>
-          <w:trHeight w:val="905"/>
-        </w:trPr>
-        <w:tc>
-          <w:tcPr>
-            <w:tcW w:w="9630" w:type="dxa"/>
-            <w:gridSpan w:val="2"/>
-          </w:tcPr>
           <w:p>
             <w:pPr>
               <w:pStyle w:val="TableParagraph"/>
@@ -4232,13 +4689,14 @@
               <w:ind w:left="50" w:right="64"/>
               <w:jc w:val="both"/>
               <w:rPr>
-                <w:b/>
-                <w:sz w:val="24"/>
-                <w:szCs w:val="24"/>
-              </w:rPr>
-            </w:pPr>
-            <w:r>
-              <w:rPr>
+                <w:rFonts w:asciiTheme="majorHAnsi" w:hAnsiTheme="majorHAnsi" w:cstheme="majorHAnsi"/>
+                <w:sz w:val="24"/>
+                <w:szCs w:val="24"/>
+              </w:rPr>
+            </w:pPr>
+            <w:r>
+              <w:rPr>
+                <w:rFonts w:asciiTheme="majorHAnsi" w:hAnsiTheme="majorHAnsi" w:cstheme="majorHAnsi"/>
                 <w:b/>
                 <w:sz w:val="24"/>
                 <w:szCs w:val="24"/>
@@ -4247,6 +4705,7 @@
             </w:r>
             <w:r>
               <w:rPr>
+                <w:rFonts w:asciiTheme="majorHAnsi" w:hAnsiTheme="majorHAnsi" w:cstheme="majorHAnsi"/>
                 <w:b/>
                 <w:color w:val="1F497D" w:themeColor="text2"/>
                 <w:sz w:val="23"/>
@@ -4255,6 +4714,7 @@
             </w:r>
             <w:r>
               <w:rPr>
+                <w:rFonts w:asciiTheme="majorHAnsi" w:hAnsiTheme="majorHAnsi" w:cstheme="majorHAnsi"/>
                 <w:b/>
                 <w:spacing w:val="32"/>
                 <w:sz w:val="24"/>
@@ -4264,6 +4724,7 @@
             </w:r>
             <w:r>
               <w:rPr>
+                <w:rFonts w:asciiTheme="majorHAnsi" w:hAnsiTheme="majorHAnsi" w:cstheme="majorHAnsi"/>
                 <w:b/>
                 <w:sz w:val="24"/>
                 <w:szCs w:val="24"/>
@@ -4272,6 +4733,7 @@
             </w:r>
             <w:r>
               <w:rPr>
+                <w:rFonts w:asciiTheme="majorHAnsi" w:hAnsiTheme="majorHAnsi" w:cstheme="majorHAnsi"/>
                 <w:b/>
                 <w:spacing w:val="32"/>
                 <w:sz w:val="24"/>
@@ -4281,6 +4743,7 @@
             </w:r>
             <w:r>
               <w:rPr>
+                <w:rFonts w:asciiTheme="majorHAnsi" w:hAnsiTheme="majorHAnsi" w:cstheme="majorHAnsi"/>
                 <w:b/>
                 <w:sz w:val="24"/>
                 <w:szCs w:val="24"/>
@@ -4289,6 +4752,7 @@
             </w:r>
             <w:r>
               <w:rPr>
+                <w:rFonts w:asciiTheme="majorHAnsi" w:hAnsiTheme="majorHAnsi" w:cstheme="majorHAnsi"/>
                 <w:b/>
                 <w:spacing w:val="32"/>
                 <w:sz w:val="24"/>
@@ -4298,6 +4762,7 @@
             </w:r>
             <w:r>
               <w:rPr>
+                <w:rFonts w:asciiTheme="majorHAnsi" w:hAnsiTheme="majorHAnsi" w:cstheme="majorHAnsi"/>
                 <w:b/>
                 <w:sz w:val="24"/>
                 <w:szCs w:val="24"/>
@@ -4306,6 +4771,7 @@
             </w:r>
             <w:r>
               <w:rPr>
+                <w:rFonts w:asciiTheme="majorHAnsi" w:hAnsiTheme="majorHAnsi" w:cstheme="majorHAnsi"/>
                 <w:b/>
                 <w:spacing w:val="34"/>
                 <w:sz w:val="24"/>
@@ -4315,6 +4781,7 @@
             </w:r>
             <w:r>
               <w:rPr>
+                <w:rFonts w:asciiTheme="majorHAnsi" w:hAnsiTheme="majorHAnsi" w:cstheme="majorHAnsi"/>
                 <w:b/>
                 <w:sz w:val="24"/>
                 <w:szCs w:val="24"/>
@@ -4323,6 +4790,7 @@
             </w:r>
             <w:r>
               <w:rPr>
+                <w:rFonts w:asciiTheme="majorHAnsi" w:hAnsiTheme="majorHAnsi" w:cstheme="majorHAnsi"/>
                 <w:b/>
                 <w:spacing w:val="35"/>
                 <w:sz w:val="24"/>
@@ -4332,6 +4800,7 @@
             </w:r>
             <w:r>
               <w:rPr>
+                <w:rFonts w:asciiTheme="majorHAnsi" w:hAnsiTheme="majorHAnsi" w:cstheme="majorHAnsi"/>
                 <w:b/>
                 <w:sz w:val="24"/>
                 <w:szCs w:val="24"/>
@@ -4340,6 +4809,7 @@
             </w:r>
             <w:r>
               <w:rPr>
+                <w:rFonts w:asciiTheme="majorHAnsi" w:hAnsiTheme="majorHAnsi" w:cstheme="majorHAnsi"/>
                 <w:b/>
                 <w:spacing w:val="34"/>
                 <w:sz w:val="24"/>
@@ -4349,6 +4819,7 @@
             </w:r>
             <w:r>
               <w:rPr>
+                <w:rFonts w:asciiTheme="majorHAnsi" w:hAnsiTheme="majorHAnsi" w:cstheme="majorHAnsi"/>
                 <w:b/>
                 <w:sz w:val="24"/>
                 <w:szCs w:val="24"/>
@@ -4357,6 +4828,7 @@
             </w:r>
             <w:r>
               <w:rPr>
+                <w:rFonts w:asciiTheme="majorHAnsi" w:hAnsiTheme="majorHAnsi" w:cstheme="majorHAnsi"/>
                 <w:b/>
                 <w:spacing w:val="32"/>
                 <w:sz w:val="24"/>
@@ -4366,6 +4838,7 @@
             </w:r>
             <w:r>
               <w:rPr>
+                <w:rFonts w:asciiTheme="majorHAnsi" w:hAnsiTheme="majorHAnsi" w:cstheme="majorHAnsi"/>
                 <w:b/>
                 <w:sz w:val="24"/>
                 <w:szCs w:val="24"/>
@@ -4374,6 +4847,7 @@
             </w:r>
             <w:r>
               <w:rPr>
+                <w:rFonts w:asciiTheme="majorHAnsi" w:hAnsiTheme="majorHAnsi" w:cstheme="majorHAnsi"/>
                 <w:b/>
                 <w:spacing w:val="37"/>
                 <w:sz w:val="24"/>
@@ -4383,6 +4857,7 @@
             </w:r>
             <w:r>
               <w:rPr>
+                <w:rFonts w:asciiTheme="majorHAnsi" w:hAnsiTheme="majorHAnsi" w:cstheme="majorHAnsi"/>
                 <w:b/>
                 <w:sz w:val="24"/>
                 <w:szCs w:val="24"/>
@@ -4391,6 +4866,7 @@
             </w:r>
             <w:r>
               <w:rPr>
+                <w:rFonts w:asciiTheme="majorHAnsi" w:hAnsiTheme="majorHAnsi" w:cstheme="majorHAnsi"/>
                 <w:b/>
                 <w:spacing w:val="31"/>
                 <w:sz w:val="24"/>
@@ -4400,6 +4876,7 @@
             </w:r>
             <w:r>
               <w:rPr>
+                <w:rFonts w:asciiTheme="majorHAnsi" w:hAnsiTheme="majorHAnsi" w:cstheme="majorHAnsi"/>
                 <w:b/>
                 <w:sz w:val="24"/>
                 <w:szCs w:val="24"/>
@@ -4408,6 +4885,7 @@
             </w:r>
             <w:r>
               <w:rPr>
+                <w:rFonts w:asciiTheme="majorHAnsi" w:hAnsiTheme="majorHAnsi" w:cstheme="majorHAnsi"/>
                 <w:b/>
                 <w:spacing w:val="38"/>
                 <w:sz w:val="24"/>
@@ -4417,6 +4895,7 @@
             </w:r>
             <w:r>
               <w:rPr>
+                <w:rFonts w:asciiTheme="majorHAnsi" w:hAnsiTheme="majorHAnsi" w:cstheme="majorHAnsi"/>
                 <w:b/>
                 <w:sz w:val="24"/>
                 <w:szCs w:val="24"/>
@@ -4433,6 +4912,7 @@
         <w:spacing w:line="290" w:lineRule="atLeast"/>
         <w:jc w:val="both"/>
         <w:rPr>
+          <w:rFonts w:asciiTheme="majorHAnsi" w:hAnsiTheme="majorHAnsi" w:cstheme="majorHAnsi"/>
           <w:b/>
           <w:sz w:val="23"/>
         </w:rPr>
@@ -4448,14 +4928,14 @@
       <w:pPr>
         <w:spacing w:before="5"/>
         <w:rPr>
-          <w:rFonts w:ascii="Times New Roman"/>
+          <w:rFonts w:asciiTheme="majorHAnsi" w:hAnsiTheme="majorHAnsi" w:cstheme="majorHAnsi"/>
           <w:sz w:val="2"/>
         </w:rPr>
       </w:pPr>
     </w:p>
     <w:tbl>
       <w:tblPr>
-        <w:tblW w:w="10710" w:type="dxa"/>
+        <w:tblW w:w="10980" w:type="dxa"/>
         <w:tblInd w:w="-900" w:type="dxa"/>
         <w:tblLayout w:type="fixed"/>
         <w:tblCellMar>
@@ -4467,12 +4947,12 @@
       <w:tblGrid>
         <w:gridCol w:w="720"/>
         <w:gridCol w:w="1800"/>
-        <w:gridCol w:w="540"/>
-        <w:gridCol w:w="1170"/>
-        <w:gridCol w:w="990"/>
+        <w:gridCol w:w="630"/>
+        <w:gridCol w:w="1350"/>
+        <w:gridCol w:w="1080"/>
         <w:gridCol w:w="1260"/>
         <w:gridCol w:w="1710"/>
-        <w:gridCol w:w="2520"/>
+        <w:gridCol w:w="2430"/>
       </w:tblGrid>
       <w:tr>
         <w:trPr>
@@ -4480,7 +4960,7 @@
         </w:trPr>
         <w:tc>
           <w:tcPr>
-            <w:tcW w:w="10710" w:type="dxa"/>
+            <w:tcW w:w="10980" w:type="dxa"/>
             <w:gridSpan w:val="8"/>
             <w:tcBorders>
               <w:bottom w:val="single" w:sz="4" w:space="0" w:color="auto"/>
@@ -4883,6 +5363,7 @@
             <w:pPr>
               <w:pStyle w:val="TableParagraph"/>
               <w:spacing w:before="126"/>
+              <w:jc w:val="center"/>
               <w:rPr>
                 <w:rFonts w:asciiTheme="majorHAnsi" w:hAnsiTheme="majorHAnsi" w:cstheme="majorHAnsi"/>
                 <w:sz w:val="24"/>
@@ -4928,6 +5409,7 @@
             <w:pPr>
               <w:pStyle w:val="TableParagraph"/>
               <w:spacing w:before="128"/>
+              <w:jc w:val="center"/>
               <w:rPr>
                 <w:rFonts w:asciiTheme="majorHAnsi" w:hAnsiTheme="majorHAnsi" w:cstheme="majorHAnsi"/>
                 <w:color w:val="000000" w:themeColor="text1"/>
@@ -4940,6 +5422,7 @@
             <w:pPr>
               <w:pStyle w:val="TableParagraph"/>
               <w:ind w:left="68"/>
+              <w:jc w:val="center"/>
               <w:rPr>
                 <w:rFonts w:asciiTheme="majorHAnsi" w:hAnsiTheme="majorHAnsi" w:cstheme="majorHAnsi"/>
                 <w:b/>
@@ -5005,7 +5488,7 @@
         </w:tc>
         <w:tc>
           <w:tcPr>
-            <w:tcW w:w="540" w:type="dxa"/>
+            <w:tcW w:w="630" w:type="dxa"/>
             <w:tcBorders>
               <w:top w:val="single" w:sz="4" w:space="0" w:color="auto"/>
               <w:left w:val="single" w:sz="4" w:space="0" w:color="auto"/>
@@ -5068,7 +5551,7 @@
         </w:tc>
         <w:tc>
           <w:tcPr>
-            <w:tcW w:w="1170" w:type="dxa"/>
+            <w:tcW w:w="1350" w:type="dxa"/>
             <w:tcBorders>
               <w:top w:val="single" w:sz="4" w:space="0" w:color="auto"/>
               <w:left w:val="single" w:sz="4" w:space="0" w:color="auto"/>
@@ -5080,6 +5563,7 @@
             <w:pPr>
               <w:pStyle w:val="TableParagraph"/>
               <w:spacing w:before="3"/>
+              <w:jc w:val="center"/>
               <w:rPr>
                 <w:rFonts w:asciiTheme="majorHAnsi" w:hAnsiTheme="majorHAnsi" w:cstheme="majorHAnsi"/>
                 <w:color w:val="000000" w:themeColor="text1"/>
@@ -5093,6 +5577,7 @@
               <w:pStyle w:val="TableParagraph"/>
               <w:spacing w:before="1" w:line="264" w:lineRule="auto"/>
               <w:ind w:left="40" w:firstLine="144"/>
+              <w:jc w:val="center"/>
               <w:rPr>
                 <w:rFonts w:asciiTheme="majorHAnsi" w:hAnsiTheme="majorHAnsi" w:cstheme="majorHAnsi"/>
                 <w:b/>
@@ -5126,7 +5611,7 @@
         </w:tc>
         <w:tc>
           <w:tcPr>
-            <w:tcW w:w="990" w:type="dxa"/>
+            <w:tcW w:w="1080" w:type="dxa"/>
             <w:tcBorders>
               <w:top w:val="single" w:sz="4" w:space="0" w:color="auto"/>
               <w:left w:val="single" w:sz="4" w:space="0" w:color="auto"/>
@@ -5138,6 +5623,7 @@
             <w:pPr>
               <w:pStyle w:val="TableParagraph"/>
               <w:spacing w:before="3"/>
+              <w:jc w:val="center"/>
               <w:rPr>
                 <w:rFonts w:asciiTheme="majorHAnsi" w:hAnsiTheme="majorHAnsi" w:cstheme="majorHAnsi"/>
                 <w:color w:val="000000" w:themeColor="text1"/>
@@ -5151,6 +5637,7 @@
               <w:pStyle w:val="TableParagraph"/>
               <w:spacing w:before="1" w:line="264" w:lineRule="auto"/>
               <w:ind w:left="212" w:right="190" w:hanging="8"/>
+              <w:jc w:val="center"/>
               <w:rPr>
                 <w:rFonts w:asciiTheme="majorHAnsi" w:hAnsiTheme="majorHAnsi" w:cstheme="majorHAnsi"/>
                 <w:b/>
@@ -5217,6 +5704,7 @@
             <w:pPr>
               <w:pStyle w:val="TableParagraph"/>
               <w:spacing w:before="116"/>
+              <w:jc w:val="center"/>
               <w:rPr>
                 <w:rFonts w:asciiTheme="majorHAnsi" w:hAnsiTheme="majorHAnsi" w:cstheme="majorHAnsi"/>
                 <w:color w:val="000000" w:themeColor="text1"/>
@@ -5229,6 +5717,7 @@
             <w:pPr>
               <w:pStyle w:val="TableParagraph"/>
               <w:ind w:left="99"/>
+              <w:jc w:val="center"/>
               <w:rPr>
                 <w:rFonts w:asciiTheme="majorHAnsi" w:hAnsiTheme="majorHAnsi" w:cstheme="majorHAnsi"/>
                 <w:b/>
@@ -5285,6 +5774,7 @@
             <w:pPr>
               <w:pStyle w:val="TableParagraph"/>
               <w:spacing w:before="119"/>
+              <w:jc w:val="center"/>
               <w:rPr>
                 <w:rFonts w:asciiTheme="majorHAnsi" w:hAnsiTheme="majorHAnsi" w:cstheme="majorHAnsi"/>
                 <w:sz w:val="24"/>
@@ -5296,6 +5786,7 @@
             <w:pPr>
               <w:pStyle w:val="TableParagraph"/>
               <w:ind w:left="232"/>
+              <w:jc w:val="center"/>
               <w:rPr>
                 <w:rFonts w:asciiTheme="majorHAnsi" w:hAnsiTheme="majorHAnsi" w:cstheme="majorHAnsi"/>
                 <w:b/>
@@ -5336,7 +5827,7 @@
         </w:tc>
         <w:tc>
           <w:tcPr>
-            <w:tcW w:w="2520" w:type="dxa"/>
+            <w:tcW w:w="2430" w:type="dxa"/>
             <w:tcBorders>
               <w:top w:val="single" w:sz="4" w:space="0" w:color="auto"/>
               <w:left w:val="single" w:sz="4" w:space="0" w:color="auto"/>
@@ -5348,6 +5839,7 @@
             <w:pPr>
               <w:pStyle w:val="TableParagraph"/>
               <w:spacing w:before="119"/>
+              <w:jc w:val="center"/>
               <w:rPr>
                 <w:rFonts w:asciiTheme="majorHAnsi" w:hAnsiTheme="majorHAnsi" w:cstheme="majorHAnsi"/>
                 <w:sz w:val="24"/>
@@ -5359,6 +5851,7 @@
             <w:pPr>
               <w:pStyle w:val="TableParagraph"/>
               <w:ind w:left="732"/>
+              <w:jc w:val="center"/>
               <w:rPr>
                 <w:rFonts w:asciiTheme="majorHAnsi" w:hAnsiTheme="majorHAnsi" w:cstheme="majorHAnsi"/>
                 <w:b/>
@@ -5442,7 +5935,7 @@
         </w:trPr>
         <w:tc>
           <w:tcPr>
-            <w:tcW w:w="10710" w:type="dxa"/>
+            <w:tcW w:w="10980" w:type="dxa"/>
             <w:gridSpan w:val="8"/>
             <w:tcBorders>
               <w:top w:val="single" w:sz="4" w:space="0" w:color="auto"/>
@@ -5626,30 +6119,33 @@
           <w:p>
             <w:pPr>
               <w:pStyle w:val="TableParagraph"/>
-              <w:rPr>
-                <w:rFonts w:asciiTheme="majorHAnsi" w:hAnsiTheme="majorHAnsi" w:cstheme="majorHAnsi"/>
-                <w:sz w:val="24"/>
-                <w:szCs w:val="24"/>
-              </w:rPr>
-            </w:pPr>
-          </w:p>
-          <w:p>
-            <w:pPr>
-              <w:pStyle w:val="TableParagraph"/>
-              <w:rPr>
-                <w:rFonts w:asciiTheme="majorHAnsi" w:hAnsiTheme="majorHAnsi" w:cstheme="majorHAnsi"/>
-                <w:sz w:val="24"/>
-                <w:szCs w:val="24"/>
-              </w:rPr>
-            </w:pPr>
-          </w:p>
-          <w:p>
-            <w:pPr>
-              <w:pStyle w:val="TableParagraph"/>
-              <w:rPr>
-                <w:rFonts w:asciiTheme="majorHAnsi" w:hAnsiTheme="majorHAnsi" w:cstheme="majorHAnsi"/>
-                <w:sz w:val="24"/>
-                <w:szCs w:val="24"/>
+              <w:jc w:val="center"/>
+              <w:rPr>
+                <w:rFonts w:asciiTheme="majorHAnsi" w:hAnsiTheme="majorHAnsi" w:cstheme="majorHAnsi"/>
+                <w:sz w:val="20"/>
+                <w:szCs w:val="20"/>
+              </w:rPr>
+            </w:pPr>
+          </w:p>
+          <w:p>
+            <w:pPr>
+              <w:pStyle w:val="TableParagraph"/>
+              <w:jc w:val="center"/>
+              <w:rPr>
+                <w:rFonts w:asciiTheme="majorHAnsi" w:hAnsiTheme="majorHAnsi" w:cstheme="majorHAnsi"/>
+                <w:sz w:val="20"/>
+                <w:szCs w:val="20"/>
+              </w:rPr>
+            </w:pPr>
+          </w:p>
+          <w:p>
+            <w:pPr>
+              <w:pStyle w:val="TableParagraph"/>
+              <w:jc w:val="center"/>
+              <w:rPr>
+                <w:rFonts w:asciiTheme="majorHAnsi" w:hAnsiTheme="majorHAnsi" w:cstheme="majorHAnsi"/>
+                <w:sz w:val="20"/>
+                <w:szCs w:val="20"/>
               </w:rPr>
             </w:pPr>
           </w:p>
@@ -5657,10 +6153,11 @@
             <w:pPr>
               <w:pStyle w:val="TableParagraph"/>
               <w:spacing w:before="95"/>
-              <w:rPr>
-                <w:rFonts w:asciiTheme="majorHAnsi" w:hAnsiTheme="majorHAnsi" w:cstheme="majorHAnsi"/>
-                <w:sz w:val="24"/>
-                <w:szCs w:val="24"/>
+              <w:jc w:val="center"/>
+              <w:rPr>
+                <w:rFonts w:asciiTheme="majorHAnsi" w:hAnsiTheme="majorHAnsi" w:cstheme="majorHAnsi"/>
+                <w:sz w:val="20"/>
+                <w:szCs w:val="20"/>
               </w:rPr>
             </w:pPr>
           </w:p>
@@ -5671,8 +6168,9 @@
               <w:jc w:val="center"/>
               <w:rPr>
                 <w:rFonts w:asciiTheme="majorHAnsi" w:hAnsiTheme="majorHAnsi" w:cstheme="majorHAnsi"/>
-                <w:sz w:val="24"/>
-                <w:szCs w:val="24"/>
+                <w:spacing w:val="-10"/>
+                <w:sz w:val="20"/>
+                <w:szCs w:val="20"/>
                 <w:lang w:val="en-US"/>
               </w:rPr>
             </w:pPr>
@@ -5680,12 +6178,33 @@
               <w:rPr>
                 <w:rFonts w:asciiTheme="majorHAnsi" w:hAnsiTheme="majorHAnsi" w:cstheme="majorHAnsi"/>
                 <w:spacing w:val="-10"/>
-                <w:sz w:val="24"/>
-                <w:szCs w:val="24"/>
+                <w:sz w:val="20"/>
+                <w:szCs w:val="20"/>
                 <w:lang w:val="en-US"/>
               </w:rPr>
               <w:t>{{stt}}</w:t>
             </w:r>
+          </w:p>
+          <w:p>
+            <w:pPr>
+              <w:rPr>
+                <w:rFonts w:asciiTheme="majorHAnsi" w:eastAsia="Times New Roman" w:hAnsiTheme="majorHAnsi" w:cstheme="majorHAnsi"/>
+                <w:spacing w:val="-10"/>
+                <w:sz w:val="20"/>
+                <w:szCs w:val="20"/>
+                <w:lang w:val="en-US"/>
+              </w:rPr>
+            </w:pPr>
+          </w:p>
+          <w:p>
+            <w:pPr>
+              <w:rPr>
+                <w:rFonts w:asciiTheme="majorHAnsi" w:hAnsiTheme="majorHAnsi" w:cstheme="majorHAnsi"/>
+                <w:sz w:val="20"/>
+                <w:szCs w:val="20"/>
+                <w:lang w:val="en-US"/>
+              </w:rPr>
+            </w:pPr>
           </w:p>
         </w:tc>
         <w:tc>
@@ -5702,10 +6221,11 @@
             <w:pPr>
               <w:pStyle w:val="TableParagraph"/>
               <w:spacing w:before="32"/>
-              <w:rPr>
-                <w:rFonts w:asciiTheme="majorHAnsi" w:hAnsiTheme="majorHAnsi" w:cstheme="majorHAnsi"/>
-                <w:sz w:val="24"/>
-                <w:szCs w:val="24"/>
+              <w:jc w:val="center"/>
+              <w:rPr>
+                <w:rFonts w:asciiTheme="majorHAnsi" w:hAnsiTheme="majorHAnsi" w:cstheme="majorHAnsi"/>
+                <w:sz w:val="20"/>
+                <w:szCs w:val="20"/>
               </w:rPr>
             </w:pPr>
           </w:p>
@@ -5714,25 +6234,35 @@
               <w:pStyle w:val="TableParagraph"/>
               <w:spacing w:before="1" w:line="264" w:lineRule="auto"/>
               <w:ind w:left="42" w:right="199"/>
-              <w:jc w:val="both"/>
-              <w:rPr>
-                <w:rFonts w:asciiTheme="majorHAnsi" w:hAnsiTheme="majorHAnsi" w:cstheme="majorHAnsi"/>
-                <w:sz w:val="24"/>
-                <w:szCs w:val="24"/>
-              </w:rPr>
-            </w:pPr>
-            <w:r>
-              <w:rPr>
-                <w:rFonts w:asciiTheme="majorHAnsi" w:hAnsiTheme="majorHAnsi" w:cstheme="majorHAnsi"/>
-                <w:sz w:val="24"/>
+              <w:jc w:val="center"/>
+              <w:rPr>
+                <w:rFonts w:asciiTheme="majorHAnsi" w:hAnsiTheme="majorHAnsi" w:cstheme="majorHAnsi"/>
+                <w:sz w:val="16"/>
+                <w:szCs w:val="16"/>
+              </w:rPr>
+            </w:pPr>
+            <w:r>
+              <w:rPr>
+                <w:rFonts w:asciiTheme="majorHAnsi" w:hAnsiTheme="majorHAnsi" w:cstheme="majorHAnsi"/>
+                <w:sz w:val="16"/>
+                <w:szCs w:val="16"/>
               </w:rPr>
               <w:t>{{description}}</w:t>
             </w:r>
+          </w:p>
+          <w:p>
+            <w:pPr>
+              <w:rPr>
+                <w:rFonts w:asciiTheme="majorHAnsi" w:hAnsiTheme="majorHAnsi" w:cstheme="majorHAnsi"/>
+                <w:sz w:val="20"/>
+                <w:szCs w:val="20"/>
+              </w:rPr>
+            </w:pPr>
           </w:p>
         </w:tc>
         <w:tc>
           <w:tcPr>
-            <w:tcW w:w="540" w:type="dxa"/>
+            <w:tcW w:w="630" w:type="dxa"/>
             <w:tcBorders>
               <w:top w:val="single" w:sz="4" w:space="0" w:color="auto"/>
               <w:left w:val="single" w:sz="4" w:space="0" w:color="auto"/>
@@ -5743,26 +6273,29 @@
           <w:p>
             <w:pPr>
               <w:pStyle w:val="TableParagraph"/>
-              <w:rPr>
-                <w:rFonts w:asciiTheme="majorHAnsi" w:hAnsiTheme="majorHAnsi" w:cstheme="majorHAnsi"/>
-                <w:sz w:val="24"/>
-                <w:szCs w:val="24"/>
-              </w:rPr>
-            </w:pPr>
-          </w:p>
-          <w:p>
-            <w:pPr>
-              <w:pStyle w:val="TableParagraph"/>
-              <w:rPr>
-                <w:rFonts w:asciiTheme="majorHAnsi" w:hAnsiTheme="majorHAnsi" w:cstheme="majorHAnsi"/>
-                <w:sz w:val="24"/>
-                <w:szCs w:val="24"/>
-              </w:rPr>
-            </w:pPr>
-          </w:p>
-          <w:p>
-            <w:pPr>
-              <w:pStyle w:val="TableParagraph"/>
+              <w:jc w:val="center"/>
+              <w:rPr>
+                <w:rFonts w:asciiTheme="majorHAnsi" w:hAnsiTheme="majorHAnsi" w:cstheme="majorHAnsi"/>
+                <w:sz w:val="24"/>
+                <w:szCs w:val="24"/>
+              </w:rPr>
+            </w:pPr>
+          </w:p>
+          <w:p>
+            <w:pPr>
+              <w:pStyle w:val="TableParagraph"/>
+              <w:jc w:val="center"/>
+              <w:rPr>
+                <w:rFonts w:asciiTheme="majorHAnsi" w:hAnsiTheme="majorHAnsi" w:cstheme="majorHAnsi"/>
+                <w:sz w:val="24"/>
+                <w:szCs w:val="24"/>
+              </w:rPr>
+            </w:pPr>
+          </w:p>
+          <w:p>
+            <w:pPr>
+              <w:pStyle w:val="TableParagraph"/>
+              <w:jc w:val="center"/>
               <w:rPr>
                 <w:rFonts w:asciiTheme="majorHAnsi" w:hAnsiTheme="majorHAnsi" w:cstheme="majorHAnsi"/>
                 <w:sz w:val="24"/>
@@ -5774,6 +6307,7 @@
             <w:pPr>
               <w:pStyle w:val="TableParagraph"/>
               <w:spacing w:before="95"/>
+              <w:jc w:val="center"/>
               <w:rPr>
                 <w:rFonts w:asciiTheme="majorHAnsi" w:hAnsiTheme="majorHAnsi" w:cstheme="majorHAnsi"/>
                 <w:sz w:val="24"/>
@@ -5785,7 +6319,7 @@
             <w:pPr>
               <w:pStyle w:val="TableParagraph"/>
               <w:ind w:right="37"/>
-              <w:jc w:val="right"/>
+              <w:jc w:val="center"/>
               <w:rPr>
                 <w:rFonts w:asciiTheme="majorHAnsi" w:hAnsiTheme="majorHAnsi" w:cstheme="majorHAnsi"/>
                 <w:sz w:val="24"/>
@@ -5806,7 +6340,7 @@
         </w:tc>
         <w:tc>
           <w:tcPr>
-            <w:tcW w:w="1170" w:type="dxa"/>
+            <w:tcW w:w="1350" w:type="dxa"/>
             <w:tcBorders>
               <w:top w:val="single" w:sz="4" w:space="0" w:color="auto"/>
               <w:left w:val="single" w:sz="4" w:space="0" w:color="auto"/>
@@ -5817,30 +6351,22 @@
           <w:p>
             <w:pPr>
               <w:pStyle w:val="TableParagraph"/>
-              <w:rPr>
-                <w:rFonts w:asciiTheme="majorHAnsi" w:hAnsiTheme="majorHAnsi" w:cstheme="majorHAnsi"/>
-                <w:sz w:val="24"/>
-                <w:szCs w:val="24"/>
-              </w:rPr>
-            </w:pPr>
-          </w:p>
-          <w:p>
-            <w:pPr>
-              <w:pStyle w:val="TableParagraph"/>
-              <w:rPr>
-                <w:rFonts w:asciiTheme="majorHAnsi" w:hAnsiTheme="majorHAnsi" w:cstheme="majorHAnsi"/>
-                <w:sz w:val="24"/>
-                <w:szCs w:val="24"/>
-              </w:rPr>
-            </w:pPr>
-          </w:p>
-          <w:p>
-            <w:pPr>
-              <w:pStyle w:val="TableParagraph"/>
-              <w:rPr>
-                <w:rFonts w:asciiTheme="majorHAnsi" w:hAnsiTheme="majorHAnsi" w:cstheme="majorHAnsi"/>
-                <w:sz w:val="24"/>
-                <w:szCs w:val="24"/>
+              <w:jc w:val="center"/>
+              <w:rPr>
+                <w:rFonts w:asciiTheme="majorHAnsi" w:hAnsiTheme="majorHAnsi" w:cstheme="majorHAnsi"/>
+                <w:sz w:val="16"/>
+                <w:szCs w:val="16"/>
+              </w:rPr>
+            </w:pPr>
+          </w:p>
+          <w:p>
+            <w:pPr>
+              <w:pStyle w:val="TableParagraph"/>
+              <w:jc w:val="center"/>
+              <w:rPr>
+                <w:rFonts w:asciiTheme="majorHAnsi" w:hAnsiTheme="majorHAnsi" w:cstheme="majorHAnsi"/>
+                <w:sz w:val="16"/>
+                <w:szCs w:val="16"/>
               </w:rPr>
             </w:pPr>
           </w:p>
@@ -5850,8 +6376,9 @@
               <w:spacing w:before="85"/>
               <w:rPr>
                 <w:rFonts w:asciiTheme="majorHAnsi" w:hAnsiTheme="majorHAnsi" w:cstheme="majorHAnsi"/>
-                <w:sz w:val="24"/>
-                <w:szCs w:val="24"/>
+                <w:sz w:val="16"/>
+                <w:szCs w:val="16"/>
+                <w:lang w:val="en-US"/>
               </w:rPr>
             </w:pPr>
           </w:p>
@@ -5863,27 +6390,53 @@
               <w:jc w:val="center"/>
               <w:rPr>
                 <w:rFonts w:asciiTheme="majorHAnsi" w:hAnsiTheme="majorHAnsi" w:cstheme="majorHAnsi"/>
-                <w:sz w:val="24"/>
-                <w:szCs w:val="24"/>
-                <w:lang w:val="en-US"/>
-              </w:rPr>
-            </w:pPr>
-            <w:r>
-              <w:rPr>
-                <w:rFonts w:asciiTheme="majorHAnsi" w:hAnsiTheme="majorHAnsi" w:cstheme="majorHAnsi"/>
                 <w:color w:val="0000CC"/>
                 <w:spacing w:val="-2"/>
-                <w:sz w:val="24"/>
-                <w:szCs w:val="24"/>
+                <w:sz w:val="20"/>
+                <w:szCs w:val="20"/>
                 <w:lang w:val="en-US"/>
               </w:rPr>
+            </w:pPr>
+            <w:r>
+              <w:rPr>
+                <w:rFonts w:asciiTheme="majorHAnsi" w:hAnsiTheme="majorHAnsi" w:cstheme="majorHAnsi"/>
+                <w:color w:val="0000CC"/>
+                <w:spacing w:val="-2"/>
+                <w:sz w:val="20"/>
+                <w:szCs w:val="20"/>
+                <w:lang w:val="en-US"/>
+              </w:rPr>
               <w:t>{{price}}</w:t>
             </w:r>
+          </w:p>
+          <w:p>
+            <w:pPr>
+              <w:jc w:val="center"/>
+              <w:rPr>
+                <w:rFonts w:asciiTheme="majorHAnsi" w:eastAsia="Times New Roman" w:hAnsiTheme="majorHAnsi" w:cstheme="majorHAnsi"/>
+                <w:color w:val="0000CC"/>
+                <w:spacing w:val="-2"/>
+                <w:sz w:val="16"/>
+                <w:szCs w:val="16"/>
+                <w:lang w:val="en-US"/>
+              </w:rPr>
+            </w:pPr>
+          </w:p>
+          <w:p>
+            <w:pPr>
+              <w:jc w:val="center"/>
+              <w:rPr>
+                <w:rFonts w:asciiTheme="majorHAnsi" w:hAnsiTheme="majorHAnsi" w:cstheme="majorHAnsi"/>
+                <w:sz w:val="16"/>
+                <w:szCs w:val="16"/>
+                <w:lang w:val="en-US"/>
+              </w:rPr>
+            </w:pPr>
           </w:p>
         </w:tc>
         <w:tc>
           <w:tcPr>
-            <w:tcW w:w="990" w:type="dxa"/>
+            <w:tcW w:w="1080" w:type="dxa"/>
             <w:tcBorders>
               <w:top w:val="single" w:sz="4" w:space="0" w:color="auto"/>
               <w:left w:val="single" w:sz="4" w:space="0" w:color="auto"/>
@@ -5894,40 +6447,22 @@
           <w:p>
             <w:pPr>
               <w:pStyle w:val="TableParagraph"/>
-              <w:rPr>
-                <w:rFonts w:asciiTheme="majorHAnsi" w:hAnsiTheme="majorHAnsi" w:cstheme="majorHAnsi"/>
-                <w:sz w:val="24"/>
-                <w:szCs w:val="24"/>
-              </w:rPr>
-            </w:pPr>
-          </w:p>
-          <w:p>
-            <w:pPr>
-              <w:pStyle w:val="TableParagraph"/>
-              <w:rPr>
-                <w:rFonts w:asciiTheme="majorHAnsi" w:hAnsiTheme="majorHAnsi" w:cstheme="majorHAnsi"/>
-                <w:sz w:val="24"/>
-                <w:szCs w:val="24"/>
-              </w:rPr>
-            </w:pPr>
-          </w:p>
-          <w:p>
-            <w:pPr>
-              <w:pStyle w:val="TableParagraph"/>
-              <w:rPr>
-                <w:rFonts w:asciiTheme="majorHAnsi" w:hAnsiTheme="majorHAnsi" w:cstheme="majorHAnsi"/>
-                <w:sz w:val="24"/>
-                <w:szCs w:val="24"/>
-              </w:rPr>
-            </w:pPr>
-          </w:p>
-          <w:p>
-            <w:pPr>
-              <w:pStyle w:val="TableParagraph"/>
-              <w:rPr>
-                <w:rFonts w:asciiTheme="majorHAnsi" w:hAnsiTheme="majorHAnsi" w:cstheme="majorHAnsi"/>
-                <w:sz w:val="24"/>
-                <w:szCs w:val="24"/>
+              <w:jc w:val="center"/>
+              <w:rPr>
+                <w:rFonts w:asciiTheme="majorHAnsi" w:hAnsiTheme="majorHAnsi" w:cstheme="majorHAnsi"/>
+                <w:sz w:val="20"/>
+                <w:szCs w:val="20"/>
+              </w:rPr>
+            </w:pPr>
+          </w:p>
+          <w:p>
+            <w:pPr>
+              <w:pStyle w:val="TableParagraph"/>
+              <w:rPr>
+                <w:rFonts w:asciiTheme="majorHAnsi" w:hAnsiTheme="majorHAnsi" w:cstheme="majorHAnsi"/>
+                <w:sz w:val="20"/>
+                <w:szCs w:val="20"/>
+                <w:lang w:val="en-US"/>
               </w:rPr>
             </w:pPr>
           </w:p>
@@ -5935,10 +6470,11 @@
             <w:pPr>
               <w:pStyle w:val="TableParagraph"/>
               <w:spacing w:before="5"/>
-              <w:rPr>
-                <w:rFonts w:asciiTheme="majorHAnsi" w:hAnsiTheme="majorHAnsi" w:cstheme="majorHAnsi"/>
-                <w:sz w:val="24"/>
-                <w:szCs w:val="24"/>
+              <w:jc w:val="center"/>
+              <w:rPr>
+                <w:rFonts w:asciiTheme="majorHAnsi" w:hAnsiTheme="majorHAnsi" w:cstheme="majorHAnsi"/>
+                <w:sz w:val="20"/>
+                <w:szCs w:val="20"/>
               </w:rPr>
             </w:pPr>
           </w:p>
@@ -5949,21 +6485,34 @@
               <w:jc w:val="center"/>
               <w:rPr>
                 <w:rFonts w:asciiTheme="majorHAnsi" w:hAnsiTheme="majorHAnsi" w:cstheme="majorHAnsi"/>
-                <w:sz w:val="24"/>
-                <w:szCs w:val="24"/>
-              </w:rPr>
-            </w:pPr>
-            <w:r>
-              <w:rPr>
-                <w:rFonts w:asciiTheme="majorHAnsi" w:hAnsiTheme="majorHAnsi" w:cstheme="majorHAnsi"/>
                 <w:color w:val="0000CC"/>
                 <w:spacing w:val="-2"/>
-                <w:sz w:val="24"/>
-                <w:szCs w:val="24"/>
+                <w:sz w:val="20"/>
+                <w:szCs w:val="20"/>
                 <w:lang w:val="en-US"/>
               </w:rPr>
+            </w:pPr>
+            <w:r>
+              <w:rPr>
+                <w:rFonts w:asciiTheme="majorHAnsi" w:hAnsiTheme="majorHAnsi" w:cstheme="majorHAnsi"/>
+                <w:color w:val="0000CC"/>
+                <w:spacing w:val="-2"/>
+                <w:sz w:val="20"/>
+                <w:szCs w:val="20"/>
+                <w:lang w:val="en-US"/>
+              </w:rPr>
               <w:t>{{price}}</w:t>
             </w:r>
+          </w:p>
+          <w:p>
+            <w:pPr>
+              <w:jc w:val="center"/>
+              <w:rPr>
+                <w:rFonts w:asciiTheme="majorHAnsi" w:hAnsiTheme="majorHAnsi" w:cstheme="majorHAnsi"/>
+                <w:sz w:val="20"/>
+                <w:szCs w:val="20"/>
+              </w:rPr>
+            </w:pPr>
           </w:p>
         </w:tc>
         <w:tc>
@@ -5979,20 +6528,22 @@
           <w:p>
             <w:pPr>
               <w:pStyle w:val="TableParagraph"/>
-              <w:rPr>
-                <w:rFonts w:asciiTheme="majorHAnsi" w:hAnsiTheme="majorHAnsi" w:cstheme="majorHAnsi"/>
-                <w:sz w:val="24"/>
-                <w:szCs w:val="24"/>
-              </w:rPr>
-            </w:pPr>
-          </w:p>
-          <w:p>
-            <w:pPr>
-              <w:pStyle w:val="TableParagraph"/>
-              <w:rPr>
-                <w:rFonts w:asciiTheme="majorHAnsi" w:hAnsiTheme="majorHAnsi" w:cstheme="majorHAnsi"/>
-                <w:sz w:val="24"/>
-                <w:szCs w:val="24"/>
+              <w:jc w:val="center"/>
+              <w:rPr>
+                <w:rFonts w:asciiTheme="majorHAnsi" w:hAnsiTheme="majorHAnsi" w:cstheme="majorHAnsi"/>
+                <w:sz w:val="20"/>
+                <w:szCs w:val="20"/>
+              </w:rPr>
+            </w:pPr>
+          </w:p>
+          <w:p>
+            <w:pPr>
+              <w:pStyle w:val="TableParagraph"/>
+              <w:jc w:val="center"/>
+              <w:rPr>
+                <w:rFonts w:asciiTheme="majorHAnsi" w:hAnsiTheme="majorHAnsi" w:cstheme="majorHAnsi"/>
+                <w:sz w:val="20"/>
+                <w:szCs w:val="20"/>
               </w:rPr>
             </w:pPr>
           </w:p>
@@ -6000,10 +6551,11 @@
             <w:pPr>
               <w:pStyle w:val="TableParagraph"/>
               <w:spacing w:before="64"/>
-              <w:rPr>
-                <w:rFonts w:asciiTheme="majorHAnsi" w:hAnsiTheme="majorHAnsi" w:cstheme="majorHAnsi"/>
-                <w:sz w:val="24"/>
-                <w:szCs w:val="24"/>
+              <w:jc w:val="center"/>
+              <w:rPr>
+                <w:rFonts w:asciiTheme="majorHAnsi" w:hAnsiTheme="majorHAnsi" w:cstheme="majorHAnsi"/>
+                <w:sz w:val="20"/>
+                <w:szCs w:val="20"/>
               </w:rPr>
             </w:pPr>
           </w:p>
@@ -6015,21 +6567,24 @@
               <w:jc w:val="center"/>
               <w:rPr>
                 <w:rFonts w:asciiTheme="majorHAnsi" w:hAnsiTheme="majorHAnsi" w:cstheme="majorHAnsi"/>
-                <w:sz w:val="23"/>
+                <w:sz w:val="20"/>
+                <w:szCs w:val="20"/>
                 <w:lang w:val="en-US"/>
               </w:rPr>
             </w:pPr>
             <w:r>
               <w:rPr>
                 <w:rFonts w:asciiTheme="majorHAnsi" w:hAnsiTheme="majorHAnsi" w:cstheme="majorHAnsi"/>
-                <w:sz w:val="23"/>
+                <w:sz w:val="20"/>
+                <w:szCs w:val="20"/>
               </w:rPr>
               <w:t>{{</w:t>
             </w:r>
             <w:r>
               <w:rPr>
                 <w:rFonts w:asciiTheme="majorHAnsi" w:hAnsiTheme="majorHAnsi" w:cstheme="majorHAnsi"/>
-                <w:sz w:val="23"/>
+                <w:sz w:val="20"/>
+                <w:szCs w:val="20"/>
                 <w:lang w:val="en-US"/>
               </w:rPr>
               <w:t>chassis</w:t>
@@ -6037,10 +6592,32 @@
             <w:r>
               <w:rPr>
                 <w:rFonts w:asciiTheme="majorHAnsi" w:hAnsiTheme="majorHAnsi" w:cstheme="majorHAnsi"/>
-                <w:sz w:val="23"/>
+                <w:sz w:val="20"/>
+                <w:szCs w:val="20"/>
               </w:rPr>
               <w:t>}}</w:t>
             </w:r>
+          </w:p>
+          <w:p>
+            <w:pPr>
+              <w:rPr>
+                <w:rFonts w:asciiTheme="majorHAnsi" w:eastAsia="Times New Roman" w:hAnsiTheme="majorHAnsi" w:cstheme="majorHAnsi"/>
+                <w:sz w:val="20"/>
+                <w:szCs w:val="20"/>
+                <w:lang w:val="en-US"/>
+              </w:rPr>
+            </w:pPr>
+          </w:p>
+          <w:p>
+            <w:pPr>
+              <w:jc w:val="center"/>
+              <w:rPr>
+                <w:rFonts w:asciiTheme="majorHAnsi" w:hAnsiTheme="majorHAnsi" w:cstheme="majorHAnsi"/>
+                <w:sz w:val="20"/>
+                <w:szCs w:val="20"/>
+                <w:lang w:val="en-US"/>
+              </w:rPr>
+            </w:pPr>
           </w:p>
         </w:tc>
         <w:tc>
@@ -6056,20 +6633,22 @@
           <w:p>
             <w:pPr>
               <w:pStyle w:val="TableParagraph"/>
-              <w:rPr>
-                <w:rFonts w:asciiTheme="majorHAnsi" w:hAnsiTheme="majorHAnsi" w:cstheme="majorHAnsi"/>
-                <w:sz w:val="24"/>
-                <w:szCs w:val="24"/>
-              </w:rPr>
-            </w:pPr>
-          </w:p>
-          <w:p>
-            <w:pPr>
-              <w:pStyle w:val="TableParagraph"/>
-              <w:rPr>
-                <w:rFonts w:asciiTheme="majorHAnsi" w:hAnsiTheme="majorHAnsi" w:cstheme="majorHAnsi"/>
-                <w:sz w:val="24"/>
-                <w:szCs w:val="24"/>
+              <w:jc w:val="center"/>
+              <w:rPr>
+                <w:rFonts w:asciiTheme="majorHAnsi" w:hAnsiTheme="majorHAnsi" w:cstheme="majorHAnsi"/>
+                <w:sz w:val="20"/>
+                <w:szCs w:val="20"/>
+              </w:rPr>
+            </w:pPr>
+          </w:p>
+          <w:p>
+            <w:pPr>
+              <w:pStyle w:val="TableParagraph"/>
+              <w:jc w:val="center"/>
+              <w:rPr>
+                <w:rFonts w:asciiTheme="majorHAnsi" w:hAnsiTheme="majorHAnsi" w:cstheme="majorHAnsi"/>
+                <w:sz w:val="20"/>
+                <w:szCs w:val="20"/>
               </w:rPr>
             </w:pPr>
           </w:p>
@@ -6077,10 +6656,11 @@
             <w:pPr>
               <w:pStyle w:val="TableParagraph"/>
               <w:spacing w:before="64"/>
-              <w:rPr>
-                <w:rFonts w:asciiTheme="majorHAnsi" w:hAnsiTheme="majorHAnsi" w:cstheme="majorHAnsi"/>
-                <w:sz w:val="24"/>
-                <w:szCs w:val="24"/>
+              <w:jc w:val="center"/>
+              <w:rPr>
+                <w:rFonts w:asciiTheme="majorHAnsi" w:hAnsiTheme="majorHAnsi" w:cstheme="majorHAnsi"/>
+                <w:sz w:val="20"/>
+                <w:szCs w:val="20"/>
               </w:rPr>
             </w:pPr>
           </w:p>
@@ -6091,22 +6671,42 @@
               <w:jc w:val="center"/>
               <w:rPr>
                 <w:rFonts w:asciiTheme="majorHAnsi" w:hAnsiTheme="majorHAnsi" w:cstheme="majorHAnsi"/>
-                <w:sz w:val="24"/>
-                <w:szCs w:val="24"/>
-              </w:rPr>
-            </w:pPr>
-            <w:r>
-              <w:rPr>
-                <w:rFonts w:asciiTheme="majorHAnsi" w:hAnsiTheme="majorHAnsi" w:cstheme="majorHAnsi"/>
-                <w:sz w:val="23"/>
+                <w:sz w:val="20"/>
+                <w:szCs w:val="20"/>
+              </w:rPr>
+            </w:pPr>
+            <w:r>
+              <w:rPr>
+                <w:rFonts w:asciiTheme="majorHAnsi" w:hAnsiTheme="majorHAnsi" w:cstheme="majorHAnsi"/>
+                <w:sz w:val="20"/>
+                <w:szCs w:val="20"/>
               </w:rPr>
               <w:t>{{engine}}</w:t>
             </w:r>
+          </w:p>
+          <w:p>
+            <w:pPr>
+              <w:rPr>
+                <w:rFonts w:asciiTheme="majorHAnsi" w:eastAsia="Times New Roman" w:hAnsiTheme="majorHAnsi" w:cstheme="majorHAnsi"/>
+                <w:sz w:val="20"/>
+                <w:szCs w:val="20"/>
+              </w:rPr>
+            </w:pPr>
+          </w:p>
+          <w:p>
+            <w:pPr>
+              <w:jc w:val="center"/>
+              <w:rPr>
+                <w:rFonts w:asciiTheme="majorHAnsi" w:hAnsiTheme="majorHAnsi" w:cstheme="majorHAnsi"/>
+                <w:sz w:val="20"/>
+                <w:szCs w:val="20"/>
+              </w:rPr>
+            </w:pPr>
           </w:p>
         </w:tc>
         <w:tc>
           <w:tcPr>
-            <w:tcW w:w="2520" w:type="dxa"/>
+            <w:tcW w:w="2430" w:type="dxa"/>
             <w:tcBorders>
               <w:top w:val="single" w:sz="4" w:space="0" w:color="auto"/>
               <w:left w:val="single" w:sz="4" w:space="0" w:color="auto"/>
@@ -6123,22 +6723,42 @@
               </w:tabs>
               <w:spacing w:before="117" w:line="264" w:lineRule="auto"/>
               <w:ind w:left="41" w:right="60"/>
-              <w:rPr>
-                <w:rFonts w:asciiTheme="majorHAnsi" w:hAnsiTheme="majorHAnsi" w:cstheme="majorHAnsi"/>
-                <w:sz w:val="24"/>
-                <w:szCs w:val="24"/>
+              <w:jc w:val="center"/>
+              <w:rPr>
+                <w:rFonts w:asciiTheme="majorHAnsi" w:hAnsiTheme="majorHAnsi" w:cstheme="majorHAnsi"/>
+                <w:sz w:val="16"/>
+                <w:szCs w:val="16"/>
                 <w:lang w:val="en-US"/>
               </w:rPr>
             </w:pPr>
             <w:r>
               <w:rPr>
                 <w:rFonts w:asciiTheme="majorHAnsi" w:hAnsiTheme="majorHAnsi" w:cstheme="majorHAnsi"/>
-                <w:sz w:val="24"/>
-                <w:szCs w:val="24"/>
+                <w:sz w:val="16"/>
+                <w:szCs w:val="16"/>
                 <w:lang w:val="en-US"/>
               </w:rPr>
               <w:t>{{importDossier}}</w:t>
             </w:r>
+          </w:p>
+          <w:p>
+            <w:pPr>
+              <w:rPr>
+                <w:rFonts w:asciiTheme="majorHAnsi" w:eastAsia="Times New Roman" w:hAnsiTheme="majorHAnsi" w:cstheme="majorHAnsi"/>
+                <w:sz w:val="24"/>
+                <w:szCs w:val="24"/>
+                <w:lang w:val="en-US"/>
+              </w:rPr>
+            </w:pPr>
+          </w:p>
+          <w:p>
+            <w:pPr>
+              <w:jc w:val="center"/>
+              <w:rPr>
+                <w:rFonts w:asciiTheme="majorHAnsi" w:hAnsiTheme="majorHAnsi" w:cstheme="majorHAnsi"/>
+                <w:lang w:val="en-US"/>
+              </w:rPr>
+            </w:pPr>
           </w:p>
         </w:tc>
       </w:tr>
@@ -6203,7 +6823,7 @@
         </w:tc>
         <w:tc>
           <w:tcPr>
-            <w:tcW w:w="540" w:type="dxa"/>
+            <w:tcW w:w="630" w:type="dxa"/>
             <w:tcBorders>
               <w:top w:val="single" w:sz="4" w:space="0" w:color="auto"/>
               <w:left w:val="single" w:sz="4" w:space="0" w:color="auto"/>
@@ -6224,7 +6844,7 @@
         </w:tc>
         <w:tc>
           <w:tcPr>
-            <w:tcW w:w="2160" w:type="dxa"/>
+            <w:tcW w:w="2430" w:type="dxa"/>
             <w:gridSpan w:val="2"/>
             <w:tcBorders>
               <w:top w:val="single" w:sz="4" w:space="0" w:color="auto"/>
@@ -6304,7 +6924,7 @@
         </w:tc>
         <w:tc>
           <w:tcPr>
-            <w:tcW w:w="2520" w:type="dxa"/>
+            <w:tcW w:w="2430" w:type="dxa"/>
             <w:tcBorders>
               <w:top w:val="single" w:sz="4" w:space="0" w:color="auto"/>
               <w:left w:val="single" w:sz="4" w:space="0" w:color="auto"/>
@@ -6321,45 +6941,6 @@
                 <w:szCs w:val="24"/>
               </w:rPr>
             </w:pPr>
-          </w:p>
-        </w:tc>
-      </w:tr>
-      <w:tr>
-        <w:trPr>
-          <w:trHeight w:val="605"/>
-        </w:trPr>
-        <w:tc>
-          <w:tcPr>
-            <w:tcW w:w="10710" w:type="dxa"/>
-            <w:gridSpan w:val="8"/>
-            <w:tcBorders>
-              <w:top w:val="single" w:sz="4" w:space="0" w:color="auto"/>
-              <w:left w:val="single" w:sz="4" w:space="0" w:color="auto"/>
-              <w:bottom w:val="single" w:sz="4" w:space="0" w:color="auto"/>
-              <w:right w:val="single" w:sz="4" w:space="0" w:color="auto"/>
-            </w:tcBorders>
-          </w:tcPr>
-          <w:p>
-            <w:pPr>
-              <w:pStyle w:val="TableParagraph"/>
-              <w:spacing w:before="163"/>
-              <w:ind w:left="57"/>
-              <w:rPr>
-                <w:rFonts w:asciiTheme="majorHAnsi" w:hAnsiTheme="majorHAnsi" w:cstheme="majorHAnsi"/>
-                <w:sz w:val="24"/>
-                <w:szCs w:val="24"/>
-              </w:rPr>
-            </w:pPr>
-            <w:r>
-              <w:rPr>
-                <w:rFonts w:asciiTheme="majorHAnsi" w:hAnsiTheme="majorHAnsi" w:cstheme="majorHAnsi"/>
-                <w:color w:val="EE0000"/>
-                <w:spacing w:val="-2"/>
-                <w:sz w:val="24"/>
-                <w:szCs w:val="24"/>
-              </w:rPr>
-              <w:t>#NAME?</w:t>
-            </w:r>
           </w:p>
         </w:tc>
       </w:tr>
@@ -6369,7 +6950,7 @@
         </w:trPr>
         <w:tc>
           <w:tcPr>
-            <w:tcW w:w="10710" w:type="dxa"/>
+            <w:tcW w:w="10980" w:type="dxa"/>
             <w:gridSpan w:val="8"/>
             <w:tcBorders>
               <w:top w:val="single" w:sz="4" w:space="0" w:color="auto"/>
@@ -6379,12 +6960,35 @@
             <w:pPr>
               <w:pStyle w:val="TableParagraph"/>
               <w:spacing w:before="171" w:line="266" w:lineRule="auto"/>
-              <w:ind w:left="725" w:right="66"/>
+              <w:ind w:left="725" w:right="720"/>
               <w:jc w:val="both"/>
               <w:rPr>
                 <w:rFonts w:asciiTheme="majorHAnsi" w:hAnsiTheme="majorHAnsi" w:cstheme="majorHAnsi"/>
                 <w:sz w:val="24"/>
                 <w:szCs w:val="24"/>
+                <w:lang w:val="en-US"/>
+              </w:rPr>
+            </w:pPr>
+            <w:r>
+              <w:rPr>
+                <w:rFonts w:asciiTheme="majorHAnsi" w:hAnsiTheme="majorHAnsi" w:cstheme="majorHAnsi"/>
+                <w:sz w:val="24"/>
+                <w:szCs w:val="24"/>
+                <w:lang w:val="en-US"/>
+              </w:rPr>
+              <w:t>Tổng giá trị tài sản thuế chấp đã hình thành là: {{TONG}} (Bằng chữ: {{TONG_TEXT}})</w:t>
+            </w:r>
+          </w:p>
+          <w:p>
+            <w:pPr>
+              <w:pStyle w:val="TableParagraph"/>
+              <w:spacing w:before="171" w:line="266" w:lineRule="auto"/>
+              <w:ind w:left="725" w:right="720"/>
+              <w:jc w:val="both"/>
+              <w:rPr>
+                <w:rFonts w:asciiTheme="majorHAnsi" w:hAnsiTheme="majorHAnsi" w:cstheme="majorHAnsi"/>
+                <w:sz w:val="24"/>
+                <w:szCs w:val="24"/>
               </w:rPr>
             </w:pPr>
             <w:r>
@@ -6406,6 +7010,7 @@
             </w:r>
             <w:r>
               <w:rPr>
+                <w:rFonts w:asciiTheme="majorHAnsi" w:hAnsiTheme="majorHAnsi" w:cstheme="majorHAnsi"/>
                 <w:b/>
                 <w:color w:val="1F497D" w:themeColor="text2"/>
                 <w:sz w:val="23"/>
@@ -6429,14 +7034,14 @@
         </w:trPr>
         <w:tc>
           <w:tcPr>
-            <w:tcW w:w="10710" w:type="dxa"/>
+            <w:tcW w:w="10980" w:type="dxa"/>
             <w:gridSpan w:val="8"/>
           </w:tcPr>
           <w:p>
             <w:pPr>
               <w:pStyle w:val="TableParagraph"/>
               <w:spacing w:before="64"/>
-              <w:ind w:left="725"/>
+              <w:ind w:left="725" w:right="720"/>
               <w:rPr>
                 <w:rFonts w:asciiTheme="majorHAnsi" w:hAnsiTheme="majorHAnsi" w:cstheme="majorHAnsi"/>
                 <w:b/>
@@ -6554,1252 +7159,162 @@
       </w:tr>
       <w:tr>
         <w:trPr>
-          <w:trHeight w:val="376"/>
+          <w:trHeight w:val="4918"/>
         </w:trPr>
         <w:tc>
           <w:tcPr>
-            <w:tcW w:w="10710" w:type="dxa"/>
+            <w:tcW w:w="10980" w:type="dxa"/>
             <w:gridSpan w:val="8"/>
           </w:tcPr>
           <w:p>
             <w:pPr>
               <w:pStyle w:val="TableParagraph"/>
-              <w:spacing w:before="52"/>
-              <w:ind w:left="725"/>
-              <w:rPr>
-                <w:rFonts w:asciiTheme="majorHAnsi" w:hAnsiTheme="majorHAnsi" w:cstheme="majorHAnsi"/>
-                <w:sz w:val="24"/>
-                <w:szCs w:val="24"/>
-              </w:rPr>
-            </w:pPr>
-            <w:r>
-              <w:rPr>
-                <w:rFonts w:asciiTheme="majorHAnsi" w:hAnsiTheme="majorHAnsi" w:cstheme="majorHAnsi"/>
-                <w:sz w:val="24"/>
-                <w:szCs w:val="24"/>
-              </w:rPr>
-              <w:t>1.</w:t>
-            </w:r>
-            <w:r>
-              <w:rPr>
-                <w:rFonts w:asciiTheme="majorHAnsi" w:hAnsiTheme="majorHAnsi" w:cstheme="majorHAnsi"/>
-                <w:spacing w:val="8"/>
-                <w:sz w:val="24"/>
-                <w:szCs w:val="24"/>
-              </w:rPr>
-              <w:t xml:space="preserve"> </w:t>
-            </w:r>
-            <w:r>
-              <w:rPr>
-                <w:rFonts w:asciiTheme="majorHAnsi" w:hAnsiTheme="majorHAnsi" w:cstheme="majorHAnsi"/>
-                <w:sz w:val="24"/>
-                <w:szCs w:val="24"/>
-              </w:rPr>
-              <w:t>Văn</w:t>
-            </w:r>
-            <w:r>
-              <w:rPr>
-                <w:rFonts w:asciiTheme="majorHAnsi" w:hAnsiTheme="majorHAnsi" w:cstheme="majorHAnsi"/>
-                <w:spacing w:val="6"/>
-                <w:sz w:val="24"/>
-                <w:szCs w:val="24"/>
-              </w:rPr>
-              <w:t xml:space="preserve"> </w:t>
-            </w:r>
-            <w:r>
-              <w:rPr>
-                <w:rFonts w:asciiTheme="majorHAnsi" w:hAnsiTheme="majorHAnsi" w:cstheme="majorHAnsi"/>
-                <w:sz w:val="24"/>
-                <w:szCs w:val="24"/>
-              </w:rPr>
-              <w:t>bản</w:t>
-            </w:r>
-            <w:r>
-              <w:rPr>
-                <w:rFonts w:asciiTheme="majorHAnsi" w:hAnsiTheme="majorHAnsi" w:cstheme="majorHAnsi"/>
-                <w:spacing w:val="6"/>
-                <w:sz w:val="24"/>
-                <w:szCs w:val="24"/>
-              </w:rPr>
-              <w:t xml:space="preserve"> </w:t>
-            </w:r>
-            <w:r>
-              <w:rPr>
-                <w:rFonts w:asciiTheme="majorHAnsi" w:hAnsiTheme="majorHAnsi" w:cstheme="majorHAnsi"/>
-                <w:sz w:val="24"/>
-                <w:szCs w:val="24"/>
-              </w:rPr>
-              <w:t>này có</w:t>
-            </w:r>
-            <w:r>
-              <w:rPr>
-                <w:rFonts w:asciiTheme="majorHAnsi" w:hAnsiTheme="majorHAnsi" w:cstheme="majorHAnsi"/>
-                <w:spacing w:val="7"/>
-                <w:sz w:val="24"/>
-                <w:szCs w:val="24"/>
-              </w:rPr>
-              <w:t xml:space="preserve"> </w:t>
-            </w:r>
-            <w:r>
-              <w:rPr>
-                <w:rFonts w:asciiTheme="majorHAnsi" w:hAnsiTheme="majorHAnsi" w:cstheme="majorHAnsi"/>
-                <w:sz w:val="24"/>
-                <w:szCs w:val="24"/>
-              </w:rPr>
-              <w:t>hiệu</w:t>
-            </w:r>
-            <w:r>
-              <w:rPr>
-                <w:rFonts w:asciiTheme="majorHAnsi" w:hAnsiTheme="majorHAnsi" w:cstheme="majorHAnsi"/>
-                <w:spacing w:val="7"/>
-                <w:sz w:val="24"/>
-                <w:szCs w:val="24"/>
-              </w:rPr>
-              <w:t xml:space="preserve"> </w:t>
-            </w:r>
-            <w:r>
-              <w:rPr>
-                <w:rFonts w:asciiTheme="majorHAnsi" w:hAnsiTheme="majorHAnsi" w:cstheme="majorHAnsi"/>
-                <w:sz w:val="24"/>
-                <w:szCs w:val="24"/>
-              </w:rPr>
-              <w:t>lực</w:t>
-            </w:r>
-            <w:r>
-              <w:rPr>
-                <w:rFonts w:asciiTheme="majorHAnsi" w:hAnsiTheme="majorHAnsi" w:cstheme="majorHAnsi"/>
-                <w:spacing w:val="6"/>
-                <w:sz w:val="24"/>
-                <w:szCs w:val="24"/>
-              </w:rPr>
-              <w:t xml:space="preserve"> </w:t>
-            </w:r>
-            <w:r>
-              <w:rPr>
-                <w:rFonts w:asciiTheme="majorHAnsi" w:hAnsiTheme="majorHAnsi" w:cstheme="majorHAnsi"/>
-                <w:sz w:val="24"/>
-                <w:szCs w:val="24"/>
-              </w:rPr>
-              <w:t>kể</w:t>
-            </w:r>
-            <w:r>
-              <w:rPr>
-                <w:rFonts w:asciiTheme="majorHAnsi" w:hAnsiTheme="majorHAnsi" w:cstheme="majorHAnsi"/>
-                <w:spacing w:val="6"/>
-                <w:sz w:val="24"/>
-                <w:szCs w:val="24"/>
-              </w:rPr>
-              <w:t xml:space="preserve"> </w:t>
-            </w:r>
-            <w:r>
-              <w:rPr>
-                <w:rFonts w:asciiTheme="majorHAnsi" w:hAnsiTheme="majorHAnsi" w:cstheme="majorHAnsi"/>
-                <w:sz w:val="24"/>
-                <w:szCs w:val="24"/>
-              </w:rPr>
-              <w:t>từ</w:t>
-            </w:r>
-            <w:r>
-              <w:rPr>
-                <w:rFonts w:asciiTheme="majorHAnsi" w:hAnsiTheme="majorHAnsi" w:cstheme="majorHAnsi"/>
-                <w:spacing w:val="6"/>
-                <w:sz w:val="24"/>
-                <w:szCs w:val="24"/>
-              </w:rPr>
-              <w:t xml:space="preserve"> </w:t>
-            </w:r>
-            <w:r>
-              <w:rPr>
-                <w:rFonts w:asciiTheme="majorHAnsi" w:hAnsiTheme="majorHAnsi" w:cstheme="majorHAnsi"/>
-                <w:sz w:val="24"/>
-                <w:szCs w:val="24"/>
-              </w:rPr>
-              <w:t>ngày</w:t>
-            </w:r>
-            <w:r>
-              <w:rPr>
-                <w:rFonts w:asciiTheme="majorHAnsi" w:hAnsiTheme="majorHAnsi" w:cstheme="majorHAnsi"/>
-                <w:spacing w:val="2"/>
-                <w:sz w:val="24"/>
-                <w:szCs w:val="24"/>
-              </w:rPr>
-              <w:t xml:space="preserve"> </w:t>
-            </w:r>
-            <w:r>
-              <w:rPr>
-                <w:rFonts w:asciiTheme="majorHAnsi" w:hAnsiTheme="majorHAnsi" w:cstheme="majorHAnsi"/>
-                <w:spacing w:val="-5"/>
-                <w:sz w:val="24"/>
-                <w:szCs w:val="24"/>
-              </w:rPr>
-              <w:t>ký.</w:t>
-            </w:r>
-          </w:p>
-        </w:tc>
-      </w:tr>
-      <w:tr>
-        <w:trPr>
-          <w:trHeight w:val="972"/>
-        </w:trPr>
-        <w:tc>
-          <w:tcPr>
-            <w:tcW w:w="10710" w:type="dxa"/>
-            <w:gridSpan w:val="8"/>
-          </w:tcPr>
-          <w:p>
-            <w:pPr>
-              <w:pStyle w:val="TableParagraph"/>
-              <w:spacing w:before="54" w:line="266" w:lineRule="auto"/>
-              <w:ind w:left="725" w:right="78"/>
+              <w:spacing w:before="27" w:line="290" w:lineRule="atLeast"/>
+              <w:ind w:left="725" w:right="720"/>
               <w:jc w:val="both"/>
               <w:rPr>
                 <w:rFonts w:asciiTheme="majorHAnsi" w:hAnsiTheme="majorHAnsi" w:cstheme="majorHAnsi"/>
                 <w:sz w:val="24"/>
                 <w:szCs w:val="24"/>
-              </w:rPr>
-            </w:pPr>
-            <w:r>
-              <w:rPr>
-                <w:rFonts w:asciiTheme="majorHAnsi" w:hAnsiTheme="majorHAnsi" w:cstheme="majorHAnsi"/>
-                <w:sz w:val="24"/>
-                <w:szCs w:val="24"/>
-              </w:rPr>
-              <w:t>2. Ngoại trừ các điều khoản được sửa đổi, bổ sung tại Điều 1 Văn bản này, các điều khoản khác</w:t>
-            </w:r>
-            <w:r>
-              <w:rPr>
-                <w:rFonts w:asciiTheme="majorHAnsi" w:hAnsiTheme="majorHAnsi" w:cstheme="majorHAnsi"/>
-                <w:spacing w:val="34"/>
-                <w:sz w:val="24"/>
-                <w:szCs w:val="24"/>
-              </w:rPr>
-              <w:t xml:space="preserve"> </w:t>
-            </w:r>
-            <w:r>
-              <w:rPr>
-                <w:rFonts w:asciiTheme="majorHAnsi" w:hAnsiTheme="majorHAnsi" w:cstheme="majorHAnsi"/>
-                <w:sz w:val="24"/>
-                <w:szCs w:val="24"/>
-              </w:rPr>
-              <w:t>của</w:t>
-            </w:r>
-            <w:r>
-              <w:rPr>
-                <w:rFonts w:asciiTheme="majorHAnsi" w:hAnsiTheme="majorHAnsi" w:cstheme="majorHAnsi"/>
-                <w:spacing w:val="33"/>
-                <w:sz w:val="24"/>
-                <w:szCs w:val="24"/>
-              </w:rPr>
-              <w:t xml:space="preserve"> </w:t>
-            </w:r>
-            <w:r>
-              <w:rPr>
-                <w:rFonts w:asciiTheme="majorHAnsi" w:hAnsiTheme="majorHAnsi" w:cstheme="majorHAnsi"/>
-                <w:sz w:val="24"/>
-                <w:szCs w:val="24"/>
-              </w:rPr>
-              <w:t>Hợp</w:t>
-            </w:r>
-            <w:r>
-              <w:rPr>
-                <w:rFonts w:asciiTheme="majorHAnsi" w:hAnsiTheme="majorHAnsi" w:cstheme="majorHAnsi"/>
-                <w:spacing w:val="32"/>
-                <w:sz w:val="24"/>
-                <w:szCs w:val="24"/>
-              </w:rPr>
-              <w:t xml:space="preserve"> </w:t>
-            </w:r>
-            <w:r>
-              <w:rPr>
-                <w:rFonts w:asciiTheme="majorHAnsi" w:hAnsiTheme="majorHAnsi" w:cstheme="majorHAnsi"/>
-                <w:sz w:val="24"/>
-                <w:szCs w:val="24"/>
-              </w:rPr>
-              <w:t>đồng</w:t>
-            </w:r>
-            <w:r>
-              <w:rPr>
-                <w:rFonts w:asciiTheme="majorHAnsi" w:hAnsiTheme="majorHAnsi" w:cstheme="majorHAnsi"/>
-                <w:spacing w:val="32"/>
-                <w:sz w:val="24"/>
-                <w:szCs w:val="24"/>
-              </w:rPr>
-              <w:t xml:space="preserve"> </w:t>
-            </w:r>
-            <w:r>
-              <w:rPr>
-                <w:rFonts w:asciiTheme="majorHAnsi" w:hAnsiTheme="majorHAnsi" w:cstheme="majorHAnsi"/>
-                <w:sz w:val="24"/>
-                <w:szCs w:val="24"/>
-              </w:rPr>
-              <w:t>thế</w:t>
-            </w:r>
-            <w:r>
-              <w:rPr>
-                <w:rFonts w:asciiTheme="majorHAnsi" w:hAnsiTheme="majorHAnsi" w:cstheme="majorHAnsi"/>
-                <w:spacing w:val="29"/>
-                <w:sz w:val="24"/>
-                <w:szCs w:val="24"/>
-              </w:rPr>
-              <w:t xml:space="preserve"> </w:t>
-            </w:r>
-            <w:r>
-              <w:rPr>
-                <w:rFonts w:asciiTheme="majorHAnsi" w:hAnsiTheme="majorHAnsi" w:cstheme="majorHAnsi"/>
-                <w:sz w:val="24"/>
-                <w:szCs w:val="24"/>
-              </w:rPr>
-              <w:t>chấp</w:t>
-            </w:r>
-            <w:r>
-              <w:rPr>
-                <w:rFonts w:asciiTheme="majorHAnsi" w:hAnsiTheme="majorHAnsi" w:cstheme="majorHAnsi"/>
-                <w:spacing w:val="35"/>
-                <w:sz w:val="24"/>
-                <w:szCs w:val="24"/>
-              </w:rPr>
-              <w:t xml:space="preserve"> </w:t>
-            </w:r>
-            <w:r>
-              <w:rPr>
-                <w:rFonts w:asciiTheme="majorHAnsi" w:hAnsiTheme="majorHAnsi" w:cstheme="majorHAnsi"/>
-                <w:sz w:val="24"/>
-                <w:szCs w:val="24"/>
-              </w:rPr>
-              <w:t>số</w:t>
-            </w:r>
-            <w:r>
-              <w:rPr>
-                <w:rFonts w:asciiTheme="majorHAnsi" w:hAnsiTheme="majorHAnsi" w:cstheme="majorHAnsi"/>
-                <w:spacing w:val="32"/>
-                <w:sz w:val="24"/>
-                <w:szCs w:val="24"/>
-              </w:rPr>
-              <w:t xml:space="preserve"> </w:t>
-            </w:r>
-            <w:r>
-              <w:rPr>
-                <w:b/>
-                <w:color w:val="1F497D" w:themeColor="text2"/>
-                <w:sz w:val="23"/>
-              </w:rPr>
-              <w:t>{{HDBD}} ngày {{HDBD_DATE}}</w:t>
-            </w:r>
-            <w:r>
-              <w:rPr>
-                <w:rFonts w:asciiTheme="majorHAnsi" w:hAnsiTheme="majorHAnsi" w:cstheme="majorHAnsi"/>
-                <w:spacing w:val="34"/>
-                <w:sz w:val="24"/>
-                <w:szCs w:val="24"/>
-              </w:rPr>
-              <w:t xml:space="preserve"> </w:t>
-            </w:r>
-            <w:r>
-              <w:rPr>
-                <w:rFonts w:asciiTheme="majorHAnsi" w:hAnsiTheme="majorHAnsi" w:cstheme="majorHAnsi"/>
-                <w:sz w:val="24"/>
-                <w:szCs w:val="24"/>
-              </w:rPr>
-              <w:t>là</w:t>
-            </w:r>
-            <w:r>
-              <w:rPr>
-                <w:rFonts w:asciiTheme="majorHAnsi" w:hAnsiTheme="majorHAnsi" w:cstheme="majorHAnsi"/>
-                <w:spacing w:val="30"/>
-                <w:sz w:val="24"/>
-                <w:szCs w:val="24"/>
-              </w:rPr>
-              <w:t xml:space="preserve"> </w:t>
-            </w:r>
-            <w:r>
-              <w:rPr>
-                <w:rFonts w:asciiTheme="majorHAnsi" w:hAnsiTheme="majorHAnsi" w:cstheme="majorHAnsi"/>
-                <w:sz w:val="24"/>
-                <w:szCs w:val="24"/>
-              </w:rPr>
-              <w:t>không</w:t>
-            </w:r>
-            <w:r>
-              <w:rPr>
-                <w:rFonts w:asciiTheme="majorHAnsi" w:hAnsiTheme="majorHAnsi" w:cstheme="majorHAnsi"/>
-                <w:spacing w:val="33"/>
-                <w:sz w:val="24"/>
-                <w:szCs w:val="24"/>
-              </w:rPr>
-              <w:t xml:space="preserve"> </w:t>
-            </w:r>
-            <w:r>
-              <w:rPr>
-                <w:rFonts w:asciiTheme="majorHAnsi" w:hAnsiTheme="majorHAnsi" w:cstheme="majorHAnsi"/>
-                <w:sz w:val="24"/>
-                <w:szCs w:val="24"/>
-              </w:rPr>
-              <w:t>thay đổi và vẫn giữ nguyên giá trị hiệu lực.</w:t>
-            </w:r>
-          </w:p>
-        </w:tc>
-      </w:tr>
-      <w:tr>
-        <w:trPr>
-          <w:trHeight w:val="986"/>
-        </w:trPr>
-        <w:tc>
-          <w:tcPr>
-            <w:tcW w:w="10710" w:type="dxa"/>
-            <w:gridSpan w:val="8"/>
-          </w:tcPr>
-          <w:p>
-            <w:pPr>
-              <w:pStyle w:val="TableParagraph"/>
-              <w:spacing w:before="61" w:line="266" w:lineRule="auto"/>
-              <w:ind w:left="725"/>
-              <w:rPr>
-                <w:rFonts w:asciiTheme="majorHAnsi" w:hAnsiTheme="majorHAnsi" w:cstheme="majorHAnsi"/>
-                <w:sz w:val="24"/>
-                <w:szCs w:val="24"/>
-              </w:rPr>
-            </w:pPr>
-            <w:r>
-              <w:rPr>
-                <w:rFonts w:asciiTheme="majorHAnsi" w:hAnsiTheme="majorHAnsi" w:cstheme="majorHAnsi"/>
-                <w:sz w:val="24"/>
-                <w:szCs w:val="24"/>
-              </w:rPr>
-              <w:t>Các</w:t>
-            </w:r>
-            <w:r>
-              <w:rPr>
-                <w:rFonts w:asciiTheme="majorHAnsi" w:hAnsiTheme="majorHAnsi" w:cstheme="majorHAnsi"/>
-                <w:spacing w:val="80"/>
-                <w:sz w:val="24"/>
-                <w:szCs w:val="24"/>
-              </w:rPr>
-              <w:t xml:space="preserve"> </w:t>
-            </w:r>
-            <w:r>
-              <w:rPr>
-                <w:rFonts w:asciiTheme="majorHAnsi" w:hAnsiTheme="majorHAnsi" w:cstheme="majorHAnsi"/>
-                <w:sz w:val="24"/>
-                <w:szCs w:val="24"/>
-              </w:rPr>
-              <w:t>văn</w:t>
-            </w:r>
-            <w:r>
-              <w:rPr>
-                <w:rFonts w:asciiTheme="majorHAnsi" w:hAnsiTheme="majorHAnsi" w:cstheme="majorHAnsi"/>
-                <w:spacing w:val="80"/>
-                <w:sz w:val="24"/>
-                <w:szCs w:val="24"/>
-              </w:rPr>
-              <w:t xml:space="preserve"> </w:t>
-            </w:r>
-            <w:r>
-              <w:rPr>
-                <w:rFonts w:asciiTheme="majorHAnsi" w:hAnsiTheme="majorHAnsi" w:cstheme="majorHAnsi"/>
-                <w:sz w:val="24"/>
-                <w:szCs w:val="24"/>
-              </w:rPr>
-              <w:t>bản,</w:t>
-            </w:r>
-            <w:r>
-              <w:rPr>
-                <w:rFonts w:asciiTheme="majorHAnsi" w:hAnsiTheme="majorHAnsi" w:cstheme="majorHAnsi"/>
-                <w:spacing w:val="80"/>
-                <w:sz w:val="24"/>
-                <w:szCs w:val="24"/>
-              </w:rPr>
-              <w:t xml:space="preserve"> </w:t>
-            </w:r>
-            <w:r>
-              <w:rPr>
-                <w:rFonts w:asciiTheme="majorHAnsi" w:hAnsiTheme="majorHAnsi" w:cstheme="majorHAnsi"/>
-                <w:sz w:val="24"/>
-                <w:szCs w:val="24"/>
-              </w:rPr>
-              <w:t>hợp</w:t>
-            </w:r>
-            <w:r>
-              <w:rPr>
-                <w:rFonts w:asciiTheme="majorHAnsi" w:hAnsiTheme="majorHAnsi" w:cstheme="majorHAnsi"/>
-                <w:spacing w:val="80"/>
-                <w:sz w:val="24"/>
-                <w:szCs w:val="24"/>
-              </w:rPr>
-              <w:t xml:space="preserve"> </w:t>
-            </w:r>
-            <w:r>
-              <w:rPr>
-                <w:rFonts w:asciiTheme="majorHAnsi" w:hAnsiTheme="majorHAnsi" w:cstheme="majorHAnsi"/>
-                <w:sz w:val="24"/>
-                <w:szCs w:val="24"/>
-              </w:rPr>
-              <w:t>đồng</w:t>
-            </w:r>
-            <w:r>
-              <w:rPr>
-                <w:rFonts w:asciiTheme="majorHAnsi" w:hAnsiTheme="majorHAnsi" w:cstheme="majorHAnsi"/>
-                <w:spacing w:val="80"/>
-                <w:sz w:val="24"/>
-                <w:szCs w:val="24"/>
-              </w:rPr>
-              <w:t xml:space="preserve"> </w:t>
-            </w:r>
-            <w:r>
-              <w:rPr>
-                <w:rFonts w:asciiTheme="majorHAnsi" w:hAnsiTheme="majorHAnsi" w:cstheme="majorHAnsi"/>
-                <w:sz w:val="24"/>
-                <w:szCs w:val="24"/>
-              </w:rPr>
-              <w:t>đã</w:t>
-            </w:r>
-            <w:r>
-              <w:rPr>
-                <w:rFonts w:asciiTheme="majorHAnsi" w:hAnsiTheme="majorHAnsi" w:cstheme="majorHAnsi"/>
-                <w:spacing w:val="80"/>
-                <w:sz w:val="24"/>
-                <w:szCs w:val="24"/>
-              </w:rPr>
-              <w:t xml:space="preserve"> </w:t>
-            </w:r>
-            <w:r>
-              <w:rPr>
-                <w:rFonts w:asciiTheme="majorHAnsi" w:hAnsiTheme="majorHAnsi" w:cstheme="majorHAnsi"/>
-                <w:sz w:val="24"/>
-                <w:szCs w:val="24"/>
-              </w:rPr>
-              <w:t>dẫn</w:t>
-            </w:r>
-            <w:r>
-              <w:rPr>
-                <w:rFonts w:asciiTheme="majorHAnsi" w:hAnsiTheme="majorHAnsi" w:cstheme="majorHAnsi"/>
-                <w:spacing w:val="80"/>
-                <w:sz w:val="24"/>
-                <w:szCs w:val="24"/>
-              </w:rPr>
-              <w:t xml:space="preserve"> </w:t>
-            </w:r>
-            <w:r>
-              <w:rPr>
-                <w:rFonts w:asciiTheme="majorHAnsi" w:hAnsiTheme="majorHAnsi" w:cstheme="majorHAnsi"/>
-                <w:sz w:val="24"/>
-                <w:szCs w:val="24"/>
-              </w:rPr>
-              <w:t>chiếu</w:t>
-            </w:r>
-            <w:r>
-              <w:rPr>
-                <w:rFonts w:asciiTheme="majorHAnsi" w:hAnsiTheme="majorHAnsi" w:cstheme="majorHAnsi"/>
-                <w:spacing w:val="80"/>
-                <w:sz w:val="24"/>
-                <w:szCs w:val="24"/>
-              </w:rPr>
-              <w:t xml:space="preserve"> </w:t>
-            </w:r>
-            <w:r>
-              <w:rPr>
-                <w:rFonts w:asciiTheme="majorHAnsi" w:hAnsiTheme="majorHAnsi" w:cstheme="majorHAnsi"/>
-                <w:sz w:val="24"/>
-                <w:szCs w:val="24"/>
-              </w:rPr>
-              <w:t>đến</w:t>
-            </w:r>
-            <w:r>
-              <w:rPr>
-                <w:rFonts w:asciiTheme="majorHAnsi" w:hAnsiTheme="majorHAnsi" w:cstheme="majorHAnsi"/>
-                <w:spacing w:val="80"/>
-                <w:sz w:val="24"/>
-                <w:szCs w:val="24"/>
-              </w:rPr>
-              <w:t xml:space="preserve"> </w:t>
-            </w:r>
-            <w:r>
-              <w:rPr>
-                <w:rFonts w:asciiTheme="majorHAnsi" w:hAnsiTheme="majorHAnsi" w:cstheme="majorHAnsi"/>
-                <w:sz w:val="24"/>
-                <w:szCs w:val="24"/>
-              </w:rPr>
-              <w:t>điều</w:t>
-            </w:r>
-            <w:r>
-              <w:rPr>
-                <w:rFonts w:asciiTheme="majorHAnsi" w:hAnsiTheme="majorHAnsi" w:cstheme="majorHAnsi"/>
-                <w:spacing w:val="80"/>
-                <w:sz w:val="24"/>
-                <w:szCs w:val="24"/>
-              </w:rPr>
-              <w:t xml:space="preserve"> </w:t>
-            </w:r>
-            <w:r>
-              <w:rPr>
-                <w:rFonts w:asciiTheme="majorHAnsi" w:hAnsiTheme="majorHAnsi" w:cstheme="majorHAnsi"/>
-                <w:sz w:val="24"/>
-                <w:szCs w:val="24"/>
-              </w:rPr>
-              <w:t>khoản</w:t>
-            </w:r>
-            <w:r>
-              <w:rPr>
-                <w:rFonts w:asciiTheme="majorHAnsi" w:hAnsiTheme="majorHAnsi" w:cstheme="majorHAnsi"/>
-                <w:spacing w:val="80"/>
-                <w:sz w:val="24"/>
-                <w:szCs w:val="24"/>
-              </w:rPr>
-              <w:t xml:space="preserve"> </w:t>
-            </w:r>
-            <w:r>
-              <w:rPr>
-                <w:rFonts w:asciiTheme="majorHAnsi" w:hAnsiTheme="majorHAnsi" w:cstheme="majorHAnsi"/>
-                <w:sz w:val="24"/>
-                <w:szCs w:val="24"/>
-              </w:rPr>
-              <w:t>tại</w:t>
-            </w:r>
-            <w:r>
-              <w:rPr>
-                <w:rFonts w:asciiTheme="majorHAnsi" w:hAnsiTheme="majorHAnsi" w:cstheme="majorHAnsi"/>
-                <w:spacing w:val="80"/>
-                <w:sz w:val="24"/>
-                <w:szCs w:val="24"/>
-              </w:rPr>
-              <w:t xml:space="preserve"> </w:t>
-            </w:r>
-            <w:r>
-              <w:rPr>
-                <w:rFonts w:asciiTheme="majorHAnsi" w:hAnsiTheme="majorHAnsi" w:cstheme="majorHAnsi"/>
-                <w:sz w:val="24"/>
-                <w:szCs w:val="24"/>
-              </w:rPr>
-              <w:t>Hợp</w:t>
-            </w:r>
-            <w:r>
-              <w:rPr>
-                <w:rFonts w:asciiTheme="majorHAnsi" w:hAnsiTheme="majorHAnsi" w:cstheme="majorHAnsi"/>
-                <w:spacing w:val="80"/>
-                <w:sz w:val="24"/>
-                <w:szCs w:val="24"/>
-              </w:rPr>
-              <w:t xml:space="preserve"> </w:t>
-            </w:r>
-            <w:r>
-              <w:rPr>
-                <w:rFonts w:asciiTheme="majorHAnsi" w:hAnsiTheme="majorHAnsi" w:cstheme="majorHAnsi"/>
-                <w:sz w:val="24"/>
-                <w:szCs w:val="24"/>
-              </w:rPr>
-              <w:t>đồng</w:t>
-            </w:r>
-            <w:r>
-              <w:rPr>
-                <w:rFonts w:asciiTheme="majorHAnsi" w:hAnsiTheme="majorHAnsi" w:cstheme="majorHAnsi"/>
-                <w:spacing w:val="80"/>
-                <w:sz w:val="24"/>
-                <w:szCs w:val="24"/>
-              </w:rPr>
-              <w:t xml:space="preserve"> </w:t>
-            </w:r>
-            <w:r>
-              <w:rPr>
-                <w:rFonts w:asciiTheme="majorHAnsi" w:hAnsiTheme="majorHAnsi" w:cstheme="majorHAnsi"/>
-                <w:sz w:val="24"/>
-                <w:szCs w:val="24"/>
-              </w:rPr>
-              <w:t>thế</w:t>
-            </w:r>
-            <w:r>
-              <w:rPr>
-                <w:rFonts w:asciiTheme="majorHAnsi" w:hAnsiTheme="majorHAnsi" w:cstheme="majorHAnsi"/>
-                <w:spacing w:val="80"/>
-                <w:sz w:val="24"/>
-                <w:szCs w:val="24"/>
-              </w:rPr>
-              <w:t xml:space="preserve"> </w:t>
-            </w:r>
-            <w:r>
-              <w:rPr>
-                <w:rFonts w:asciiTheme="majorHAnsi" w:hAnsiTheme="majorHAnsi" w:cstheme="majorHAnsi"/>
-                <w:sz w:val="24"/>
-                <w:szCs w:val="24"/>
-              </w:rPr>
-              <w:t>chấp</w:t>
-            </w:r>
-            <w:r>
-              <w:rPr>
-                <w:rFonts w:asciiTheme="majorHAnsi" w:hAnsiTheme="majorHAnsi" w:cstheme="majorHAnsi"/>
-                <w:spacing w:val="80"/>
-                <w:sz w:val="24"/>
-                <w:szCs w:val="24"/>
-              </w:rPr>
-              <w:t xml:space="preserve"> </w:t>
-            </w:r>
-            <w:r>
-              <w:rPr>
-                <w:rFonts w:asciiTheme="majorHAnsi" w:hAnsiTheme="majorHAnsi" w:cstheme="majorHAnsi"/>
-                <w:sz w:val="24"/>
-                <w:szCs w:val="24"/>
-              </w:rPr>
-              <w:t xml:space="preserve">số </w:t>
-            </w:r>
-            <w:r>
-              <w:rPr>
-                <w:b/>
-                <w:color w:val="1F497D" w:themeColor="text2"/>
-                <w:sz w:val="23"/>
-              </w:rPr>
-              <w:t>{{HDBD}} ngày {{HDBD_DATE}}</w:t>
-            </w:r>
-            <w:r>
-              <w:rPr>
-                <w:b/>
-                <w:color w:val="1F497D" w:themeColor="text2"/>
-                <w:sz w:val="23"/>
                 <w:lang w:val="en-US"/>
               </w:rPr>
-              <w:t xml:space="preserve"> </w:t>
-            </w:r>
-            <w:r>
-              <w:rPr>
-                <w:rFonts w:asciiTheme="majorHAnsi" w:hAnsiTheme="majorHAnsi" w:cstheme="majorHAnsi"/>
-                <w:sz w:val="24"/>
-                <w:szCs w:val="24"/>
-              </w:rPr>
-              <w:t>đã</w:t>
-            </w:r>
-            <w:r>
-              <w:rPr>
-                <w:rFonts w:asciiTheme="majorHAnsi" w:hAnsiTheme="majorHAnsi" w:cstheme="majorHAnsi"/>
-                <w:spacing w:val="22"/>
-                <w:sz w:val="24"/>
-                <w:szCs w:val="24"/>
-              </w:rPr>
-              <w:t xml:space="preserve"> </w:t>
-            </w:r>
-            <w:r>
-              <w:rPr>
-                <w:rFonts w:asciiTheme="majorHAnsi" w:hAnsiTheme="majorHAnsi" w:cstheme="majorHAnsi"/>
-                <w:sz w:val="24"/>
-                <w:szCs w:val="24"/>
-              </w:rPr>
-              <w:t>được</w:t>
-            </w:r>
-            <w:r>
-              <w:rPr>
-                <w:rFonts w:asciiTheme="majorHAnsi" w:hAnsiTheme="majorHAnsi" w:cstheme="majorHAnsi"/>
-                <w:spacing w:val="25"/>
-                <w:sz w:val="24"/>
-                <w:szCs w:val="24"/>
-              </w:rPr>
-              <w:t xml:space="preserve"> </w:t>
-            </w:r>
-            <w:r>
-              <w:rPr>
-                <w:rFonts w:asciiTheme="majorHAnsi" w:hAnsiTheme="majorHAnsi" w:cstheme="majorHAnsi"/>
-                <w:sz w:val="24"/>
-                <w:szCs w:val="24"/>
-              </w:rPr>
-              <w:t>sửa</w:t>
-            </w:r>
-            <w:r>
-              <w:rPr>
-                <w:rFonts w:asciiTheme="majorHAnsi" w:hAnsiTheme="majorHAnsi" w:cstheme="majorHAnsi"/>
-                <w:spacing w:val="22"/>
-                <w:sz w:val="24"/>
-                <w:szCs w:val="24"/>
-              </w:rPr>
-              <w:t xml:space="preserve"> </w:t>
-            </w:r>
-            <w:r>
-              <w:rPr>
-                <w:rFonts w:asciiTheme="majorHAnsi" w:hAnsiTheme="majorHAnsi" w:cstheme="majorHAnsi"/>
-                <w:sz w:val="24"/>
-                <w:szCs w:val="24"/>
-              </w:rPr>
-              <w:t>đổi,</w:t>
-            </w:r>
-            <w:r>
-              <w:rPr>
-                <w:rFonts w:asciiTheme="majorHAnsi" w:hAnsiTheme="majorHAnsi" w:cstheme="majorHAnsi"/>
-                <w:spacing w:val="27"/>
-                <w:sz w:val="24"/>
-                <w:szCs w:val="24"/>
-              </w:rPr>
-              <w:t xml:space="preserve"> </w:t>
-            </w:r>
-            <w:r>
-              <w:rPr>
-                <w:rFonts w:asciiTheme="majorHAnsi" w:hAnsiTheme="majorHAnsi" w:cstheme="majorHAnsi"/>
-                <w:sz w:val="24"/>
-                <w:szCs w:val="24"/>
-              </w:rPr>
-              <w:t>bổ</w:t>
-            </w:r>
-            <w:r>
-              <w:rPr>
-                <w:rFonts w:asciiTheme="majorHAnsi" w:hAnsiTheme="majorHAnsi" w:cstheme="majorHAnsi"/>
-                <w:spacing w:val="24"/>
-                <w:sz w:val="24"/>
-                <w:szCs w:val="24"/>
-              </w:rPr>
-              <w:t xml:space="preserve"> </w:t>
-            </w:r>
-            <w:r>
-              <w:rPr>
-                <w:rFonts w:asciiTheme="majorHAnsi" w:hAnsiTheme="majorHAnsi" w:cstheme="majorHAnsi"/>
-                <w:sz w:val="24"/>
-                <w:szCs w:val="24"/>
-              </w:rPr>
-              <w:t>sung</w:t>
-            </w:r>
-            <w:r>
-              <w:rPr>
-                <w:rFonts w:asciiTheme="majorHAnsi" w:hAnsiTheme="majorHAnsi" w:cstheme="majorHAnsi"/>
-                <w:spacing w:val="24"/>
-                <w:sz w:val="24"/>
-                <w:szCs w:val="24"/>
-              </w:rPr>
-              <w:t xml:space="preserve"> </w:t>
-            </w:r>
-            <w:r>
-              <w:rPr>
-                <w:rFonts w:asciiTheme="majorHAnsi" w:hAnsiTheme="majorHAnsi" w:cstheme="majorHAnsi"/>
-                <w:sz w:val="24"/>
-                <w:szCs w:val="24"/>
-              </w:rPr>
-              <w:t>theo</w:t>
-            </w:r>
-            <w:r>
-              <w:rPr>
-                <w:rFonts w:asciiTheme="majorHAnsi" w:hAnsiTheme="majorHAnsi" w:cstheme="majorHAnsi"/>
-                <w:spacing w:val="24"/>
-                <w:sz w:val="24"/>
-                <w:szCs w:val="24"/>
-              </w:rPr>
-              <w:t xml:space="preserve"> </w:t>
-            </w:r>
-            <w:r>
-              <w:rPr>
-                <w:rFonts w:asciiTheme="majorHAnsi" w:hAnsiTheme="majorHAnsi" w:cstheme="majorHAnsi"/>
-                <w:sz w:val="24"/>
-                <w:szCs w:val="24"/>
-              </w:rPr>
-              <w:t>Điều</w:t>
-            </w:r>
-            <w:r>
-              <w:rPr>
-                <w:rFonts w:asciiTheme="majorHAnsi" w:hAnsiTheme="majorHAnsi" w:cstheme="majorHAnsi"/>
-                <w:spacing w:val="26"/>
-                <w:sz w:val="24"/>
-                <w:szCs w:val="24"/>
-              </w:rPr>
-              <w:t xml:space="preserve"> </w:t>
-            </w:r>
-            <w:r>
-              <w:rPr>
-                <w:rFonts w:asciiTheme="majorHAnsi" w:hAnsiTheme="majorHAnsi" w:cstheme="majorHAnsi"/>
-                <w:sz w:val="24"/>
-                <w:szCs w:val="24"/>
-              </w:rPr>
-              <w:t>1</w:t>
-            </w:r>
-            <w:r>
-              <w:rPr>
-                <w:rFonts w:asciiTheme="majorHAnsi" w:hAnsiTheme="majorHAnsi" w:cstheme="majorHAnsi"/>
-                <w:spacing w:val="25"/>
-                <w:sz w:val="24"/>
-                <w:szCs w:val="24"/>
-              </w:rPr>
-              <w:t xml:space="preserve"> </w:t>
-            </w:r>
-            <w:r>
-              <w:rPr>
-                <w:rFonts w:asciiTheme="majorHAnsi" w:hAnsiTheme="majorHAnsi" w:cstheme="majorHAnsi"/>
-                <w:sz w:val="24"/>
-                <w:szCs w:val="24"/>
-              </w:rPr>
-              <w:t>Văn</w:t>
-            </w:r>
-            <w:r>
-              <w:rPr>
-                <w:rFonts w:asciiTheme="majorHAnsi" w:hAnsiTheme="majorHAnsi" w:cstheme="majorHAnsi"/>
-                <w:spacing w:val="26"/>
-                <w:sz w:val="24"/>
-                <w:szCs w:val="24"/>
-              </w:rPr>
-              <w:t xml:space="preserve"> </w:t>
-            </w:r>
-            <w:r>
-              <w:rPr>
-                <w:rFonts w:asciiTheme="majorHAnsi" w:hAnsiTheme="majorHAnsi" w:cstheme="majorHAnsi"/>
-                <w:sz w:val="24"/>
-                <w:szCs w:val="24"/>
-              </w:rPr>
-              <w:t>bản này được hiểu là dẫn chiếu đến điều khoản sửa đổi, bổ sung tương ứng.</w:t>
-            </w:r>
-          </w:p>
-        </w:tc>
-      </w:tr>
-      <w:tr>
-        <w:trPr>
-          <w:trHeight w:val="979"/>
-        </w:trPr>
-        <w:tc>
-          <w:tcPr>
-            <w:tcW w:w="10710" w:type="dxa"/>
-            <w:gridSpan w:val="8"/>
-          </w:tcPr>
-          <w:p>
-            <w:pPr>
-              <w:pStyle w:val="TableParagraph"/>
-              <w:spacing w:before="68" w:line="266" w:lineRule="auto"/>
-              <w:ind w:left="725" w:right="69"/>
+            </w:pPr>
+            <w:r>
+              <w:rPr>
+                <w:rFonts w:asciiTheme="majorHAnsi" w:hAnsiTheme="majorHAnsi" w:cstheme="majorHAnsi"/>
+                <w:sz w:val="24"/>
+                <w:szCs w:val="24"/>
+                <w:lang w:val="en-US"/>
+              </w:rPr>
+              <w:t xml:space="preserve">1. Văn bản này có hiệu lực kể từ ngày ký. </w:t>
+            </w:r>
+          </w:p>
+          <w:p>
+            <w:pPr>
+              <w:pStyle w:val="TableParagraph"/>
+              <w:spacing w:before="27" w:line="290" w:lineRule="atLeast"/>
+              <w:ind w:left="725" w:right="720"/>
               <w:jc w:val="both"/>
               <w:rPr>
                 <w:rFonts w:asciiTheme="majorHAnsi" w:hAnsiTheme="majorHAnsi" w:cstheme="majorHAnsi"/>
                 <w:sz w:val="24"/>
                 <w:szCs w:val="24"/>
-              </w:rPr>
-            </w:pPr>
-            <w:r>
-              <w:rPr>
-                <w:rFonts w:asciiTheme="majorHAnsi" w:hAnsiTheme="majorHAnsi" w:cstheme="majorHAnsi"/>
-                <w:sz w:val="24"/>
-                <w:szCs w:val="24"/>
-              </w:rPr>
-              <w:t xml:space="preserve">3. Văn bản này là bộ phận kèm theo, không tách rời và có giá trị pháp lý theo Hợp đồng thế chấp số </w:t>
-            </w:r>
-            <w:r>
-              <w:rPr>
-                <w:b/>
-                <w:color w:val="1F497D" w:themeColor="text2"/>
-                <w:sz w:val="23"/>
-              </w:rPr>
-              <w:t>{{HDBD}} ngày {{HDBD_DATE}}</w:t>
-            </w:r>
-            <w:r>
-              <w:rPr>
-                <w:b/>
-                <w:color w:val="1F497D" w:themeColor="text2"/>
-                <w:sz w:val="23"/>
                 <w:lang w:val="en-US"/>
               </w:rPr>
-              <w:t xml:space="preserve"> </w:t>
-            </w:r>
-            <w:r>
-              <w:rPr>
-                <w:rFonts w:asciiTheme="majorHAnsi" w:hAnsiTheme="majorHAnsi" w:cstheme="majorHAnsi"/>
-                <w:sz w:val="24"/>
-                <w:szCs w:val="24"/>
-              </w:rPr>
-              <w:t>và các</w:t>
-            </w:r>
-            <w:r>
-              <w:rPr>
-                <w:rFonts w:asciiTheme="majorHAnsi" w:hAnsiTheme="majorHAnsi" w:cstheme="majorHAnsi"/>
-                <w:spacing w:val="40"/>
-                <w:sz w:val="24"/>
-                <w:szCs w:val="24"/>
-              </w:rPr>
-              <w:t xml:space="preserve"> </w:t>
-            </w:r>
-            <w:r>
-              <w:rPr>
-                <w:rFonts w:asciiTheme="majorHAnsi" w:hAnsiTheme="majorHAnsi" w:cstheme="majorHAnsi"/>
-                <w:sz w:val="24"/>
-                <w:szCs w:val="24"/>
-              </w:rPr>
-              <w:t>văn bản</w:t>
-            </w:r>
-            <w:r>
-              <w:rPr>
-                <w:rFonts w:asciiTheme="majorHAnsi" w:hAnsiTheme="majorHAnsi" w:cstheme="majorHAnsi"/>
-                <w:spacing w:val="40"/>
-                <w:sz w:val="24"/>
-                <w:szCs w:val="24"/>
-              </w:rPr>
-              <w:t xml:space="preserve"> </w:t>
-            </w:r>
-            <w:r>
-              <w:rPr>
-                <w:rFonts w:asciiTheme="majorHAnsi" w:hAnsiTheme="majorHAnsi" w:cstheme="majorHAnsi"/>
-                <w:sz w:val="24"/>
-                <w:szCs w:val="24"/>
-              </w:rPr>
-              <w:t>sửa đổi</w:t>
-            </w:r>
-            <w:r>
-              <w:rPr>
-                <w:rFonts w:asciiTheme="majorHAnsi" w:hAnsiTheme="majorHAnsi" w:cstheme="majorHAnsi"/>
-                <w:spacing w:val="40"/>
-                <w:sz w:val="24"/>
-                <w:szCs w:val="24"/>
-              </w:rPr>
-              <w:t xml:space="preserve"> </w:t>
-            </w:r>
-            <w:r>
-              <w:rPr>
-                <w:rFonts w:asciiTheme="majorHAnsi" w:hAnsiTheme="majorHAnsi" w:cstheme="majorHAnsi"/>
-                <w:sz w:val="24"/>
-                <w:szCs w:val="24"/>
-              </w:rPr>
-              <w:t xml:space="preserve">bổ sung kèm </w:t>
-            </w:r>
-            <w:r>
-              <w:rPr>
-                <w:rFonts w:asciiTheme="majorHAnsi" w:hAnsiTheme="majorHAnsi" w:cstheme="majorHAnsi"/>
-                <w:spacing w:val="-2"/>
-                <w:sz w:val="24"/>
-                <w:szCs w:val="24"/>
-              </w:rPr>
-              <w:t>theo.</w:t>
-            </w:r>
-          </w:p>
-        </w:tc>
-      </w:tr>
-      <w:tr>
-        <w:trPr>
-          <w:trHeight w:val="979"/>
-        </w:trPr>
-        <w:tc>
-          <w:tcPr>
-            <w:tcW w:w="10710" w:type="dxa"/>
-            <w:gridSpan w:val="8"/>
-          </w:tcPr>
-          <w:p>
-            <w:pPr>
-              <w:pStyle w:val="TableParagraph"/>
-              <w:spacing w:before="54" w:line="266" w:lineRule="auto"/>
-              <w:ind w:left="725" w:right="83"/>
+            </w:pPr>
+            <w:r>
+              <w:rPr>
+                <w:rFonts w:asciiTheme="majorHAnsi" w:hAnsiTheme="majorHAnsi" w:cstheme="majorHAnsi"/>
+                <w:sz w:val="24"/>
+                <w:szCs w:val="24"/>
+                <w:lang w:val="en-US"/>
+              </w:rPr>
+              <w:t xml:space="preserve">2. Ngoại trừ các điều khoản được sửa đổi, bổ sung tại Điều 1 Văn bản này, các điều khoản khác của Hợp đồng thế chấp số {{HDBD}} ngày {{HDBD_DATE}} là không thay đổi và vẫn giữ nguyên giá trị hiệu lực. </w:t>
+            </w:r>
+          </w:p>
+          <w:p>
+            <w:pPr>
+              <w:pStyle w:val="TableParagraph"/>
+              <w:spacing w:before="27" w:line="290" w:lineRule="atLeast"/>
+              <w:ind w:left="725" w:right="720"/>
               <w:jc w:val="both"/>
               <w:rPr>
                 <w:rFonts w:asciiTheme="majorHAnsi" w:hAnsiTheme="majorHAnsi" w:cstheme="majorHAnsi"/>
                 <w:sz w:val="24"/>
                 <w:szCs w:val="24"/>
-              </w:rPr>
-            </w:pPr>
-            <w:r>
-              <w:rPr>
-                <w:rFonts w:asciiTheme="majorHAnsi" w:hAnsiTheme="majorHAnsi" w:cstheme="majorHAnsi"/>
-                <w:sz w:val="24"/>
-                <w:szCs w:val="24"/>
-              </w:rPr>
-              <w:t xml:space="preserve">4. Các bên nghiêm túc tuân thủ, thực hiện các nội dung thỏa thuận Hợp đồng thế chấp số </w:t>
-            </w:r>
-            <w:r>
-              <w:rPr>
-                <w:b/>
-                <w:color w:val="1F497D" w:themeColor="text2"/>
-                <w:sz w:val="23"/>
-              </w:rPr>
-              <w:t>{{HDBD}} ngày {{HDBD_DATE}}</w:t>
-            </w:r>
-            <w:r>
-              <w:rPr>
-                <w:rFonts w:asciiTheme="majorHAnsi" w:hAnsiTheme="majorHAnsi" w:cstheme="majorHAnsi"/>
-                <w:sz w:val="24"/>
-                <w:szCs w:val="24"/>
-              </w:rPr>
-              <w:t>,</w:t>
-            </w:r>
-            <w:r>
-              <w:rPr>
-                <w:rFonts w:asciiTheme="majorHAnsi" w:hAnsiTheme="majorHAnsi" w:cstheme="majorHAnsi"/>
-                <w:spacing w:val="31"/>
-                <w:sz w:val="24"/>
-                <w:szCs w:val="24"/>
-              </w:rPr>
-              <w:t xml:space="preserve"> </w:t>
-            </w:r>
-            <w:r>
-              <w:rPr>
-                <w:rFonts w:asciiTheme="majorHAnsi" w:hAnsiTheme="majorHAnsi" w:cstheme="majorHAnsi"/>
-                <w:sz w:val="24"/>
-                <w:szCs w:val="24"/>
-              </w:rPr>
-              <w:t>các</w:t>
-            </w:r>
-            <w:r>
-              <w:rPr>
-                <w:rFonts w:asciiTheme="majorHAnsi" w:hAnsiTheme="majorHAnsi" w:cstheme="majorHAnsi"/>
-                <w:spacing w:val="29"/>
-                <w:sz w:val="24"/>
-                <w:szCs w:val="24"/>
-              </w:rPr>
-              <w:t xml:space="preserve"> </w:t>
-            </w:r>
-            <w:r>
-              <w:rPr>
-                <w:rFonts w:asciiTheme="majorHAnsi" w:hAnsiTheme="majorHAnsi" w:cstheme="majorHAnsi"/>
-                <w:sz w:val="24"/>
-                <w:szCs w:val="24"/>
-              </w:rPr>
-              <w:t>văn</w:t>
-            </w:r>
-            <w:r>
-              <w:rPr>
-                <w:rFonts w:asciiTheme="majorHAnsi" w:hAnsiTheme="majorHAnsi" w:cstheme="majorHAnsi"/>
-                <w:spacing w:val="30"/>
-                <w:sz w:val="24"/>
-                <w:szCs w:val="24"/>
-              </w:rPr>
-              <w:t xml:space="preserve"> </w:t>
-            </w:r>
-            <w:r>
-              <w:rPr>
-                <w:rFonts w:asciiTheme="majorHAnsi" w:hAnsiTheme="majorHAnsi" w:cstheme="majorHAnsi"/>
-                <w:sz w:val="24"/>
-                <w:szCs w:val="24"/>
-              </w:rPr>
-              <w:t>bản</w:t>
-            </w:r>
-            <w:r>
-              <w:rPr>
-                <w:rFonts w:asciiTheme="majorHAnsi" w:hAnsiTheme="majorHAnsi" w:cstheme="majorHAnsi"/>
-                <w:spacing w:val="31"/>
-                <w:sz w:val="24"/>
-                <w:szCs w:val="24"/>
-              </w:rPr>
-              <w:t xml:space="preserve"> </w:t>
-            </w:r>
-            <w:r>
-              <w:rPr>
-                <w:rFonts w:asciiTheme="majorHAnsi" w:hAnsiTheme="majorHAnsi" w:cstheme="majorHAnsi"/>
-                <w:sz w:val="24"/>
-                <w:szCs w:val="24"/>
-              </w:rPr>
-              <w:t>sửa</w:t>
-            </w:r>
-            <w:r>
-              <w:rPr>
-                <w:rFonts w:asciiTheme="majorHAnsi" w:hAnsiTheme="majorHAnsi" w:cstheme="majorHAnsi"/>
-                <w:spacing w:val="29"/>
-                <w:sz w:val="24"/>
-                <w:szCs w:val="24"/>
-              </w:rPr>
-              <w:t xml:space="preserve"> </w:t>
-            </w:r>
-            <w:r>
-              <w:rPr>
-                <w:rFonts w:asciiTheme="majorHAnsi" w:hAnsiTheme="majorHAnsi" w:cstheme="majorHAnsi"/>
-                <w:sz w:val="24"/>
-                <w:szCs w:val="24"/>
-              </w:rPr>
-              <w:t>đổi bổ</w:t>
-            </w:r>
-            <w:r>
-              <w:rPr>
-                <w:rFonts w:asciiTheme="majorHAnsi" w:hAnsiTheme="majorHAnsi" w:cstheme="majorHAnsi"/>
-                <w:spacing w:val="30"/>
-                <w:sz w:val="24"/>
-                <w:szCs w:val="24"/>
-              </w:rPr>
-              <w:t xml:space="preserve"> </w:t>
-            </w:r>
-            <w:r>
-              <w:rPr>
-                <w:rFonts w:asciiTheme="majorHAnsi" w:hAnsiTheme="majorHAnsi" w:cstheme="majorHAnsi"/>
-                <w:sz w:val="24"/>
-                <w:szCs w:val="24"/>
-              </w:rPr>
-              <w:t>sung kèm</w:t>
-            </w:r>
-            <w:r>
-              <w:rPr>
-                <w:rFonts w:asciiTheme="majorHAnsi" w:hAnsiTheme="majorHAnsi" w:cstheme="majorHAnsi"/>
-                <w:spacing w:val="30"/>
-                <w:sz w:val="24"/>
-                <w:szCs w:val="24"/>
-              </w:rPr>
-              <w:t xml:space="preserve"> </w:t>
-            </w:r>
-            <w:r>
-              <w:rPr>
-                <w:rFonts w:asciiTheme="majorHAnsi" w:hAnsiTheme="majorHAnsi" w:cstheme="majorHAnsi"/>
-                <w:sz w:val="24"/>
-                <w:szCs w:val="24"/>
-              </w:rPr>
-              <w:t>theo</w:t>
-            </w:r>
-            <w:r>
-              <w:rPr>
-                <w:rFonts w:asciiTheme="majorHAnsi" w:hAnsiTheme="majorHAnsi" w:cstheme="majorHAnsi"/>
-                <w:spacing w:val="28"/>
-                <w:sz w:val="24"/>
-                <w:szCs w:val="24"/>
-              </w:rPr>
-              <w:t xml:space="preserve"> </w:t>
-            </w:r>
-            <w:r>
-              <w:rPr>
-                <w:rFonts w:asciiTheme="majorHAnsi" w:hAnsiTheme="majorHAnsi" w:cstheme="majorHAnsi"/>
-                <w:sz w:val="24"/>
-                <w:szCs w:val="24"/>
-              </w:rPr>
-              <w:t>và</w:t>
-            </w:r>
-            <w:r>
-              <w:rPr>
-                <w:rFonts w:asciiTheme="majorHAnsi" w:hAnsiTheme="majorHAnsi" w:cstheme="majorHAnsi"/>
-                <w:spacing w:val="29"/>
-                <w:sz w:val="24"/>
-                <w:szCs w:val="24"/>
-              </w:rPr>
-              <w:t xml:space="preserve"> </w:t>
-            </w:r>
-            <w:r>
-              <w:rPr>
-                <w:rFonts w:asciiTheme="majorHAnsi" w:hAnsiTheme="majorHAnsi" w:cstheme="majorHAnsi"/>
-                <w:sz w:val="24"/>
-                <w:szCs w:val="24"/>
-              </w:rPr>
-              <w:t>các nội dung được sửa đổi, bổ sung tại Văn bản này.</w:t>
-            </w:r>
-          </w:p>
-        </w:tc>
-      </w:tr>
-      <w:tr>
-        <w:trPr>
-          <w:trHeight w:val="626"/>
-        </w:trPr>
-        <w:tc>
-          <w:tcPr>
-            <w:tcW w:w="10710" w:type="dxa"/>
-            <w:gridSpan w:val="8"/>
-          </w:tcPr>
+                <w:lang w:val="en-US"/>
+              </w:rPr>
+            </w:pPr>
+            <w:r>
+              <w:rPr>
+                <w:rFonts w:asciiTheme="majorHAnsi" w:hAnsiTheme="majorHAnsi" w:cstheme="majorHAnsi"/>
+                <w:sz w:val="24"/>
+                <w:szCs w:val="24"/>
+                <w:lang w:val="en-US"/>
+              </w:rPr>
+              <w:t xml:space="preserve">Các văn bản, hợp đồng đã dẫn chiếu đến điều khoản tại Hợp đồng thế chấp số {{HDBD}} ngày {{HDBD_DATE}} đã được sửa đổi, bổ sung theo Điều 1 Văn bản này được hiểu là dẫn chiếu đến điều khoản sửa đổi, bổ sung tương ứng. </w:t>
+            </w:r>
+          </w:p>
           <w:p>
             <w:pPr>
               <w:pStyle w:val="TableParagraph"/>
               <w:spacing w:before="27" w:line="290" w:lineRule="atLeast"/>
-              <w:ind w:left="725" w:right="140"/>
-              <w:rPr>
-                <w:rFonts w:asciiTheme="majorHAnsi" w:hAnsiTheme="majorHAnsi" w:cstheme="majorHAnsi"/>
-                <w:sz w:val="24"/>
-                <w:szCs w:val="24"/>
-              </w:rPr>
-            </w:pPr>
-            <w:r>
-              <w:rPr>
-                <w:rFonts w:asciiTheme="majorHAnsi" w:hAnsiTheme="majorHAnsi" w:cstheme="majorHAnsi"/>
-                <w:sz w:val="24"/>
-                <w:szCs w:val="24"/>
-              </w:rPr>
-              <w:t>5. Văn bản này được lập thành 03 bản chính, có giá trị pháp lý như nhau: Ngân hàng giữ</w:t>
-            </w:r>
-            <w:r>
-              <w:rPr>
-                <w:rFonts w:asciiTheme="majorHAnsi" w:hAnsiTheme="majorHAnsi" w:cstheme="majorHAnsi"/>
-                <w:spacing w:val="80"/>
-                <w:sz w:val="24"/>
-                <w:szCs w:val="24"/>
-              </w:rPr>
-              <w:t xml:space="preserve"> </w:t>
-            </w:r>
-            <w:r>
-              <w:rPr>
-                <w:rFonts w:asciiTheme="majorHAnsi" w:hAnsiTheme="majorHAnsi" w:cstheme="majorHAnsi"/>
-                <w:sz w:val="24"/>
-                <w:szCs w:val="24"/>
-              </w:rPr>
-              <w:t>02 bản, Bên thế chấp giữ 01 bản.</w:t>
-            </w:r>
+              <w:ind w:left="725" w:right="720"/>
+              <w:jc w:val="both"/>
+              <w:rPr>
+                <w:rFonts w:asciiTheme="majorHAnsi" w:hAnsiTheme="majorHAnsi" w:cstheme="majorHAnsi"/>
+                <w:sz w:val="24"/>
+                <w:szCs w:val="24"/>
+                <w:lang w:val="en-US"/>
+              </w:rPr>
+            </w:pPr>
+            <w:r>
+              <w:rPr>
+                <w:rFonts w:asciiTheme="majorHAnsi" w:hAnsiTheme="majorHAnsi" w:cstheme="majorHAnsi"/>
+                <w:sz w:val="24"/>
+                <w:szCs w:val="24"/>
+                <w:lang w:val="en-US"/>
+              </w:rPr>
+              <w:t xml:space="preserve">3. Văn bản này là bộ phận kèm theo, không tách rời và có giá trị pháp lý theo Hợp đồng thế chấp số {{HDBD}} ngày {{HDBD_DATE}} và các văn bản sửa đổi bổ sung kèm theo. </w:t>
+            </w:r>
+          </w:p>
+          <w:p>
+            <w:pPr>
+              <w:pStyle w:val="TableParagraph"/>
+              <w:spacing w:before="27" w:line="290" w:lineRule="atLeast"/>
+              <w:ind w:left="725" w:right="720"/>
+              <w:jc w:val="both"/>
+              <w:rPr>
+                <w:rFonts w:asciiTheme="majorHAnsi" w:hAnsiTheme="majorHAnsi" w:cstheme="majorHAnsi"/>
+                <w:sz w:val="24"/>
+                <w:szCs w:val="24"/>
+                <w:lang w:val="en-US"/>
+              </w:rPr>
+            </w:pPr>
+            <w:r>
+              <w:rPr>
+                <w:rFonts w:asciiTheme="majorHAnsi" w:hAnsiTheme="majorHAnsi" w:cstheme="majorHAnsi"/>
+                <w:sz w:val="24"/>
+                <w:szCs w:val="24"/>
+                <w:lang w:val="en-US"/>
+              </w:rPr>
+              <w:t xml:space="preserve">4. Các bên nghiêm túc tuân thủ, thực hiện các nội dung thỏa thuận Hợp đồng thế chấp số {{HDBD}} ngày {{HDBD_DATE}}, các văn bản sửa đổi bổ sung kèm theo và các nội dung được sửa đổi, bổ sung tại Văn bản này. </w:t>
+            </w:r>
+          </w:p>
+          <w:p>
+            <w:pPr>
+              <w:pStyle w:val="TableParagraph"/>
+              <w:spacing w:before="27" w:line="290" w:lineRule="atLeast"/>
+              <w:ind w:left="725" w:right="720"/>
+              <w:jc w:val="both"/>
+              <w:rPr>
+                <w:rFonts w:asciiTheme="majorHAnsi" w:hAnsiTheme="majorHAnsi" w:cstheme="majorHAnsi"/>
+                <w:sz w:val="24"/>
+                <w:szCs w:val="24"/>
+                <w:lang w:val="en-US"/>
+              </w:rPr>
+            </w:pPr>
+            <w:r>
+              <w:rPr>
+                <w:rFonts w:asciiTheme="majorHAnsi" w:hAnsiTheme="majorHAnsi" w:cstheme="majorHAnsi"/>
+                <w:sz w:val="24"/>
+                <w:szCs w:val="24"/>
+                <w:lang w:val="en-US"/>
+              </w:rPr>
+              <w:t>5. Văn bản này được lập thành 03 bản chính, có giá trị pháp lý như nhau: Ngân hàng giữ 02 bản, Bên thế chấp giữ 01 bản.</w:t>
+            </w:r>
+          </w:p>
+          <w:p>
+            <w:pPr>
+              <w:pStyle w:val="TableParagraph"/>
+              <w:spacing w:before="27" w:line="290" w:lineRule="atLeast"/>
+              <w:ind w:left="725" w:right="720"/>
+              <w:rPr>
+                <w:rFonts w:asciiTheme="majorHAnsi" w:hAnsiTheme="majorHAnsi" w:cstheme="majorHAnsi"/>
+                <w:sz w:val="24"/>
+                <w:szCs w:val="24"/>
+              </w:rPr>
+            </w:pPr>
           </w:p>
         </w:tc>
       </w:tr>
@@ -8211,14 +7726,23 @@
             <w:pPr>
               <w:pStyle w:val="TableParagraph"/>
               <w:spacing w:before="77" w:line="210" w:lineRule="exact"/>
-              <w:jc w:val="center"/>
-              <w:rPr>
-                <w:rFonts w:asciiTheme="majorHAnsi" w:hAnsiTheme="majorHAnsi" w:cstheme="majorHAnsi"/>
-                <w:b/>
-                <w:sz w:val="24"/>
-                <w:szCs w:val="24"/>
-              </w:rPr>
-            </w:pPr>
+              <w:rPr>
+                <w:rFonts w:asciiTheme="majorHAnsi" w:hAnsiTheme="majorHAnsi" w:cstheme="majorHAnsi"/>
+                <w:b/>
+                <w:sz w:val="24"/>
+                <w:szCs w:val="24"/>
+              </w:rPr>
+            </w:pPr>
+            <w:r>
+              <w:rPr>
+                <w:rFonts w:asciiTheme="majorHAnsi" w:hAnsiTheme="majorHAnsi" w:cstheme="majorHAnsi"/>
+                <w:b/>
+                <w:sz w:val="24"/>
+                <w:szCs w:val="24"/>
+                <w:lang w:val="en-US"/>
+              </w:rPr>
+              <w:t xml:space="preserve">          </w:t>
+            </w:r>
             <w:r>
               <w:rPr>
                 <w:rFonts w:asciiTheme="majorHAnsi" w:hAnsiTheme="majorHAnsi" w:cstheme="majorHAnsi"/>

--- a/src/main/resources/templates/NhapKho/phu-luc-hop-dong-thue-chap-vinfast.docx
+++ b/src/main/resources/templates/NhapKho/phu-luc-hop-dong-thue-chap-vinfast.docx
@@ -642,7 +642,9 @@
               <w:rPr>
                 <w:rFonts w:asciiTheme="majorHAnsi" w:hAnsiTheme="majorHAnsi" w:cstheme="majorHAnsi"/>
                 <w:b/>
-                <w:sz w:val="23"/>
+                <w:color w:val="1F497D" w:themeColor="text2"/>
+                <w:sz w:val="23"/>
+                <w:lang w:val="en-US"/>
               </w:rPr>
             </w:pPr>
             <w:r>
@@ -660,8 +662,19 @@
                 <w:b/>
                 <w:color w:val="1F497D" w:themeColor="text2"/>
                 <w:sz w:val="23"/>
-              </w:rPr>
-              <w:t>{{HDBD}}</w:t>
+                <w:lang w:val="en-US"/>
+              </w:rPr>
+              <w:t xml:space="preserve"> </w:t>
+            </w:r>
+            <w:r>
+              <w:rPr>
+                <w:rFonts w:asciiTheme="majorHAnsi" w:hAnsiTheme="majorHAnsi" w:cstheme="majorHAnsi"/>
+                <w:b/>
+                <w:color w:val="1F497D" w:themeColor="text2"/>
+                <w:sz w:val="23"/>
+                <w:lang w:val="en-US"/>
+              </w:rPr>
+              <w:t>{{HDBDCT}}</w:t>
             </w:r>
           </w:p>
         </w:tc>
@@ -8465,7 +8478,6 @@
   <w:style w:type="character" w:default="1" w:styleId="DefaultParagraphFont">
     <w:name w:val="Default Paragraph Font"/>
     <w:uiPriority w:val="1"/>
-    <w:semiHidden/>
     <w:unhideWhenUsed/>
   </w:style>
   <w:style w:type="table" w:default="1" w:styleId="TableNormal">
